--- a/docs/tables/entire/sec10_lm_d365_c30.docx
+++ b/docs/tables/entire/sec10_lm_d365_c30.docx
@@ -2043,113 +2043,113 @@
                 <w:szCs w:val="22"/>
                 <w:color w:val="000000"/>
               </w:rPr>
-              <w:t xml:space="preserve">-4.3</w:t>
-            </w:r>
-          </w:p>
-        </w:tc>
-        <w:tc>
-          <w:tcPr>
-            <w:tcBorders>
-              <w:bottom w:val="none" w:sz="0" w:space="0" w:color="000000"/>
-              <w:top w:val="none" w:sz="0" w:space="0" w:color="000000"/>
-              <w:left w:val="none" w:sz="0" w:space="0" w:color="000000"/>
-              <w:right w:val="none" w:sz="0" w:space="0" w:color="000000"/>
-            </w:tcBorders>
-            <w:shd w:val="clear" w:color="auto" w:fill="FFFFFF"/>
-            <w:tcMar>
-              <w:top w:w="0" w:type="dxa"/>
-              <w:bottom w:w="0" w:type="dxa"/>
-              <w:left w:w="0" w:type="dxa"/>
-              <w:right w:w="0" w:type="dxa"/>
-            </w:tcMar>
-            <w:vAlign w:val="top"/>
-          </w:tcPr>
-          <w:p>
-            <w:pPr>
-              <w:pStyle w:val="Normal"/>
-              <w:jc w:val="center"/>
-              <w:pBdr>
-                <w:bottom w:val="none" w:sz="0" w:space="0" w:color="000000"/>
-                <w:top w:val="none" w:sz="0" w:space="0" w:color="000000"/>
-                <w:left w:val="none" w:sz="0" w:space="0" w:color="000000"/>
-                <w:right w:val="none" w:sz="0" w:space="0" w:color="000000"/>
-              </w:pBdr>
-              <w:spacing w:after="100" w:before="100" w:line="240"/>
-              <w:ind w:left="100" w:right="100" w:firstLine="0" w:firstLineChars="0"/>
-              <w:rPr>
-                <w:rFonts w:ascii="Helvetica" w:hAnsi="Helvetica" w:eastAsia="Helvetica" w:cs="Helvetica"/>
-                <w:i w:val="false"/>
-                <w:b w:val="false"/>
-                <w:u w:val="none"/>
-                <w:sz w:val="22"/>
-                <w:szCs w:val="22"/>
-                <w:color w:val="000000"/>
-              </w:rPr>
-            </w:pPr>
-            <w:r>
-              <w:rPr>
-                <w:rFonts w:ascii="Helvetica" w:hAnsi="Helvetica" w:eastAsia="Helvetica" w:cs="Helvetica"/>
-                <w:i w:val="false"/>
-                <w:b w:val="false"/>
-                <w:u w:val="none"/>
-                <w:sz w:val="22"/>
-                <w:szCs w:val="22"/>
-                <w:color w:val="000000"/>
-              </w:rPr>
-              <w:t xml:space="preserve">-7.7, -0.89</w:t>
-            </w:r>
-          </w:p>
-        </w:tc>
-        <w:tc>
-          <w:tcPr>
-            <w:tcBorders>
-              <w:bottom w:val="none" w:sz="0" w:space="0" w:color="000000"/>
-              <w:top w:val="none" w:sz="0" w:space="0" w:color="000000"/>
-              <w:left w:val="none" w:sz="0" w:space="0" w:color="000000"/>
-              <w:right w:val="none" w:sz="0" w:space="0" w:color="000000"/>
-            </w:tcBorders>
-            <w:shd w:val="clear" w:color="auto" w:fill="FFFFFF"/>
-            <w:tcMar>
-              <w:top w:w="0" w:type="dxa"/>
-              <w:bottom w:w="0" w:type="dxa"/>
-              <w:left w:w="0" w:type="dxa"/>
-              <w:right w:w="0" w:type="dxa"/>
-            </w:tcMar>
-            <w:vAlign w:val="top"/>
-          </w:tcPr>
-          <w:p>
-            <w:pPr>
-              <w:pStyle w:val="Normal"/>
-              <w:jc w:val="center"/>
-              <w:pBdr>
-                <w:bottom w:val="none" w:sz="0" w:space="0" w:color="000000"/>
-                <w:top w:val="none" w:sz="0" w:space="0" w:color="000000"/>
-                <w:left w:val="none" w:sz="0" w:space="0" w:color="000000"/>
-                <w:right w:val="none" w:sz="0" w:space="0" w:color="000000"/>
-              </w:pBdr>
-              <w:spacing w:after="100" w:before="100" w:line="240"/>
-              <w:ind w:left="100" w:right="100" w:firstLine="0" w:firstLineChars="0"/>
-              <w:rPr>
-                <w:rFonts w:ascii="Helvetica" w:hAnsi="Helvetica" w:eastAsia="Helvetica" w:cs="Helvetica"/>
-                <w:i w:val="false"/>
-                <w:b w:val="false"/>
-                <w:u w:val="none"/>
-                <w:sz w:val="22"/>
-                <w:szCs w:val="22"/>
-                <w:color w:val="000000"/>
-              </w:rPr>
-            </w:pPr>
-            <w:r>
-              <w:rPr>
-                <w:rFonts w:ascii="Helvetica" w:hAnsi="Helvetica" w:eastAsia="Helvetica" w:cs="Helvetica"/>
-                <w:i w:val="false"/>
-                <w:b w:val="false"/>
-                <w:u w:val="none"/>
-                <w:sz w:val="22"/>
-                <w:szCs w:val="22"/>
-                <w:color w:val="000000"/>
-              </w:rPr>
-              <w:t xml:space="preserve">0.014</w:t>
+              <w:t xml:space="preserve">-1.8</w:t>
+            </w:r>
+          </w:p>
+        </w:tc>
+        <w:tc>
+          <w:tcPr>
+            <w:tcBorders>
+              <w:bottom w:val="none" w:sz="0" w:space="0" w:color="000000"/>
+              <w:top w:val="none" w:sz="0" w:space="0" w:color="000000"/>
+              <w:left w:val="none" w:sz="0" w:space="0" w:color="000000"/>
+              <w:right w:val="none" w:sz="0" w:space="0" w:color="000000"/>
+            </w:tcBorders>
+            <w:shd w:val="clear" w:color="auto" w:fill="FFFFFF"/>
+            <w:tcMar>
+              <w:top w:w="0" w:type="dxa"/>
+              <w:bottom w:w="0" w:type="dxa"/>
+              <w:left w:w="0" w:type="dxa"/>
+              <w:right w:w="0" w:type="dxa"/>
+            </w:tcMar>
+            <w:vAlign w:val="top"/>
+          </w:tcPr>
+          <w:p>
+            <w:pPr>
+              <w:pStyle w:val="Normal"/>
+              <w:jc w:val="center"/>
+              <w:pBdr>
+                <w:bottom w:val="none" w:sz="0" w:space="0" w:color="000000"/>
+                <w:top w:val="none" w:sz="0" w:space="0" w:color="000000"/>
+                <w:left w:val="none" w:sz="0" w:space="0" w:color="000000"/>
+                <w:right w:val="none" w:sz="0" w:space="0" w:color="000000"/>
+              </w:pBdr>
+              <w:spacing w:after="100" w:before="100" w:line="240"/>
+              <w:ind w:left="100" w:right="100" w:firstLine="0" w:firstLineChars="0"/>
+              <w:rPr>
+                <w:rFonts w:ascii="Helvetica" w:hAnsi="Helvetica" w:eastAsia="Helvetica" w:cs="Helvetica"/>
+                <w:i w:val="false"/>
+                <w:b w:val="false"/>
+                <w:u w:val="none"/>
+                <w:sz w:val="22"/>
+                <w:szCs w:val="22"/>
+                <w:color w:val="000000"/>
+              </w:rPr>
+            </w:pPr>
+            <w:r>
+              <w:rPr>
+                <w:rFonts w:ascii="Helvetica" w:hAnsi="Helvetica" w:eastAsia="Helvetica" w:cs="Helvetica"/>
+                <w:i w:val="false"/>
+                <w:b w:val="false"/>
+                <w:u w:val="none"/>
+                <w:sz w:val="22"/>
+                <w:szCs w:val="22"/>
+                <w:color w:val="000000"/>
+              </w:rPr>
+              <w:t xml:space="preserve">-4.9, 1.4</w:t>
+            </w:r>
+          </w:p>
+        </w:tc>
+        <w:tc>
+          <w:tcPr>
+            <w:tcBorders>
+              <w:bottom w:val="none" w:sz="0" w:space="0" w:color="000000"/>
+              <w:top w:val="none" w:sz="0" w:space="0" w:color="000000"/>
+              <w:left w:val="none" w:sz="0" w:space="0" w:color="000000"/>
+              <w:right w:val="none" w:sz="0" w:space="0" w:color="000000"/>
+            </w:tcBorders>
+            <w:shd w:val="clear" w:color="auto" w:fill="FFFFFF"/>
+            <w:tcMar>
+              <w:top w:w="0" w:type="dxa"/>
+              <w:bottom w:w="0" w:type="dxa"/>
+              <w:left w:w="0" w:type="dxa"/>
+              <w:right w:w="0" w:type="dxa"/>
+            </w:tcMar>
+            <w:vAlign w:val="top"/>
+          </w:tcPr>
+          <w:p>
+            <w:pPr>
+              <w:pStyle w:val="Normal"/>
+              <w:jc w:val="center"/>
+              <w:pBdr>
+                <w:bottom w:val="none" w:sz="0" w:space="0" w:color="000000"/>
+                <w:top w:val="none" w:sz="0" w:space="0" w:color="000000"/>
+                <w:left w:val="none" w:sz="0" w:space="0" w:color="000000"/>
+                <w:right w:val="none" w:sz="0" w:space="0" w:color="000000"/>
+              </w:pBdr>
+              <w:spacing w:after="100" w:before="100" w:line="240"/>
+              <w:ind w:left="100" w:right="100" w:firstLine="0" w:firstLineChars="0"/>
+              <w:rPr>
+                <w:rFonts w:ascii="Helvetica" w:hAnsi="Helvetica" w:eastAsia="Helvetica" w:cs="Helvetica"/>
+                <w:i w:val="false"/>
+                <w:b w:val="false"/>
+                <w:u w:val="none"/>
+                <w:sz w:val="22"/>
+                <w:szCs w:val="22"/>
+                <w:color w:val="000000"/>
+              </w:rPr>
+            </w:pPr>
+            <w:r>
+              <w:rPr>
+                <w:rFonts w:ascii="Helvetica" w:hAnsi="Helvetica" w:eastAsia="Helvetica" w:cs="Helvetica"/>
+                <w:i w:val="false"/>
+                <w:b w:val="false"/>
+                <w:u w:val="none"/>
+                <w:sz w:val="22"/>
+                <w:szCs w:val="22"/>
+                <w:color w:val="000000"/>
+              </w:rPr>
+              <w:t xml:space="preserve">0.270</w:t>
             </w:r>
           </w:p>
         </w:tc>
@@ -2526,113 +2526,113 @@
                 <w:szCs w:val="22"/>
                 <w:color w:val="000000"/>
               </w:rPr>
-              <w:t xml:space="preserve">-0.13</w:t>
-            </w:r>
-          </w:p>
-        </w:tc>
-        <w:tc>
-          <w:tcPr>
-            <w:tcBorders>
-              <w:bottom w:val="none" w:sz="0" w:space="0" w:color="000000"/>
-              <w:top w:val="none" w:sz="0" w:space="0" w:color="000000"/>
-              <w:left w:val="none" w:sz="0" w:space="0" w:color="000000"/>
-              <w:right w:val="none" w:sz="0" w:space="0" w:color="000000"/>
-            </w:tcBorders>
-            <w:shd w:val="clear" w:color="auto" w:fill="FFFFFF"/>
-            <w:tcMar>
-              <w:top w:w="0" w:type="dxa"/>
-              <w:bottom w:w="0" w:type="dxa"/>
-              <w:left w:w="0" w:type="dxa"/>
-              <w:right w:w="0" w:type="dxa"/>
-            </w:tcMar>
-            <w:vAlign w:val="top"/>
-          </w:tcPr>
-          <w:p>
-            <w:pPr>
-              <w:pStyle w:val="Normal"/>
-              <w:jc w:val="center"/>
-              <w:pBdr>
-                <w:bottom w:val="none" w:sz="0" w:space="0" w:color="000000"/>
-                <w:top w:val="none" w:sz="0" w:space="0" w:color="000000"/>
-                <w:left w:val="none" w:sz="0" w:space="0" w:color="000000"/>
-                <w:right w:val="none" w:sz="0" w:space="0" w:color="000000"/>
-              </w:pBdr>
-              <w:spacing w:after="100" w:before="100" w:line="240"/>
-              <w:ind w:left="100" w:right="100" w:firstLine="0" w:firstLineChars="0"/>
-              <w:rPr>
-                <w:rFonts w:ascii="Helvetica" w:hAnsi="Helvetica" w:eastAsia="Helvetica" w:cs="Helvetica"/>
-                <w:i w:val="false"/>
-                <w:b w:val="false"/>
-                <w:u w:val="none"/>
-                <w:sz w:val="22"/>
-                <w:szCs w:val="22"/>
-                <w:color w:val="000000"/>
-              </w:rPr>
-            </w:pPr>
-            <w:r>
-              <w:rPr>
-                <w:rFonts w:ascii="Helvetica" w:hAnsi="Helvetica" w:eastAsia="Helvetica" w:cs="Helvetica"/>
-                <w:i w:val="false"/>
-                <w:b w:val="false"/>
-                <w:u w:val="none"/>
-                <w:sz w:val="22"/>
-                <w:szCs w:val="22"/>
-                <w:color w:val="000000"/>
-              </w:rPr>
-              <w:t xml:space="preserve">-0.25, 0.00</w:t>
-            </w:r>
-          </w:p>
-        </w:tc>
-        <w:tc>
-          <w:tcPr>
-            <w:tcBorders>
-              <w:bottom w:val="none" w:sz="0" w:space="0" w:color="000000"/>
-              <w:top w:val="none" w:sz="0" w:space="0" w:color="000000"/>
-              <w:left w:val="none" w:sz="0" w:space="0" w:color="000000"/>
-              <w:right w:val="none" w:sz="0" w:space="0" w:color="000000"/>
-            </w:tcBorders>
-            <w:shd w:val="clear" w:color="auto" w:fill="FFFFFF"/>
-            <w:tcMar>
-              <w:top w:w="0" w:type="dxa"/>
-              <w:bottom w:w="0" w:type="dxa"/>
-              <w:left w:w="0" w:type="dxa"/>
-              <w:right w:w="0" w:type="dxa"/>
-            </w:tcMar>
-            <w:vAlign w:val="top"/>
-          </w:tcPr>
-          <w:p>
-            <w:pPr>
-              <w:pStyle w:val="Normal"/>
-              <w:jc w:val="center"/>
-              <w:pBdr>
-                <w:bottom w:val="none" w:sz="0" w:space="0" w:color="000000"/>
-                <w:top w:val="none" w:sz="0" w:space="0" w:color="000000"/>
-                <w:left w:val="none" w:sz="0" w:space="0" w:color="000000"/>
-                <w:right w:val="none" w:sz="0" w:space="0" w:color="000000"/>
-              </w:pBdr>
-              <w:spacing w:after="100" w:before="100" w:line="240"/>
-              <w:ind w:left="100" w:right="100" w:firstLine="0" w:firstLineChars="0"/>
-              <w:rPr>
-                <w:rFonts w:ascii="Helvetica" w:hAnsi="Helvetica" w:eastAsia="Helvetica" w:cs="Helvetica"/>
-                <w:i w:val="false"/>
-                <w:b w:val="false"/>
-                <w:u w:val="none"/>
-                <w:sz w:val="22"/>
-                <w:szCs w:val="22"/>
-                <w:color w:val="000000"/>
-              </w:rPr>
-            </w:pPr>
-            <w:r>
-              <w:rPr>
-                <w:rFonts w:ascii="Helvetica" w:hAnsi="Helvetica" w:eastAsia="Helvetica" w:cs="Helvetica"/>
-                <w:i w:val="false"/>
-                <w:b w:val="false"/>
-                <w:u w:val="none"/>
-                <w:sz w:val="22"/>
-                <w:szCs w:val="22"/>
-                <w:color w:val="000000"/>
-              </w:rPr>
-              <w:t xml:space="preserve">0.058</w:t>
+              <w:t xml:space="preserve">-0.17</w:t>
+            </w:r>
+          </w:p>
+        </w:tc>
+        <w:tc>
+          <w:tcPr>
+            <w:tcBorders>
+              <w:bottom w:val="none" w:sz="0" w:space="0" w:color="000000"/>
+              <w:top w:val="none" w:sz="0" w:space="0" w:color="000000"/>
+              <w:left w:val="none" w:sz="0" w:space="0" w:color="000000"/>
+              <w:right w:val="none" w:sz="0" w:space="0" w:color="000000"/>
+            </w:tcBorders>
+            <w:shd w:val="clear" w:color="auto" w:fill="FFFFFF"/>
+            <w:tcMar>
+              <w:top w:w="0" w:type="dxa"/>
+              <w:bottom w:w="0" w:type="dxa"/>
+              <w:left w:w="0" w:type="dxa"/>
+              <w:right w:w="0" w:type="dxa"/>
+            </w:tcMar>
+            <w:vAlign w:val="top"/>
+          </w:tcPr>
+          <w:p>
+            <w:pPr>
+              <w:pStyle w:val="Normal"/>
+              <w:jc w:val="center"/>
+              <w:pBdr>
+                <w:bottom w:val="none" w:sz="0" w:space="0" w:color="000000"/>
+                <w:top w:val="none" w:sz="0" w:space="0" w:color="000000"/>
+                <w:left w:val="none" w:sz="0" w:space="0" w:color="000000"/>
+                <w:right w:val="none" w:sz="0" w:space="0" w:color="000000"/>
+              </w:pBdr>
+              <w:spacing w:after="100" w:before="100" w:line="240"/>
+              <w:ind w:left="100" w:right="100" w:firstLine="0" w:firstLineChars="0"/>
+              <w:rPr>
+                <w:rFonts w:ascii="Helvetica" w:hAnsi="Helvetica" w:eastAsia="Helvetica" w:cs="Helvetica"/>
+                <w:i w:val="false"/>
+                <w:b w:val="false"/>
+                <w:u w:val="none"/>
+                <w:sz w:val="22"/>
+                <w:szCs w:val="22"/>
+                <w:color w:val="000000"/>
+              </w:rPr>
+            </w:pPr>
+            <w:r>
+              <w:rPr>
+                <w:rFonts w:ascii="Helvetica" w:hAnsi="Helvetica" w:eastAsia="Helvetica" w:cs="Helvetica"/>
+                <w:i w:val="false"/>
+                <w:b w:val="false"/>
+                <w:u w:val="none"/>
+                <w:sz w:val="22"/>
+                <w:szCs w:val="22"/>
+                <w:color w:val="000000"/>
+              </w:rPr>
+              <w:t xml:space="preserve">-0.30, -0.04</w:t>
+            </w:r>
+          </w:p>
+        </w:tc>
+        <w:tc>
+          <w:tcPr>
+            <w:tcBorders>
+              <w:bottom w:val="none" w:sz="0" w:space="0" w:color="000000"/>
+              <w:top w:val="none" w:sz="0" w:space="0" w:color="000000"/>
+              <w:left w:val="none" w:sz="0" w:space="0" w:color="000000"/>
+              <w:right w:val="none" w:sz="0" w:space="0" w:color="000000"/>
+            </w:tcBorders>
+            <w:shd w:val="clear" w:color="auto" w:fill="FFFFFF"/>
+            <w:tcMar>
+              <w:top w:w="0" w:type="dxa"/>
+              <w:bottom w:w="0" w:type="dxa"/>
+              <w:left w:w="0" w:type="dxa"/>
+              <w:right w:w="0" w:type="dxa"/>
+            </w:tcMar>
+            <w:vAlign w:val="top"/>
+          </w:tcPr>
+          <w:p>
+            <w:pPr>
+              <w:pStyle w:val="Normal"/>
+              <w:jc w:val="center"/>
+              <w:pBdr>
+                <w:bottom w:val="none" w:sz="0" w:space="0" w:color="000000"/>
+                <w:top w:val="none" w:sz="0" w:space="0" w:color="000000"/>
+                <w:left w:val="none" w:sz="0" w:space="0" w:color="000000"/>
+                <w:right w:val="none" w:sz="0" w:space="0" w:color="000000"/>
+              </w:pBdr>
+              <w:spacing w:after="100" w:before="100" w:line="240"/>
+              <w:ind w:left="100" w:right="100" w:firstLine="0" w:firstLineChars="0"/>
+              <w:rPr>
+                <w:rFonts w:ascii="Helvetica" w:hAnsi="Helvetica" w:eastAsia="Helvetica" w:cs="Helvetica"/>
+                <w:i w:val="false"/>
+                <w:b w:val="false"/>
+                <w:u w:val="none"/>
+                <w:sz w:val="22"/>
+                <w:szCs w:val="22"/>
+                <w:color w:val="000000"/>
+              </w:rPr>
+            </w:pPr>
+            <w:r>
+              <w:rPr>
+                <w:rFonts w:ascii="Helvetica" w:hAnsi="Helvetica" w:eastAsia="Helvetica" w:cs="Helvetica"/>
+                <w:i w:val="false"/>
+                <w:b w:val="false"/>
+                <w:u w:val="none"/>
+                <w:sz w:val="22"/>
+                <w:szCs w:val="22"/>
+                <w:color w:val="000000"/>
+              </w:rPr>
+              <w:t xml:space="preserve">0.009</w:t>
             </w:r>
           </w:p>
         </w:tc>
@@ -3975,113 +3975,113 @@
                 <w:szCs w:val="22"/>
                 <w:color w:val="000000"/>
               </w:rPr>
-              <w:t xml:space="preserve">-0.60</w:t>
-            </w:r>
-          </w:p>
-        </w:tc>
-        <w:tc>
-          <w:tcPr>
-            <w:tcBorders>
-              <w:bottom w:val="none" w:sz="0" w:space="0" w:color="000000"/>
-              <w:top w:val="none" w:sz="0" w:space="0" w:color="000000"/>
-              <w:left w:val="none" w:sz="0" w:space="0" w:color="000000"/>
-              <w:right w:val="none" w:sz="0" w:space="0" w:color="000000"/>
-            </w:tcBorders>
-            <w:shd w:val="clear" w:color="auto" w:fill="FFFFFF"/>
-            <w:tcMar>
-              <w:top w:w="0" w:type="dxa"/>
-              <w:bottom w:w="0" w:type="dxa"/>
-              <w:left w:w="0" w:type="dxa"/>
-              <w:right w:w="0" w:type="dxa"/>
-            </w:tcMar>
-            <w:vAlign w:val="top"/>
-          </w:tcPr>
-          <w:p>
-            <w:pPr>
-              <w:pStyle w:val="Normal"/>
-              <w:jc w:val="center"/>
-              <w:pBdr>
-                <w:bottom w:val="none" w:sz="0" w:space="0" w:color="000000"/>
-                <w:top w:val="none" w:sz="0" w:space="0" w:color="000000"/>
-                <w:left w:val="none" w:sz="0" w:space="0" w:color="000000"/>
-                <w:right w:val="none" w:sz="0" w:space="0" w:color="000000"/>
-              </w:pBdr>
-              <w:spacing w:after="100" w:before="100" w:line="240"/>
-              <w:ind w:left="100" w:right="100" w:firstLine="0" w:firstLineChars="0"/>
-              <w:rPr>
-                <w:rFonts w:ascii="Helvetica" w:hAnsi="Helvetica" w:eastAsia="Helvetica" w:cs="Helvetica"/>
-                <w:i w:val="false"/>
-                <w:b w:val="false"/>
-                <w:u w:val="none"/>
-                <w:sz w:val="22"/>
-                <w:szCs w:val="22"/>
-                <w:color w:val="000000"/>
-              </w:rPr>
-            </w:pPr>
-            <w:r>
-              <w:rPr>
-                <w:rFonts w:ascii="Helvetica" w:hAnsi="Helvetica" w:eastAsia="Helvetica" w:cs="Helvetica"/>
-                <w:i w:val="false"/>
-                <w:b w:val="false"/>
-                <w:u w:val="none"/>
-                <w:sz w:val="22"/>
-                <w:szCs w:val="22"/>
-                <w:color w:val="000000"/>
-              </w:rPr>
-              <w:t xml:space="preserve">-3.8, 2.6</w:t>
-            </w:r>
-          </w:p>
-        </w:tc>
-        <w:tc>
-          <w:tcPr>
-            <w:tcBorders>
-              <w:bottom w:val="none" w:sz="0" w:space="0" w:color="000000"/>
-              <w:top w:val="none" w:sz="0" w:space="0" w:color="000000"/>
-              <w:left w:val="none" w:sz="0" w:space="0" w:color="000000"/>
-              <w:right w:val="none" w:sz="0" w:space="0" w:color="000000"/>
-            </w:tcBorders>
-            <w:shd w:val="clear" w:color="auto" w:fill="FFFFFF"/>
-            <w:tcMar>
-              <w:top w:w="0" w:type="dxa"/>
-              <w:bottom w:w="0" w:type="dxa"/>
-              <w:left w:w="0" w:type="dxa"/>
-              <w:right w:w="0" w:type="dxa"/>
-            </w:tcMar>
-            <w:vAlign w:val="top"/>
-          </w:tcPr>
-          <w:p>
-            <w:pPr>
-              <w:pStyle w:val="Normal"/>
-              <w:jc w:val="center"/>
-              <w:pBdr>
-                <w:bottom w:val="none" w:sz="0" w:space="0" w:color="000000"/>
-                <w:top w:val="none" w:sz="0" w:space="0" w:color="000000"/>
-                <w:left w:val="none" w:sz="0" w:space="0" w:color="000000"/>
-                <w:right w:val="none" w:sz="0" w:space="0" w:color="000000"/>
-              </w:pBdr>
-              <w:spacing w:after="100" w:before="100" w:line="240"/>
-              <w:ind w:left="100" w:right="100" w:firstLine="0" w:firstLineChars="0"/>
-              <w:rPr>
-                <w:rFonts w:ascii="Helvetica" w:hAnsi="Helvetica" w:eastAsia="Helvetica" w:cs="Helvetica"/>
-                <w:i w:val="false"/>
-                <w:b w:val="false"/>
-                <w:u w:val="none"/>
-                <w:sz w:val="22"/>
-                <w:szCs w:val="22"/>
-                <w:color w:val="000000"/>
-              </w:rPr>
-            </w:pPr>
-            <w:r>
-              <w:rPr>
-                <w:rFonts w:ascii="Helvetica" w:hAnsi="Helvetica" w:eastAsia="Helvetica" w:cs="Helvetica"/>
-                <w:i w:val="false"/>
-                <w:b w:val="false"/>
-                <w:u w:val="none"/>
-                <w:sz w:val="22"/>
-                <w:szCs w:val="22"/>
-                <w:color w:val="000000"/>
-              </w:rPr>
-              <w:t xml:space="preserve">0.716</w:t>
+              <w:t xml:space="preserve">-0.38</w:t>
+            </w:r>
+          </w:p>
+        </w:tc>
+        <w:tc>
+          <w:tcPr>
+            <w:tcBorders>
+              <w:bottom w:val="none" w:sz="0" w:space="0" w:color="000000"/>
+              <w:top w:val="none" w:sz="0" w:space="0" w:color="000000"/>
+              <w:left w:val="none" w:sz="0" w:space="0" w:color="000000"/>
+              <w:right w:val="none" w:sz="0" w:space="0" w:color="000000"/>
+            </w:tcBorders>
+            <w:shd w:val="clear" w:color="auto" w:fill="FFFFFF"/>
+            <w:tcMar>
+              <w:top w:w="0" w:type="dxa"/>
+              <w:bottom w:w="0" w:type="dxa"/>
+              <w:left w:w="0" w:type="dxa"/>
+              <w:right w:w="0" w:type="dxa"/>
+            </w:tcMar>
+            <w:vAlign w:val="top"/>
+          </w:tcPr>
+          <w:p>
+            <w:pPr>
+              <w:pStyle w:val="Normal"/>
+              <w:jc w:val="center"/>
+              <w:pBdr>
+                <w:bottom w:val="none" w:sz="0" w:space="0" w:color="000000"/>
+                <w:top w:val="none" w:sz="0" w:space="0" w:color="000000"/>
+                <w:left w:val="none" w:sz="0" w:space="0" w:color="000000"/>
+                <w:right w:val="none" w:sz="0" w:space="0" w:color="000000"/>
+              </w:pBdr>
+              <w:spacing w:after="100" w:before="100" w:line="240"/>
+              <w:ind w:left="100" w:right="100" w:firstLine="0" w:firstLineChars="0"/>
+              <w:rPr>
+                <w:rFonts w:ascii="Helvetica" w:hAnsi="Helvetica" w:eastAsia="Helvetica" w:cs="Helvetica"/>
+                <w:i w:val="false"/>
+                <w:b w:val="false"/>
+                <w:u w:val="none"/>
+                <w:sz w:val="22"/>
+                <w:szCs w:val="22"/>
+                <w:color w:val="000000"/>
+              </w:rPr>
+            </w:pPr>
+            <w:r>
+              <w:rPr>
+                <w:rFonts w:ascii="Helvetica" w:hAnsi="Helvetica" w:eastAsia="Helvetica" w:cs="Helvetica"/>
+                <w:i w:val="false"/>
+                <w:b w:val="false"/>
+                <w:u w:val="none"/>
+                <w:sz w:val="22"/>
+                <w:szCs w:val="22"/>
+                <w:color w:val="000000"/>
+              </w:rPr>
+              <w:t xml:space="preserve">-3.6, 2.8</w:t>
+            </w:r>
+          </w:p>
+        </w:tc>
+        <w:tc>
+          <w:tcPr>
+            <w:tcBorders>
+              <w:bottom w:val="none" w:sz="0" w:space="0" w:color="000000"/>
+              <w:top w:val="none" w:sz="0" w:space="0" w:color="000000"/>
+              <w:left w:val="none" w:sz="0" w:space="0" w:color="000000"/>
+              <w:right w:val="none" w:sz="0" w:space="0" w:color="000000"/>
+            </w:tcBorders>
+            <w:shd w:val="clear" w:color="auto" w:fill="FFFFFF"/>
+            <w:tcMar>
+              <w:top w:w="0" w:type="dxa"/>
+              <w:bottom w:w="0" w:type="dxa"/>
+              <w:left w:w="0" w:type="dxa"/>
+              <w:right w:w="0" w:type="dxa"/>
+            </w:tcMar>
+            <w:vAlign w:val="top"/>
+          </w:tcPr>
+          <w:p>
+            <w:pPr>
+              <w:pStyle w:val="Normal"/>
+              <w:jc w:val="center"/>
+              <w:pBdr>
+                <w:bottom w:val="none" w:sz="0" w:space="0" w:color="000000"/>
+                <w:top w:val="none" w:sz="0" w:space="0" w:color="000000"/>
+                <w:left w:val="none" w:sz="0" w:space="0" w:color="000000"/>
+                <w:right w:val="none" w:sz="0" w:space="0" w:color="000000"/>
+              </w:pBdr>
+              <w:spacing w:after="100" w:before="100" w:line="240"/>
+              <w:ind w:left="100" w:right="100" w:firstLine="0" w:firstLineChars="0"/>
+              <w:rPr>
+                <w:rFonts w:ascii="Helvetica" w:hAnsi="Helvetica" w:eastAsia="Helvetica" w:cs="Helvetica"/>
+                <w:i w:val="false"/>
+                <w:b w:val="false"/>
+                <w:u w:val="none"/>
+                <w:sz w:val="22"/>
+                <w:szCs w:val="22"/>
+                <w:color w:val="000000"/>
+              </w:rPr>
+            </w:pPr>
+            <w:r>
+              <w:rPr>
+                <w:rFonts w:ascii="Helvetica" w:hAnsi="Helvetica" w:eastAsia="Helvetica" w:cs="Helvetica"/>
+                <w:i w:val="false"/>
+                <w:b w:val="false"/>
+                <w:u w:val="none"/>
+                <w:sz w:val="22"/>
+                <w:szCs w:val="22"/>
+                <w:color w:val="000000"/>
+              </w:rPr>
+              <w:t xml:space="preserve">0.813</w:t>
             </w:r>
           </w:p>
         </w:tc>
@@ -4458,113 +4458,113 @@
                 <w:szCs w:val="22"/>
                 <w:color w:val="000000"/>
               </w:rPr>
-              <w:t xml:space="preserve">-0.38</w:t>
-            </w:r>
-          </w:p>
-        </w:tc>
-        <w:tc>
-          <w:tcPr>
-            <w:tcBorders>
-              <w:bottom w:val="none" w:sz="0" w:space="0" w:color="000000"/>
-              <w:top w:val="none" w:sz="0" w:space="0" w:color="000000"/>
-              <w:left w:val="none" w:sz="0" w:space="0" w:color="000000"/>
-              <w:right w:val="none" w:sz="0" w:space="0" w:color="000000"/>
-            </w:tcBorders>
-            <w:shd w:val="clear" w:color="auto" w:fill="FFFFFF"/>
-            <w:tcMar>
-              <w:top w:w="0" w:type="dxa"/>
-              <w:bottom w:w="0" w:type="dxa"/>
-              <w:left w:w="0" w:type="dxa"/>
-              <w:right w:w="0" w:type="dxa"/>
-            </w:tcMar>
-            <w:vAlign w:val="top"/>
-          </w:tcPr>
-          <w:p>
-            <w:pPr>
-              <w:pStyle w:val="Normal"/>
-              <w:jc w:val="center"/>
-              <w:pBdr>
-                <w:bottom w:val="none" w:sz="0" w:space="0" w:color="000000"/>
-                <w:top w:val="none" w:sz="0" w:space="0" w:color="000000"/>
-                <w:left w:val="none" w:sz="0" w:space="0" w:color="000000"/>
-                <w:right w:val="none" w:sz="0" w:space="0" w:color="000000"/>
-              </w:pBdr>
-              <w:spacing w:after="100" w:before="100" w:line="240"/>
-              <w:ind w:left="100" w:right="100" w:firstLine="0" w:firstLineChars="0"/>
-              <w:rPr>
-                <w:rFonts w:ascii="Helvetica" w:hAnsi="Helvetica" w:eastAsia="Helvetica" w:cs="Helvetica"/>
-                <w:i w:val="false"/>
-                <w:b w:val="false"/>
-                <w:u w:val="none"/>
-                <w:sz w:val="22"/>
-                <w:szCs w:val="22"/>
-                <w:color w:val="000000"/>
-              </w:rPr>
-            </w:pPr>
-            <w:r>
-              <w:rPr>
-                <w:rFonts w:ascii="Helvetica" w:hAnsi="Helvetica" w:eastAsia="Helvetica" w:cs="Helvetica"/>
-                <w:i w:val="false"/>
-                <w:b w:val="false"/>
-                <w:u w:val="none"/>
-                <w:sz w:val="22"/>
-                <w:szCs w:val="22"/>
-                <w:color w:val="000000"/>
-              </w:rPr>
-              <w:t xml:space="preserve">-0.87, 0.10</w:t>
-            </w:r>
-          </w:p>
-        </w:tc>
-        <w:tc>
-          <w:tcPr>
-            <w:tcBorders>
-              <w:bottom w:val="none" w:sz="0" w:space="0" w:color="000000"/>
-              <w:top w:val="none" w:sz="0" w:space="0" w:color="000000"/>
-              <w:left w:val="none" w:sz="0" w:space="0" w:color="000000"/>
-              <w:right w:val="none" w:sz="0" w:space="0" w:color="000000"/>
-            </w:tcBorders>
-            <w:shd w:val="clear" w:color="auto" w:fill="FFFFFF"/>
-            <w:tcMar>
-              <w:top w:w="0" w:type="dxa"/>
-              <w:bottom w:w="0" w:type="dxa"/>
-              <w:left w:w="0" w:type="dxa"/>
-              <w:right w:w="0" w:type="dxa"/>
-            </w:tcMar>
-            <w:vAlign w:val="top"/>
-          </w:tcPr>
-          <w:p>
-            <w:pPr>
-              <w:pStyle w:val="Normal"/>
-              <w:jc w:val="center"/>
-              <w:pBdr>
-                <w:bottom w:val="none" w:sz="0" w:space="0" w:color="000000"/>
-                <w:top w:val="none" w:sz="0" w:space="0" w:color="000000"/>
-                <w:left w:val="none" w:sz="0" w:space="0" w:color="000000"/>
-                <w:right w:val="none" w:sz="0" w:space="0" w:color="000000"/>
-              </w:pBdr>
-              <w:spacing w:after="100" w:before="100" w:line="240"/>
-              <w:ind w:left="100" w:right="100" w:firstLine="0" w:firstLineChars="0"/>
-              <w:rPr>
-                <w:rFonts w:ascii="Helvetica" w:hAnsi="Helvetica" w:eastAsia="Helvetica" w:cs="Helvetica"/>
-                <w:i w:val="false"/>
-                <w:b w:val="false"/>
-                <w:u w:val="none"/>
-                <w:sz w:val="22"/>
-                <w:szCs w:val="22"/>
-                <w:color w:val="000000"/>
-              </w:rPr>
-            </w:pPr>
-            <w:r>
-              <w:rPr>
-                <w:rFonts w:ascii="Helvetica" w:hAnsi="Helvetica" w:eastAsia="Helvetica" w:cs="Helvetica"/>
-                <w:i w:val="false"/>
-                <w:b w:val="false"/>
-                <w:u w:val="none"/>
-                <w:sz w:val="22"/>
-                <w:szCs w:val="22"/>
-                <w:color w:val="000000"/>
-              </w:rPr>
-              <w:t xml:space="preserve">0.121</w:t>
+              <w:t xml:space="preserve">-0.41</w:t>
+            </w:r>
+          </w:p>
+        </w:tc>
+        <w:tc>
+          <w:tcPr>
+            <w:tcBorders>
+              <w:bottom w:val="none" w:sz="0" w:space="0" w:color="000000"/>
+              <w:top w:val="none" w:sz="0" w:space="0" w:color="000000"/>
+              <w:left w:val="none" w:sz="0" w:space="0" w:color="000000"/>
+              <w:right w:val="none" w:sz="0" w:space="0" w:color="000000"/>
+            </w:tcBorders>
+            <w:shd w:val="clear" w:color="auto" w:fill="FFFFFF"/>
+            <w:tcMar>
+              <w:top w:w="0" w:type="dxa"/>
+              <w:bottom w:w="0" w:type="dxa"/>
+              <w:left w:w="0" w:type="dxa"/>
+              <w:right w:w="0" w:type="dxa"/>
+            </w:tcMar>
+            <w:vAlign w:val="top"/>
+          </w:tcPr>
+          <w:p>
+            <w:pPr>
+              <w:pStyle w:val="Normal"/>
+              <w:jc w:val="center"/>
+              <w:pBdr>
+                <w:bottom w:val="none" w:sz="0" w:space="0" w:color="000000"/>
+                <w:top w:val="none" w:sz="0" w:space="0" w:color="000000"/>
+                <w:left w:val="none" w:sz="0" w:space="0" w:color="000000"/>
+                <w:right w:val="none" w:sz="0" w:space="0" w:color="000000"/>
+              </w:pBdr>
+              <w:spacing w:after="100" w:before="100" w:line="240"/>
+              <w:ind w:left="100" w:right="100" w:firstLine="0" w:firstLineChars="0"/>
+              <w:rPr>
+                <w:rFonts w:ascii="Helvetica" w:hAnsi="Helvetica" w:eastAsia="Helvetica" w:cs="Helvetica"/>
+                <w:i w:val="false"/>
+                <w:b w:val="false"/>
+                <w:u w:val="none"/>
+                <w:sz w:val="22"/>
+                <w:szCs w:val="22"/>
+                <w:color w:val="000000"/>
+              </w:rPr>
+            </w:pPr>
+            <w:r>
+              <w:rPr>
+                <w:rFonts w:ascii="Helvetica" w:hAnsi="Helvetica" w:eastAsia="Helvetica" w:cs="Helvetica"/>
+                <w:i w:val="false"/>
+                <w:b w:val="false"/>
+                <w:u w:val="none"/>
+                <w:sz w:val="22"/>
+                <w:szCs w:val="22"/>
+                <w:color w:val="000000"/>
+              </w:rPr>
+              <w:t xml:space="preserve">-0.89, 0.06</w:t>
+            </w:r>
+          </w:p>
+        </w:tc>
+        <w:tc>
+          <w:tcPr>
+            <w:tcBorders>
+              <w:bottom w:val="none" w:sz="0" w:space="0" w:color="000000"/>
+              <w:top w:val="none" w:sz="0" w:space="0" w:color="000000"/>
+              <w:left w:val="none" w:sz="0" w:space="0" w:color="000000"/>
+              <w:right w:val="none" w:sz="0" w:space="0" w:color="000000"/>
+            </w:tcBorders>
+            <w:shd w:val="clear" w:color="auto" w:fill="FFFFFF"/>
+            <w:tcMar>
+              <w:top w:w="0" w:type="dxa"/>
+              <w:bottom w:w="0" w:type="dxa"/>
+              <w:left w:w="0" w:type="dxa"/>
+              <w:right w:w="0" w:type="dxa"/>
+            </w:tcMar>
+            <w:vAlign w:val="top"/>
+          </w:tcPr>
+          <w:p>
+            <w:pPr>
+              <w:pStyle w:val="Normal"/>
+              <w:jc w:val="center"/>
+              <w:pBdr>
+                <w:bottom w:val="none" w:sz="0" w:space="0" w:color="000000"/>
+                <w:top w:val="none" w:sz="0" w:space="0" w:color="000000"/>
+                <w:left w:val="none" w:sz="0" w:space="0" w:color="000000"/>
+                <w:right w:val="none" w:sz="0" w:space="0" w:color="000000"/>
+              </w:pBdr>
+              <w:spacing w:after="100" w:before="100" w:line="240"/>
+              <w:ind w:left="100" w:right="100" w:firstLine="0" w:firstLineChars="0"/>
+              <w:rPr>
+                <w:rFonts w:ascii="Helvetica" w:hAnsi="Helvetica" w:eastAsia="Helvetica" w:cs="Helvetica"/>
+                <w:i w:val="false"/>
+                <w:b w:val="false"/>
+                <w:u w:val="none"/>
+                <w:sz w:val="22"/>
+                <w:szCs w:val="22"/>
+                <w:color w:val="000000"/>
+              </w:rPr>
+            </w:pPr>
+            <w:r>
+              <w:rPr>
+                <w:rFonts w:ascii="Helvetica" w:hAnsi="Helvetica" w:eastAsia="Helvetica" w:cs="Helvetica"/>
+                <w:i w:val="false"/>
+                <w:b w:val="false"/>
+                <w:u w:val="none"/>
+                <w:sz w:val="22"/>
+                <w:szCs w:val="22"/>
+                <w:color w:val="000000"/>
+              </w:rPr>
+              <w:t xml:space="preserve">0.088</w:t>
             </w:r>
           </w:p>
         </w:tc>
@@ -5907,113 +5907,113 @@
                 <w:szCs w:val="22"/>
                 <w:color w:val="000000"/>
               </w:rPr>
-              <w:t xml:space="preserve">-2.6</w:t>
-            </w:r>
-          </w:p>
-        </w:tc>
-        <w:tc>
-          <w:tcPr>
-            <w:tcBorders>
-              <w:bottom w:val="none" w:sz="0" w:space="0" w:color="000000"/>
-              <w:top w:val="none" w:sz="0" w:space="0" w:color="000000"/>
-              <w:left w:val="none" w:sz="0" w:space="0" w:color="000000"/>
-              <w:right w:val="none" w:sz="0" w:space="0" w:color="000000"/>
-            </w:tcBorders>
-            <w:shd w:val="clear" w:color="auto" w:fill="FFFFFF"/>
-            <w:tcMar>
-              <w:top w:w="0" w:type="dxa"/>
-              <w:bottom w:w="0" w:type="dxa"/>
-              <w:left w:w="0" w:type="dxa"/>
-              <w:right w:w="0" w:type="dxa"/>
-            </w:tcMar>
-            <w:vAlign w:val="top"/>
-          </w:tcPr>
-          <w:p>
-            <w:pPr>
-              <w:pStyle w:val="Normal"/>
-              <w:jc w:val="center"/>
-              <w:pBdr>
-                <w:bottom w:val="none" w:sz="0" w:space="0" w:color="000000"/>
-                <w:top w:val="none" w:sz="0" w:space="0" w:color="000000"/>
-                <w:left w:val="none" w:sz="0" w:space="0" w:color="000000"/>
-                <w:right w:val="none" w:sz="0" w:space="0" w:color="000000"/>
-              </w:pBdr>
-              <w:spacing w:after="100" w:before="100" w:line="240"/>
-              <w:ind w:left="100" w:right="100" w:firstLine="0" w:firstLineChars="0"/>
-              <w:rPr>
-                <w:rFonts w:ascii="Helvetica" w:hAnsi="Helvetica" w:eastAsia="Helvetica" w:cs="Helvetica"/>
-                <w:i w:val="false"/>
-                <w:b w:val="false"/>
-                <w:u w:val="none"/>
-                <w:sz w:val="22"/>
-                <w:szCs w:val="22"/>
-                <w:color w:val="000000"/>
-              </w:rPr>
-            </w:pPr>
-            <w:r>
-              <w:rPr>
-                <w:rFonts w:ascii="Helvetica" w:hAnsi="Helvetica" w:eastAsia="Helvetica" w:cs="Helvetica"/>
-                <w:i w:val="false"/>
-                <w:b w:val="false"/>
-                <w:u w:val="none"/>
-                <w:sz w:val="22"/>
-                <w:szCs w:val="22"/>
-                <w:color w:val="000000"/>
-              </w:rPr>
-              <w:t xml:space="preserve">-5.4, 0.23</w:t>
-            </w:r>
-          </w:p>
-        </w:tc>
-        <w:tc>
-          <w:tcPr>
-            <w:tcBorders>
-              <w:bottom w:val="none" w:sz="0" w:space="0" w:color="000000"/>
-              <w:top w:val="none" w:sz="0" w:space="0" w:color="000000"/>
-              <w:left w:val="none" w:sz="0" w:space="0" w:color="000000"/>
-              <w:right w:val="none" w:sz="0" w:space="0" w:color="000000"/>
-            </w:tcBorders>
-            <w:shd w:val="clear" w:color="auto" w:fill="FFFFFF"/>
-            <w:tcMar>
-              <w:top w:w="0" w:type="dxa"/>
-              <w:bottom w:w="0" w:type="dxa"/>
-              <w:left w:w="0" w:type="dxa"/>
-              <w:right w:w="0" w:type="dxa"/>
-            </w:tcMar>
-            <w:vAlign w:val="top"/>
-          </w:tcPr>
-          <w:p>
-            <w:pPr>
-              <w:pStyle w:val="Normal"/>
-              <w:jc w:val="center"/>
-              <w:pBdr>
-                <w:bottom w:val="none" w:sz="0" w:space="0" w:color="000000"/>
-                <w:top w:val="none" w:sz="0" w:space="0" w:color="000000"/>
-                <w:left w:val="none" w:sz="0" w:space="0" w:color="000000"/>
-                <w:right w:val="none" w:sz="0" w:space="0" w:color="000000"/>
-              </w:pBdr>
-              <w:spacing w:after="100" w:before="100" w:line="240"/>
-              <w:ind w:left="100" w:right="100" w:firstLine="0" w:firstLineChars="0"/>
-              <w:rPr>
-                <w:rFonts w:ascii="Helvetica" w:hAnsi="Helvetica" w:eastAsia="Helvetica" w:cs="Helvetica"/>
-                <w:i w:val="false"/>
-                <w:b w:val="false"/>
-                <w:u w:val="none"/>
-                <w:sz w:val="22"/>
-                <w:szCs w:val="22"/>
-                <w:color w:val="000000"/>
-              </w:rPr>
-            </w:pPr>
-            <w:r>
-              <w:rPr>
-                <w:rFonts w:ascii="Helvetica" w:hAnsi="Helvetica" w:eastAsia="Helvetica" w:cs="Helvetica"/>
-                <w:i w:val="false"/>
-                <w:b w:val="false"/>
-                <w:u w:val="none"/>
-                <w:sz w:val="22"/>
-                <w:szCs w:val="22"/>
-                <w:color w:val="000000"/>
-              </w:rPr>
-              <w:t xml:space="preserve">0.072</w:t>
+              <w:t xml:space="preserve">-2.3</w:t>
+            </w:r>
+          </w:p>
+        </w:tc>
+        <w:tc>
+          <w:tcPr>
+            <w:tcBorders>
+              <w:bottom w:val="none" w:sz="0" w:space="0" w:color="000000"/>
+              <w:top w:val="none" w:sz="0" w:space="0" w:color="000000"/>
+              <w:left w:val="none" w:sz="0" w:space="0" w:color="000000"/>
+              <w:right w:val="none" w:sz="0" w:space="0" w:color="000000"/>
+            </w:tcBorders>
+            <w:shd w:val="clear" w:color="auto" w:fill="FFFFFF"/>
+            <w:tcMar>
+              <w:top w:w="0" w:type="dxa"/>
+              <w:bottom w:w="0" w:type="dxa"/>
+              <w:left w:w="0" w:type="dxa"/>
+              <w:right w:w="0" w:type="dxa"/>
+            </w:tcMar>
+            <w:vAlign w:val="top"/>
+          </w:tcPr>
+          <w:p>
+            <w:pPr>
+              <w:pStyle w:val="Normal"/>
+              <w:jc w:val="center"/>
+              <w:pBdr>
+                <w:bottom w:val="none" w:sz="0" w:space="0" w:color="000000"/>
+                <w:top w:val="none" w:sz="0" w:space="0" w:color="000000"/>
+                <w:left w:val="none" w:sz="0" w:space="0" w:color="000000"/>
+                <w:right w:val="none" w:sz="0" w:space="0" w:color="000000"/>
+              </w:pBdr>
+              <w:spacing w:after="100" w:before="100" w:line="240"/>
+              <w:ind w:left="100" w:right="100" w:firstLine="0" w:firstLineChars="0"/>
+              <w:rPr>
+                <w:rFonts w:ascii="Helvetica" w:hAnsi="Helvetica" w:eastAsia="Helvetica" w:cs="Helvetica"/>
+                <w:i w:val="false"/>
+                <w:b w:val="false"/>
+                <w:u w:val="none"/>
+                <w:sz w:val="22"/>
+                <w:szCs w:val="22"/>
+                <w:color w:val="000000"/>
+              </w:rPr>
+            </w:pPr>
+            <w:r>
+              <w:rPr>
+                <w:rFonts w:ascii="Helvetica" w:hAnsi="Helvetica" w:eastAsia="Helvetica" w:cs="Helvetica"/>
+                <w:i w:val="false"/>
+                <w:b w:val="false"/>
+                <w:u w:val="none"/>
+                <w:sz w:val="22"/>
+                <w:szCs w:val="22"/>
+                <w:color w:val="000000"/>
+              </w:rPr>
+              <w:t xml:space="preserve">-5.1, 0.42</w:t>
+            </w:r>
+          </w:p>
+        </w:tc>
+        <w:tc>
+          <w:tcPr>
+            <w:tcBorders>
+              <w:bottom w:val="none" w:sz="0" w:space="0" w:color="000000"/>
+              <w:top w:val="none" w:sz="0" w:space="0" w:color="000000"/>
+              <w:left w:val="none" w:sz="0" w:space="0" w:color="000000"/>
+              <w:right w:val="none" w:sz="0" w:space="0" w:color="000000"/>
+            </w:tcBorders>
+            <w:shd w:val="clear" w:color="auto" w:fill="FFFFFF"/>
+            <w:tcMar>
+              <w:top w:w="0" w:type="dxa"/>
+              <w:bottom w:w="0" w:type="dxa"/>
+              <w:left w:w="0" w:type="dxa"/>
+              <w:right w:w="0" w:type="dxa"/>
+            </w:tcMar>
+            <w:vAlign w:val="top"/>
+          </w:tcPr>
+          <w:p>
+            <w:pPr>
+              <w:pStyle w:val="Normal"/>
+              <w:jc w:val="center"/>
+              <w:pBdr>
+                <w:bottom w:val="none" w:sz="0" w:space="0" w:color="000000"/>
+                <w:top w:val="none" w:sz="0" w:space="0" w:color="000000"/>
+                <w:left w:val="none" w:sz="0" w:space="0" w:color="000000"/>
+                <w:right w:val="none" w:sz="0" w:space="0" w:color="000000"/>
+              </w:pBdr>
+              <w:spacing w:after="100" w:before="100" w:line="240"/>
+              <w:ind w:left="100" w:right="100" w:firstLine="0" w:firstLineChars="0"/>
+              <w:rPr>
+                <w:rFonts w:ascii="Helvetica" w:hAnsi="Helvetica" w:eastAsia="Helvetica" w:cs="Helvetica"/>
+                <w:i w:val="false"/>
+                <w:b w:val="false"/>
+                <w:u w:val="none"/>
+                <w:sz w:val="22"/>
+                <w:szCs w:val="22"/>
+                <w:color w:val="000000"/>
+              </w:rPr>
+            </w:pPr>
+            <w:r>
+              <w:rPr>
+                <w:rFonts w:ascii="Helvetica" w:hAnsi="Helvetica" w:eastAsia="Helvetica" w:cs="Helvetica"/>
+                <w:i w:val="false"/>
+                <w:b w:val="false"/>
+                <w:u w:val="none"/>
+                <w:sz w:val="22"/>
+                <w:szCs w:val="22"/>
+                <w:color w:val="000000"/>
+              </w:rPr>
+              <w:t xml:space="preserve">0.097</w:t>
             </w:r>
           </w:p>
         </w:tc>
@@ -7356,113 +7356,113 @@
                 <w:szCs w:val="22"/>
                 <w:color w:val="000000"/>
               </w:rPr>
-              <w:t xml:space="preserve">-7.5</w:t>
-            </w:r>
-          </w:p>
-        </w:tc>
-        <w:tc>
-          <w:tcPr>
-            <w:tcBorders>
-              <w:bottom w:val="none" w:sz="0" w:space="0" w:color="000000"/>
-              <w:top w:val="none" w:sz="0" w:space="0" w:color="000000"/>
-              <w:left w:val="none" w:sz="0" w:space="0" w:color="000000"/>
-              <w:right w:val="none" w:sz="0" w:space="0" w:color="000000"/>
-            </w:tcBorders>
-            <w:shd w:val="clear" w:color="auto" w:fill="FFFFFF"/>
-            <w:tcMar>
-              <w:top w:w="0" w:type="dxa"/>
-              <w:bottom w:w="0" w:type="dxa"/>
-              <w:left w:w="0" w:type="dxa"/>
-              <w:right w:w="0" w:type="dxa"/>
-            </w:tcMar>
-            <w:vAlign w:val="top"/>
-          </w:tcPr>
-          <w:p>
-            <w:pPr>
-              <w:pStyle w:val="Normal"/>
-              <w:jc w:val="center"/>
-              <w:pBdr>
-                <w:bottom w:val="none" w:sz="0" w:space="0" w:color="000000"/>
-                <w:top w:val="none" w:sz="0" w:space="0" w:color="000000"/>
-                <w:left w:val="none" w:sz="0" w:space="0" w:color="000000"/>
-                <w:right w:val="none" w:sz="0" w:space="0" w:color="000000"/>
-              </w:pBdr>
-              <w:spacing w:after="100" w:before="100" w:line="240"/>
-              <w:ind w:left="100" w:right="100" w:firstLine="0" w:firstLineChars="0"/>
-              <w:rPr>
-                <w:rFonts w:ascii="Helvetica" w:hAnsi="Helvetica" w:eastAsia="Helvetica" w:cs="Helvetica"/>
-                <w:i w:val="false"/>
-                <w:b w:val="false"/>
-                <w:u w:val="none"/>
-                <w:sz w:val="22"/>
-                <w:szCs w:val="22"/>
-                <w:color w:val="000000"/>
-              </w:rPr>
-            </w:pPr>
-            <w:r>
-              <w:rPr>
-                <w:rFonts w:ascii="Helvetica" w:hAnsi="Helvetica" w:eastAsia="Helvetica" w:cs="Helvetica"/>
-                <w:i w:val="false"/>
-                <w:b w:val="false"/>
-                <w:u w:val="none"/>
-                <w:sz w:val="22"/>
-                <w:szCs w:val="22"/>
-                <w:color w:val="000000"/>
-              </w:rPr>
-              <w:t xml:space="preserve">-14, -0.89</w:t>
-            </w:r>
-          </w:p>
-        </w:tc>
-        <w:tc>
-          <w:tcPr>
-            <w:tcBorders>
-              <w:bottom w:val="none" w:sz="0" w:space="0" w:color="000000"/>
-              <w:top w:val="none" w:sz="0" w:space="0" w:color="000000"/>
-              <w:left w:val="none" w:sz="0" w:space="0" w:color="000000"/>
-              <w:right w:val="none" w:sz="0" w:space="0" w:color="000000"/>
-            </w:tcBorders>
-            <w:shd w:val="clear" w:color="auto" w:fill="FFFFFF"/>
-            <w:tcMar>
-              <w:top w:w="0" w:type="dxa"/>
-              <w:bottom w:w="0" w:type="dxa"/>
-              <w:left w:w="0" w:type="dxa"/>
-              <w:right w:w="0" w:type="dxa"/>
-            </w:tcMar>
-            <w:vAlign w:val="top"/>
-          </w:tcPr>
-          <w:p>
-            <w:pPr>
-              <w:pStyle w:val="Normal"/>
-              <w:jc w:val="center"/>
-              <w:pBdr>
-                <w:bottom w:val="none" w:sz="0" w:space="0" w:color="000000"/>
-                <w:top w:val="none" w:sz="0" w:space="0" w:color="000000"/>
-                <w:left w:val="none" w:sz="0" w:space="0" w:color="000000"/>
-                <w:right w:val="none" w:sz="0" w:space="0" w:color="000000"/>
-              </w:pBdr>
-              <w:spacing w:after="100" w:before="100" w:line="240"/>
-              <w:ind w:left="100" w:right="100" w:firstLine="0" w:firstLineChars="0"/>
-              <w:rPr>
-                <w:rFonts w:ascii="Helvetica" w:hAnsi="Helvetica" w:eastAsia="Helvetica" w:cs="Helvetica"/>
-                <w:i w:val="false"/>
-                <w:b w:val="false"/>
-                <w:u w:val="none"/>
-                <w:sz w:val="22"/>
-                <w:szCs w:val="22"/>
-                <w:color w:val="000000"/>
-              </w:rPr>
-            </w:pPr>
-            <w:r>
-              <w:rPr>
-                <w:rFonts w:ascii="Helvetica" w:hAnsi="Helvetica" w:eastAsia="Helvetica" w:cs="Helvetica"/>
-                <w:i w:val="false"/>
-                <w:b w:val="false"/>
-                <w:u w:val="none"/>
-                <w:sz w:val="22"/>
-                <w:szCs w:val="22"/>
-                <w:color w:val="000000"/>
-              </w:rPr>
-              <w:t xml:space="preserve">0.026</w:t>
+              <w:t xml:space="preserve">-6.8</w:t>
+            </w:r>
+          </w:p>
+        </w:tc>
+        <w:tc>
+          <w:tcPr>
+            <w:tcBorders>
+              <w:bottom w:val="none" w:sz="0" w:space="0" w:color="000000"/>
+              <w:top w:val="none" w:sz="0" w:space="0" w:color="000000"/>
+              <w:left w:val="none" w:sz="0" w:space="0" w:color="000000"/>
+              <w:right w:val="none" w:sz="0" w:space="0" w:color="000000"/>
+            </w:tcBorders>
+            <w:shd w:val="clear" w:color="auto" w:fill="FFFFFF"/>
+            <w:tcMar>
+              <w:top w:w="0" w:type="dxa"/>
+              <w:bottom w:w="0" w:type="dxa"/>
+              <w:left w:w="0" w:type="dxa"/>
+              <w:right w:w="0" w:type="dxa"/>
+            </w:tcMar>
+            <w:vAlign w:val="top"/>
+          </w:tcPr>
+          <w:p>
+            <w:pPr>
+              <w:pStyle w:val="Normal"/>
+              <w:jc w:val="center"/>
+              <w:pBdr>
+                <w:bottom w:val="none" w:sz="0" w:space="0" w:color="000000"/>
+                <w:top w:val="none" w:sz="0" w:space="0" w:color="000000"/>
+                <w:left w:val="none" w:sz="0" w:space="0" w:color="000000"/>
+                <w:right w:val="none" w:sz="0" w:space="0" w:color="000000"/>
+              </w:pBdr>
+              <w:spacing w:after="100" w:before="100" w:line="240"/>
+              <w:ind w:left="100" w:right="100" w:firstLine="0" w:firstLineChars="0"/>
+              <w:rPr>
+                <w:rFonts w:ascii="Helvetica" w:hAnsi="Helvetica" w:eastAsia="Helvetica" w:cs="Helvetica"/>
+                <w:i w:val="false"/>
+                <w:b w:val="false"/>
+                <w:u w:val="none"/>
+                <w:sz w:val="22"/>
+                <w:szCs w:val="22"/>
+                <w:color w:val="000000"/>
+              </w:rPr>
+            </w:pPr>
+            <w:r>
+              <w:rPr>
+                <w:rFonts w:ascii="Helvetica" w:hAnsi="Helvetica" w:eastAsia="Helvetica" w:cs="Helvetica"/>
+                <w:i w:val="false"/>
+                <w:b w:val="false"/>
+                <w:u w:val="none"/>
+                <w:sz w:val="22"/>
+                <w:szCs w:val="22"/>
+                <w:color w:val="000000"/>
+              </w:rPr>
+              <w:t xml:space="preserve">-13, -0.31</w:t>
+            </w:r>
+          </w:p>
+        </w:tc>
+        <w:tc>
+          <w:tcPr>
+            <w:tcBorders>
+              <w:bottom w:val="none" w:sz="0" w:space="0" w:color="000000"/>
+              <w:top w:val="none" w:sz="0" w:space="0" w:color="000000"/>
+              <w:left w:val="none" w:sz="0" w:space="0" w:color="000000"/>
+              <w:right w:val="none" w:sz="0" w:space="0" w:color="000000"/>
+            </w:tcBorders>
+            <w:shd w:val="clear" w:color="auto" w:fill="FFFFFF"/>
+            <w:tcMar>
+              <w:top w:w="0" w:type="dxa"/>
+              <w:bottom w:w="0" w:type="dxa"/>
+              <w:left w:w="0" w:type="dxa"/>
+              <w:right w:w="0" w:type="dxa"/>
+            </w:tcMar>
+            <w:vAlign w:val="top"/>
+          </w:tcPr>
+          <w:p>
+            <w:pPr>
+              <w:pStyle w:val="Normal"/>
+              <w:jc w:val="center"/>
+              <w:pBdr>
+                <w:bottom w:val="none" w:sz="0" w:space="0" w:color="000000"/>
+                <w:top w:val="none" w:sz="0" w:space="0" w:color="000000"/>
+                <w:left w:val="none" w:sz="0" w:space="0" w:color="000000"/>
+                <w:right w:val="none" w:sz="0" w:space="0" w:color="000000"/>
+              </w:pBdr>
+              <w:spacing w:after="100" w:before="100" w:line="240"/>
+              <w:ind w:left="100" w:right="100" w:firstLine="0" w:firstLineChars="0"/>
+              <w:rPr>
+                <w:rFonts w:ascii="Helvetica" w:hAnsi="Helvetica" w:eastAsia="Helvetica" w:cs="Helvetica"/>
+                <w:i w:val="false"/>
+                <w:b w:val="false"/>
+                <w:u w:val="none"/>
+                <w:sz w:val="22"/>
+                <w:szCs w:val="22"/>
+                <w:color w:val="000000"/>
+              </w:rPr>
+            </w:pPr>
+            <w:r>
+              <w:rPr>
+                <w:rFonts w:ascii="Helvetica" w:hAnsi="Helvetica" w:eastAsia="Helvetica" w:cs="Helvetica"/>
+                <w:i w:val="false"/>
+                <w:b w:val="false"/>
+                <w:u w:val="none"/>
+                <w:sz w:val="22"/>
+                <w:szCs w:val="22"/>
+                <w:color w:val="000000"/>
+              </w:rPr>
+              <w:t xml:space="preserve">0.040</w:t>
             </w:r>
           </w:p>
         </w:tc>
@@ -7839,113 +7839,113 @@
                 <w:szCs w:val="22"/>
                 <w:color w:val="000000"/>
               </w:rPr>
-              <w:t xml:space="preserve">0.58</w:t>
-            </w:r>
-          </w:p>
-        </w:tc>
-        <w:tc>
-          <w:tcPr>
-            <w:tcBorders>
-              <w:bottom w:val="none" w:sz="0" w:space="0" w:color="000000"/>
-              <w:top w:val="none" w:sz="0" w:space="0" w:color="000000"/>
-              <w:left w:val="none" w:sz="0" w:space="0" w:color="000000"/>
-              <w:right w:val="none" w:sz="0" w:space="0" w:color="000000"/>
-            </w:tcBorders>
-            <w:shd w:val="clear" w:color="auto" w:fill="FFFFFF"/>
-            <w:tcMar>
-              <w:top w:w="0" w:type="dxa"/>
-              <w:bottom w:w="0" w:type="dxa"/>
-              <w:left w:w="0" w:type="dxa"/>
-              <w:right w:w="0" w:type="dxa"/>
-            </w:tcMar>
-            <w:vAlign w:val="top"/>
-          </w:tcPr>
-          <w:p>
-            <w:pPr>
-              <w:pStyle w:val="Normal"/>
-              <w:jc w:val="center"/>
-              <w:pBdr>
-                <w:bottom w:val="none" w:sz="0" w:space="0" w:color="000000"/>
-                <w:top w:val="none" w:sz="0" w:space="0" w:color="000000"/>
-                <w:left w:val="none" w:sz="0" w:space="0" w:color="000000"/>
-                <w:right w:val="none" w:sz="0" w:space="0" w:color="000000"/>
-              </w:pBdr>
-              <w:spacing w:after="100" w:before="100" w:line="240"/>
-              <w:ind w:left="100" w:right="100" w:firstLine="0" w:firstLineChars="0"/>
-              <w:rPr>
-                <w:rFonts w:ascii="Helvetica" w:hAnsi="Helvetica" w:eastAsia="Helvetica" w:cs="Helvetica"/>
-                <w:i w:val="false"/>
-                <w:b w:val="false"/>
-                <w:u w:val="none"/>
-                <w:sz w:val="22"/>
-                <w:szCs w:val="22"/>
-                <w:color w:val="000000"/>
-              </w:rPr>
-            </w:pPr>
-            <w:r>
-              <w:rPr>
-                <w:rFonts w:ascii="Helvetica" w:hAnsi="Helvetica" w:eastAsia="Helvetica" w:cs="Helvetica"/>
-                <w:i w:val="false"/>
-                <w:b w:val="false"/>
-                <w:u w:val="none"/>
-                <w:sz w:val="22"/>
-                <w:szCs w:val="22"/>
-                <w:color w:val="000000"/>
-              </w:rPr>
-              <w:t xml:space="preserve">-5.5, 6.6</w:t>
-            </w:r>
-          </w:p>
-        </w:tc>
-        <w:tc>
-          <w:tcPr>
-            <w:tcBorders>
-              <w:bottom w:val="none" w:sz="0" w:space="0" w:color="000000"/>
-              <w:top w:val="none" w:sz="0" w:space="0" w:color="000000"/>
-              <w:left w:val="none" w:sz="0" w:space="0" w:color="000000"/>
-              <w:right w:val="none" w:sz="0" w:space="0" w:color="000000"/>
-            </w:tcBorders>
-            <w:shd w:val="clear" w:color="auto" w:fill="FFFFFF"/>
-            <w:tcMar>
-              <w:top w:w="0" w:type="dxa"/>
-              <w:bottom w:w="0" w:type="dxa"/>
-              <w:left w:w="0" w:type="dxa"/>
-              <w:right w:w="0" w:type="dxa"/>
-            </w:tcMar>
-            <w:vAlign w:val="top"/>
-          </w:tcPr>
-          <w:p>
-            <w:pPr>
-              <w:pStyle w:val="Normal"/>
-              <w:jc w:val="center"/>
-              <w:pBdr>
-                <w:bottom w:val="none" w:sz="0" w:space="0" w:color="000000"/>
-                <w:top w:val="none" w:sz="0" w:space="0" w:color="000000"/>
-                <w:left w:val="none" w:sz="0" w:space="0" w:color="000000"/>
-                <w:right w:val="none" w:sz="0" w:space="0" w:color="000000"/>
-              </w:pBdr>
-              <w:spacing w:after="100" w:before="100" w:line="240"/>
-              <w:ind w:left="100" w:right="100" w:firstLine="0" w:firstLineChars="0"/>
-              <w:rPr>
-                <w:rFonts w:ascii="Helvetica" w:hAnsi="Helvetica" w:eastAsia="Helvetica" w:cs="Helvetica"/>
-                <w:i w:val="false"/>
-                <w:b w:val="false"/>
-                <w:u w:val="none"/>
-                <w:sz w:val="22"/>
-                <w:szCs w:val="22"/>
-                <w:color w:val="000000"/>
-              </w:rPr>
-            </w:pPr>
-            <w:r>
-              <w:rPr>
-                <w:rFonts w:ascii="Helvetica" w:hAnsi="Helvetica" w:eastAsia="Helvetica" w:cs="Helvetica"/>
-                <w:i w:val="false"/>
-                <w:b w:val="false"/>
-                <w:u w:val="none"/>
-                <w:sz w:val="22"/>
-                <w:szCs w:val="22"/>
-                <w:color w:val="000000"/>
-              </w:rPr>
-              <w:t xml:space="preserve">0.851</w:t>
+              <w:t xml:space="preserve">0.31</w:t>
+            </w:r>
+          </w:p>
+        </w:tc>
+        <w:tc>
+          <w:tcPr>
+            <w:tcBorders>
+              <w:bottom w:val="none" w:sz="0" w:space="0" w:color="000000"/>
+              <w:top w:val="none" w:sz="0" w:space="0" w:color="000000"/>
+              <w:left w:val="none" w:sz="0" w:space="0" w:color="000000"/>
+              <w:right w:val="none" w:sz="0" w:space="0" w:color="000000"/>
+            </w:tcBorders>
+            <w:shd w:val="clear" w:color="auto" w:fill="FFFFFF"/>
+            <w:tcMar>
+              <w:top w:w="0" w:type="dxa"/>
+              <w:bottom w:w="0" w:type="dxa"/>
+              <w:left w:w="0" w:type="dxa"/>
+              <w:right w:w="0" w:type="dxa"/>
+            </w:tcMar>
+            <w:vAlign w:val="top"/>
+          </w:tcPr>
+          <w:p>
+            <w:pPr>
+              <w:pStyle w:val="Normal"/>
+              <w:jc w:val="center"/>
+              <w:pBdr>
+                <w:bottom w:val="none" w:sz="0" w:space="0" w:color="000000"/>
+                <w:top w:val="none" w:sz="0" w:space="0" w:color="000000"/>
+                <w:left w:val="none" w:sz="0" w:space="0" w:color="000000"/>
+                <w:right w:val="none" w:sz="0" w:space="0" w:color="000000"/>
+              </w:pBdr>
+              <w:spacing w:after="100" w:before="100" w:line="240"/>
+              <w:ind w:left="100" w:right="100" w:firstLine="0" w:firstLineChars="0"/>
+              <w:rPr>
+                <w:rFonts w:ascii="Helvetica" w:hAnsi="Helvetica" w:eastAsia="Helvetica" w:cs="Helvetica"/>
+                <w:i w:val="false"/>
+                <w:b w:val="false"/>
+                <w:u w:val="none"/>
+                <w:sz w:val="22"/>
+                <w:szCs w:val="22"/>
+                <w:color w:val="000000"/>
+              </w:rPr>
+            </w:pPr>
+            <w:r>
+              <w:rPr>
+                <w:rFonts w:ascii="Helvetica" w:hAnsi="Helvetica" w:eastAsia="Helvetica" w:cs="Helvetica"/>
+                <w:i w:val="false"/>
+                <w:b w:val="false"/>
+                <w:u w:val="none"/>
+                <w:sz w:val="22"/>
+                <w:szCs w:val="22"/>
+                <w:color w:val="000000"/>
+              </w:rPr>
+              <w:t xml:space="preserve">-5.6, 6.2</w:t>
+            </w:r>
+          </w:p>
+        </w:tc>
+        <w:tc>
+          <w:tcPr>
+            <w:tcBorders>
+              <w:bottom w:val="none" w:sz="0" w:space="0" w:color="000000"/>
+              <w:top w:val="none" w:sz="0" w:space="0" w:color="000000"/>
+              <w:left w:val="none" w:sz="0" w:space="0" w:color="000000"/>
+              <w:right w:val="none" w:sz="0" w:space="0" w:color="000000"/>
+            </w:tcBorders>
+            <w:shd w:val="clear" w:color="auto" w:fill="FFFFFF"/>
+            <w:tcMar>
+              <w:top w:w="0" w:type="dxa"/>
+              <w:bottom w:w="0" w:type="dxa"/>
+              <w:left w:w="0" w:type="dxa"/>
+              <w:right w:w="0" w:type="dxa"/>
+            </w:tcMar>
+            <w:vAlign w:val="top"/>
+          </w:tcPr>
+          <w:p>
+            <w:pPr>
+              <w:pStyle w:val="Normal"/>
+              <w:jc w:val="center"/>
+              <w:pBdr>
+                <w:bottom w:val="none" w:sz="0" w:space="0" w:color="000000"/>
+                <w:top w:val="none" w:sz="0" w:space="0" w:color="000000"/>
+                <w:left w:val="none" w:sz="0" w:space="0" w:color="000000"/>
+                <w:right w:val="none" w:sz="0" w:space="0" w:color="000000"/>
+              </w:pBdr>
+              <w:spacing w:after="100" w:before="100" w:line="240"/>
+              <w:ind w:left="100" w:right="100" w:firstLine="0" w:firstLineChars="0"/>
+              <w:rPr>
+                <w:rFonts w:ascii="Helvetica" w:hAnsi="Helvetica" w:eastAsia="Helvetica" w:cs="Helvetica"/>
+                <w:i w:val="false"/>
+                <w:b w:val="false"/>
+                <w:u w:val="none"/>
+                <w:sz w:val="22"/>
+                <w:szCs w:val="22"/>
+                <w:color w:val="000000"/>
+              </w:rPr>
+            </w:pPr>
+            <w:r>
+              <w:rPr>
+                <w:rFonts w:ascii="Helvetica" w:hAnsi="Helvetica" w:eastAsia="Helvetica" w:cs="Helvetica"/>
+                <w:i w:val="false"/>
+                <w:b w:val="false"/>
+                <w:u w:val="none"/>
+                <w:sz w:val="22"/>
+                <w:szCs w:val="22"/>
+                <w:color w:val="000000"/>
+              </w:rPr>
+              <w:t xml:space="preserve">0.919</w:t>
             </w:r>
           </w:p>
         </w:tc>
@@ -8322,113 +8322,113 @@
                 <w:szCs w:val="22"/>
                 <w:color w:val="000000"/>
               </w:rPr>
-              <w:t xml:space="preserve">-4.8</w:t>
-            </w:r>
-          </w:p>
-        </w:tc>
-        <w:tc>
-          <w:tcPr>
-            <w:tcBorders>
-              <w:bottom w:val="none" w:sz="0" w:space="0" w:color="000000"/>
-              <w:top w:val="none" w:sz="0" w:space="0" w:color="000000"/>
-              <w:left w:val="none" w:sz="0" w:space="0" w:color="000000"/>
-              <w:right w:val="none" w:sz="0" w:space="0" w:color="000000"/>
-            </w:tcBorders>
-            <w:shd w:val="clear" w:color="auto" w:fill="FFFFFF"/>
-            <w:tcMar>
-              <w:top w:w="0" w:type="dxa"/>
-              <w:bottom w:w="0" w:type="dxa"/>
-              <w:left w:w="0" w:type="dxa"/>
-              <w:right w:w="0" w:type="dxa"/>
-            </w:tcMar>
-            <w:vAlign w:val="top"/>
-          </w:tcPr>
-          <w:p>
-            <w:pPr>
-              <w:pStyle w:val="Normal"/>
-              <w:jc w:val="center"/>
-              <w:pBdr>
-                <w:bottom w:val="none" w:sz="0" w:space="0" w:color="000000"/>
-                <w:top w:val="none" w:sz="0" w:space="0" w:color="000000"/>
-                <w:left w:val="none" w:sz="0" w:space="0" w:color="000000"/>
-                <w:right w:val="none" w:sz="0" w:space="0" w:color="000000"/>
-              </w:pBdr>
-              <w:spacing w:after="100" w:before="100" w:line="240"/>
-              <w:ind w:left="100" w:right="100" w:firstLine="0" w:firstLineChars="0"/>
-              <w:rPr>
-                <w:rFonts w:ascii="Helvetica" w:hAnsi="Helvetica" w:eastAsia="Helvetica" w:cs="Helvetica"/>
-                <w:i w:val="false"/>
-                <w:b w:val="false"/>
-                <w:u w:val="none"/>
-                <w:sz w:val="22"/>
-                <w:szCs w:val="22"/>
-                <w:color w:val="000000"/>
-              </w:rPr>
-            </w:pPr>
-            <w:r>
-              <w:rPr>
-                <w:rFonts w:ascii="Helvetica" w:hAnsi="Helvetica" w:eastAsia="Helvetica" w:cs="Helvetica"/>
-                <w:i w:val="false"/>
-                <w:b w:val="false"/>
-                <w:u w:val="none"/>
-                <w:sz w:val="22"/>
-                <w:szCs w:val="22"/>
-                <w:color w:val="000000"/>
-              </w:rPr>
-              <w:t xml:space="preserve">-12, 2.1</w:t>
-            </w:r>
-          </w:p>
-        </w:tc>
-        <w:tc>
-          <w:tcPr>
-            <w:tcBorders>
-              <w:bottom w:val="none" w:sz="0" w:space="0" w:color="000000"/>
-              <w:top w:val="none" w:sz="0" w:space="0" w:color="000000"/>
-              <w:left w:val="none" w:sz="0" w:space="0" w:color="000000"/>
-              <w:right w:val="none" w:sz="0" w:space="0" w:color="000000"/>
-            </w:tcBorders>
-            <w:shd w:val="clear" w:color="auto" w:fill="FFFFFF"/>
-            <w:tcMar>
-              <w:top w:w="0" w:type="dxa"/>
-              <w:bottom w:w="0" w:type="dxa"/>
-              <w:left w:w="0" w:type="dxa"/>
-              <w:right w:w="0" w:type="dxa"/>
-            </w:tcMar>
-            <w:vAlign w:val="top"/>
-          </w:tcPr>
-          <w:p>
-            <w:pPr>
-              <w:pStyle w:val="Normal"/>
-              <w:jc w:val="center"/>
-              <w:pBdr>
-                <w:bottom w:val="none" w:sz="0" w:space="0" w:color="000000"/>
-                <w:top w:val="none" w:sz="0" w:space="0" w:color="000000"/>
-                <w:left w:val="none" w:sz="0" w:space="0" w:color="000000"/>
-                <w:right w:val="none" w:sz="0" w:space="0" w:color="000000"/>
-              </w:pBdr>
-              <w:spacing w:after="100" w:before="100" w:line="240"/>
-              <w:ind w:left="100" w:right="100" w:firstLine="0" w:firstLineChars="0"/>
-              <w:rPr>
-                <w:rFonts w:ascii="Helvetica" w:hAnsi="Helvetica" w:eastAsia="Helvetica" w:cs="Helvetica"/>
-                <w:i w:val="false"/>
-                <w:b w:val="false"/>
-                <w:u w:val="none"/>
-                <w:sz w:val="22"/>
-                <w:szCs w:val="22"/>
-                <w:color w:val="000000"/>
-              </w:rPr>
-            </w:pPr>
-            <w:r>
-              <w:rPr>
-                <w:rFonts w:ascii="Helvetica" w:hAnsi="Helvetica" w:eastAsia="Helvetica" w:cs="Helvetica"/>
-                <w:i w:val="false"/>
-                <w:b w:val="false"/>
-                <w:u w:val="none"/>
-                <w:sz w:val="22"/>
-                <w:szCs w:val="22"/>
-                <w:color w:val="000000"/>
-              </w:rPr>
-              <w:t xml:space="preserve">0.171</w:t>
+              <w:t xml:space="preserve">-5.9</w:t>
+            </w:r>
+          </w:p>
+        </w:tc>
+        <w:tc>
+          <w:tcPr>
+            <w:tcBorders>
+              <w:bottom w:val="none" w:sz="0" w:space="0" w:color="000000"/>
+              <w:top w:val="none" w:sz="0" w:space="0" w:color="000000"/>
+              <w:left w:val="none" w:sz="0" w:space="0" w:color="000000"/>
+              <w:right w:val="none" w:sz="0" w:space="0" w:color="000000"/>
+            </w:tcBorders>
+            <w:shd w:val="clear" w:color="auto" w:fill="FFFFFF"/>
+            <w:tcMar>
+              <w:top w:w="0" w:type="dxa"/>
+              <w:bottom w:w="0" w:type="dxa"/>
+              <w:left w:w="0" w:type="dxa"/>
+              <w:right w:w="0" w:type="dxa"/>
+            </w:tcMar>
+            <w:vAlign w:val="top"/>
+          </w:tcPr>
+          <w:p>
+            <w:pPr>
+              <w:pStyle w:val="Normal"/>
+              <w:jc w:val="center"/>
+              <w:pBdr>
+                <w:bottom w:val="none" w:sz="0" w:space="0" w:color="000000"/>
+                <w:top w:val="none" w:sz="0" w:space="0" w:color="000000"/>
+                <w:left w:val="none" w:sz="0" w:space="0" w:color="000000"/>
+                <w:right w:val="none" w:sz="0" w:space="0" w:color="000000"/>
+              </w:pBdr>
+              <w:spacing w:after="100" w:before="100" w:line="240"/>
+              <w:ind w:left="100" w:right="100" w:firstLine="0" w:firstLineChars="0"/>
+              <w:rPr>
+                <w:rFonts w:ascii="Helvetica" w:hAnsi="Helvetica" w:eastAsia="Helvetica" w:cs="Helvetica"/>
+                <w:i w:val="false"/>
+                <w:b w:val="false"/>
+                <w:u w:val="none"/>
+                <w:sz w:val="22"/>
+                <w:szCs w:val="22"/>
+                <w:color w:val="000000"/>
+              </w:rPr>
+            </w:pPr>
+            <w:r>
+              <w:rPr>
+                <w:rFonts w:ascii="Helvetica" w:hAnsi="Helvetica" w:eastAsia="Helvetica" w:cs="Helvetica"/>
+                <w:i w:val="false"/>
+                <w:b w:val="false"/>
+                <w:u w:val="none"/>
+                <w:sz w:val="22"/>
+                <w:szCs w:val="22"/>
+                <w:color w:val="000000"/>
+              </w:rPr>
+              <w:t xml:space="preserve">-13, 0.92</w:t>
+            </w:r>
+          </w:p>
+        </w:tc>
+        <w:tc>
+          <w:tcPr>
+            <w:tcBorders>
+              <w:bottom w:val="none" w:sz="0" w:space="0" w:color="000000"/>
+              <w:top w:val="none" w:sz="0" w:space="0" w:color="000000"/>
+              <w:left w:val="none" w:sz="0" w:space="0" w:color="000000"/>
+              <w:right w:val="none" w:sz="0" w:space="0" w:color="000000"/>
+            </w:tcBorders>
+            <w:shd w:val="clear" w:color="auto" w:fill="FFFFFF"/>
+            <w:tcMar>
+              <w:top w:w="0" w:type="dxa"/>
+              <w:bottom w:w="0" w:type="dxa"/>
+              <w:left w:w="0" w:type="dxa"/>
+              <w:right w:w="0" w:type="dxa"/>
+            </w:tcMar>
+            <w:vAlign w:val="top"/>
+          </w:tcPr>
+          <w:p>
+            <w:pPr>
+              <w:pStyle w:val="Normal"/>
+              <w:jc w:val="center"/>
+              <w:pBdr>
+                <w:bottom w:val="none" w:sz="0" w:space="0" w:color="000000"/>
+                <w:top w:val="none" w:sz="0" w:space="0" w:color="000000"/>
+                <w:left w:val="none" w:sz="0" w:space="0" w:color="000000"/>
+                <w:right w:val="none" w:sz="0" w:space="0" w:color="000000"/>
+              </w:pBdr>
+              <w:spacing w:after="100" w:before="100" w:line="240"/>
+              <w:ind w:left="100" w:right="100" w:firstLine="0" w:firstLineChars="0"/>
+              <w:rPr>
+                <w:rFonts w:ascii="Helvetica" w:hAnsi="Helvetica" w:eastAsia="Helvetica" w:cs="Helvetica"/>
+                <w:i w:val="false"/>
+                <w:b w:val="false"/>
+                <w:u w:val="none"/>
+                <w:sz w:val="22"/>
+                <w:szCs w:val="22"/>
+                <w:color w:val="000000"/>
+              </w:rPr>
+            </w:pPr>
+            <w:r>
+              <w:rPr>
+                <w:rFonts w:ascii="Helvetica" w:hAnsi="Helvetica" w:eastAsia="Helvetica" w:cs="Helvetica"/>
+                <w:i w:val="false"/>
+                <w:b w:val="false"/>
+                <w:u w:val="none"/>
+                <w:sz w:val="22"/>
+                <w:szCs w:val="22"/>
+                <w:color w:val="000000"/>
+              </w:rPr>
+              <w:t xml:space="preserve">0.090</w:t>
             </w:r>
           </w:p>
         </w:tc>
@@ -8805,113 +8805,113 @@
                 <w:szCs w:val="22"/>
                 <w:color w:val="000000"/>
               </w:rPr>
-              <w:t xml:space="preserve">-2.5</w:t>
-            </w:r>
-          </w:p>
-        </w:tc>
-        <w:tc>
-          <w:tcPr>
-            <w:tcBorders>
-              <w:bottom w:val="none" w:sz="0" w:space="0" w:color="000000"/>
-              <w:top w:val="none" w:sz="0" w:space="0" w:color="000000"/>
-              <w:left w:val="none" w:sz="0" w:space="0" w:color="000000"/>
-              <w:right w:val="none" w:sz="0" w:space="0" w:color="000000"/>
-            </w:tcBorders>
-            <w:shd w:val="clear" w:color="auto" w:fill="FFFFFF"/>
-            <w:tcMar>
-              <w:top w:w="0" w:type="dxa"/>
-              <w:bottom w:w="0" w:type="dxa"/>
-              <w:left w:w="0" w:type="dxa"/>
-              <w:right w:w="0" w:type="dxa"/>
-            </w:tcMar>
-            <w:vAlign w:val="top"/>
-          </w:tcPr>
-          <w:p>
-            <w:pPr>
-              <w:pStyle w:val="Normal"/>
-              <w:jc w:val="center"/>
-              <w:pBdr>
-                <w:bottom w:val="none" w:sz="0" w:space="0" w:color="000000"/>
-                <w:top w:val="none" w:sz="0" w:space="0" w:color="000000"/>
-                <w:left w:val="none" w:sz="0" w:space="0" w:color="000000"/>
-                <w:right w:val="none" w:sz="0" w:space="0" w:color="000000"/>
-              </w:pBdr>
-              <w:spacing w:after="100" w:before="100" w:line="240"/>
-              <w:ind w:left="100" w:right="100" w:firstLine="0" w:firstLineChars="0"/>
-              <w:rPr>
-                <w:rFonts w:ascii="Helvetica" w:hAnsi="Helvetica" w:eastAsia="Helvetica" w:cs="Helvetica"/>
-                <w:i w:val="false"/>
-                <w:b w:val="false"/>
-                <w:u w:val="none"/>
-                <w:sz w:val="22"/>
-                <w:szCs w:val="22"/>
-                <w:color w:val="000000"/>
-              </w:rPr>
-            </w:pPr>
-            <w:r>
-              <w:rPr>
-                <w:rFonts w:ascii="Helvetica" w:hAnsi="Helvetica" w:eastAsia="Helvetica" w:cs="Helvetica"/>
-                <w:i w:val="false"/>
-                <w:b w:val="false"/>
-                <w:u w:val="none"/>
-                <w:sz w:val="22"/>
-                <w:szCs w:val="22"/>
-                <w:color w:val="000000"/>
-              </w:rPr>
-              <w:t xml:space="preserve">-7.9, 3.0</w:t>
-            </w:r>
-          </w:p>
-        </w:tc>
-        <w:tc>
-          <w:tcPr>
-            <w:tcBorders>
-              <w:bottom w:val="none" w:sz="0" w:space="0" w:color="000000"/>
-              <w:top w:val="none" w:sz="0" w:space="0" w:color="000000"/>
-              <w:left w:val="none" w:sz="0" w:space="0" w:color="000000"/>
-              <w:right w:val="none" w:sz="0" w:space="0" w:color="000000"/>
-            </w:tcBorders>
-            <w:shd w:val="clear" w:color="auto" w:fill="FFFFFF"/>
-            <w:tcMar>
-              <w:top w:w="0" w:type="dxa"/>
-              <w:bottom w:w="0" w:type="dxa"/>
-              <w:left w:w="0" w:type="dxa"/>
-              <w:right w:w="0" w:type="dxa"/>
-            </w:tcMar>
-            <w:vAlign w:val="top"/>
-          </w:tcPr>
-          <w:p>
-            <w:pPr>
-              <w:pStyle w:val="Normal"/>
-              <w:jc w:val="center"/>
-              <w:pBdr>
-                <w:bottom w:val="none" w:sz="0" w:space="0" w:color="000000"/>
-                <w:top w:val="none" w:sz="0" w:space="0" w:color="000000"/>
-                <w:left w:val="none" w:sz="0" w:space="0" w:color="000000"/>
-                <w:right w:val="none" w:sz="0" w:space="0" w:color="000000"/>
-              </w:pBdr>
-              <w:spacing w:after="100" w:before="100" w:line="240"/>
-              <w:ind w:left="100" w:right="100" w:firstLine="0" w:firstLineChars="0"/>
-              <w:rPr>
-                <w:rFonts w:ascii="Helvetica" w:hAnsi="Helvetica" w:eastAsia="Helvetica" w:cs="Helvetica"/>
-                <w:i w:val="false"/>
-                <w:b w:val="false"/>
-                <w:u w:val="none"/>
-                <w:sz w:val="22"/>
-                <w:szCs w:val="22"/>
-                <w:color w:val="000000"/>
-              </w:rPr>
-            </w:pPr>
-            <w:r>
-              <w:rPr>
-                <w:rFonts w:ascii="Helvetica" w:hAnsi="Helvetica" w:eastAsia="Helvetica" w:cs="Helvetica"/>
-                <w:i w:val="false"/>
-                <w:b w:val="false"/>
-                <w:u w:val="none"/>
-                <w:sz w:val="22"/>
-                <w:szCs w:val="22"/>
-                <w:color w:val="000000"/>
-              </w:rPr>
-              <w:t xml:space="preserve">0.368</w:t>
+              <w:t xml:space="preserve">-2.8</w:t>
+            </w:r>
+          </w:p>
+        </w:tc>
+        <w:tc>
+          <w:tcPr>
+            <w:tcBorders>
+              <w:bottom w:val="none" w:sz="0" w:space="0" w:color="000000"/>
+              <w:top w:val="none" w:sz="0" w:space="0" w:color="000000"/>
+              <w:left w:val="none" w:sz="0" w:space="0" w:color="000000"/>
+              <w:right w:val="none" w:sz="0" w:space="0" w:color="000000"/>
+            </w:tcBorders>
+            <w:shd w:val="clear" w:color="auto" w:fill="FFFFFF"/>
+            <w:tcMar>
+              <w:top w:w="0" w:type="dxa"/>
+              <w:bottom w:w="0" w:type="dxa"/>
+              <w:left w:w="0" w:type="dxa"/>
+              <w:right w:w="0" w:type="dxa"/>
+            </w:tcMar>
+            <w:vAlign w:val="top"/>
+          </w:tcPr>
+          <w:p>
+            <w:pPr>
+              <w:pStyle w:val="Normal"/>
+              <w:jc w:val="center"/>
+              <w:pBdr>
+                <w:bottom w:val="none" w:sz="0" w:space="0" w:color="000000"/>
+                <w:top w:val="none" w:sz="0" w:space="0" w:color="000000"/>
+                <w:left w:val="none" w:sz="0" w:space="0" w:color="000000"/>
+                <w:right w:val="none" w:sz="0" w:space="0" w:color="000000"/>
+              </w:pBdr>
+              <w:spacing w:after="100" w:before="100" w:line="240"/>
+              <w:ind w:left="100" w:right="100" w:firstLine="0" w:firstLineChars="0"/>
+              <w:rPr>
+                <w:rFonts w:ascii="Helvetica" w:hAnsi="Helvetica" w:eastAsia="Helvetica" w:cs="Helvetica"/>
+                <w:i w:val="false"/>
+                <w:b w:val="false"/>
+                <w:u w:val="none"/>
+                <w:sz w:val="22"/>
+                <w:szCs w:val="22"/>
+                <w:color w:val="000000"/>
+              </w:rPr>
+            </w:pPr>
+            <w:r>
+              <w:rPr>
+                <w:rFonts w:ascii="Helvetica" w:hAnsi="Helvetica" w:eastAsia="Helvetica" w:cs="Helvetica"/>
+                <w:i w:val="false"/>
+                <w:b w:val="false"/>
+                <w:u w:val="none"/>
+                <w:sz w:val="22"/>
+                <w:szCs w:val="22"/>
+                <w:color w:val="000000"/>
+              </w:rPr>
+              <w:t xml:space="preserve">-8.2, 2.5</w:t>
+            </w:r>
+          </w:p>
+        </w:tc>
+        <w:tc>
+          <w:tcPr>
+            <w:tcBorders>
+              <w:bottom w:val="none" w:sz="0" w:space="0" w:color="000000"/>
+              <w:top w:val="none" w:sz="0" w:space="0" w:color="000000"/>
+              <w:left w:val="none" w:sz="0" w:space="0" w:color="000000"/>
+              <w:right w:val="none" w:sz="0" w:space="0" w:color="000000"/>
+            </w:tcBorders>
+            <w:shd w:val="clear" w:color="auto" w:fill="FFFFFF"/>
+            <w:tcMar>
+              <w:top w:w="0" w:type="dxa"/>
+              <w:bottom w:w="0" w:type="dxa"/>
+              <w:left w:w="0" w:type="dxa"/>
+              <w:right w:w="0" w:type="dxa"/>
+            </w:tcMar>
+            <w:vAlign w:val="top"/>
+          </w:tcPr>
+          <w:p>
+            <w:pPr>
+              <w:pStyle w:val="Normal"/>
+              <w:jc w:val="center"/>
+              <w:pBdr>
+                <w:bottom w:val="none" w:sz="0" w:space="0" w:color="000000"/>
+                <w:top w:val="none" w:sz="0" w:space="0" w:color="000000"/>
+                <w:left w:val="none" w:sz="0" w:space="0" w:color="000000"/>
+                <w:right w:val="none" w:sz="0" w:space="0" w:color="000000"/>
+              </w:pBdr>
+              <w:spacing w:after="100" w:before="100" w:line="240"/>
+              <w:ind w:left="100" w:right="100" w:firstLine="0" w:firstLineChars="0"/>
+              <w:rPr>
+                <w:rFonts w:ascii="Helvetica" w:hAnsi="Helvetica" w:eastAsia="Helvetica" w:cs="Helvetica"/>
+                <w:i w:val="false"/>
+                <w:b w:val="false"/>
+                <w:u w:val="none"/>
+                <w:sz w:val="22"/>
+                <w:szCs w:val="22"/>
+                <w:color w:val="000000"/>
+              </w:rPr>
+            </w:pPr>
+            <w:r>
+              <w:rPr>
+                <w:rFonts w:ascii="Helvetica" w:hAnsi="Helvetica" w:eastAsia="Helvetica" w:cs="Helvetica"/>
+                <w:i w:val="false"/>
+                <w:b w:val="false"/>
+                <w:u w:val="none"/>
+                <w:sz w:val="22"/>
+                <w:szCs w:val="22"/>
+                <w:color w:val="000000"/>
+              </w:rPr>
+              <w:t xml:space="preserve">0.302</w:t>
             </w:r>
           </w:p>
         </w:tc>
@@ -9288,113 +9288,113 @@
                 <w:szCs w:val="22"/>
                 <w:color w:val="000000"/>
               </w:rPr>
-              <w:t xml:space="preserve">5.5</w:t>
-            </w:r>
-          </w:p>
-        </w:tc>
-        <w:tc>
-          <w:tcPr>
-            <w:tcBorders>
-              <w:bottom w:val="none" w:sz="0" w:space="0" w:color="000000"/>
-              <w:top w:val="none" w:sz="0" w:space="0" w:color="000000"/>
-              <w:left w:val="none" w:sz="0" w:space="0" w:color="000000"/>
-              <w:right w:val="none" w:sz="0" w:space="0" w:color="000000"/>
-            </w:tcBorders>
-            <w:shd w:val="clear" w:color="auto" w:fill="FFFFFF"/>
-            <w:tcMar>
-              <w:top w:w="0" w:type="dxa"/>
-              <w:bottom w:w="0" w:type="dxa"/>
-              <w:left w:w="0" w:type="dxa"/>
-              <w:right w:w="0" w:type="dxa"/>
-            </w:tcMar>
-            <w:vAlign w:val="top"/>
-          </w:tcPr>
-          <w:p>
-            <w:pPr>
-              <w:pStyle w:val="Normal"/>
-              <w:jc w:val="center"/>
-              <w:pBdr>
-                <w:bottom w:val="none" w:sz="0" w:space="0" w:color="000000"/>
-                <w:top w:val="none" w:sz="0" w:space="0" w:color="000000"/>
-                <w:left w:val="none" w:sz="0" w:space="0" w:color="000000"/>
-                <w:right w:val="none" w:sz="0" w:space="0" w:color="000000"/>
-              </w:pBdr>
-              <w:spacing w:after="100" w:before="100" w:line="240"/>
-              <w:ind w:left="100" w:right="100" w:firstLine="0" w:firstLineChars="0"/>
-              <w:rPr>
-                <w:rFonts w:ascii="Helvetica" w:hAnsi="Helvetica" w:eastAsia="Helvetica" w:cs="Helvetica"/>
-                <w:i w:val="false"/>
-                <w:b w:val="false"/>
-                <w:u w:val="none"/>
-                <w:sz w:val="22"/>
-                <w:szCs w:val="22"/>
-                <w:color w:val="000000"/>
-              </w:rPr>
-            </w:pPr>
-            <w:r>
-              <w:rPr>
-                <w:rFonts w:ascii="Helvetica" w:hAnsi="Helvetica" w:eastAsia="Helvetica" w:cs="Helvetica"/>
-                <w:i w:val="false"/>
-                <w:b w:val="false"/>
-                <w:u w:val="none"/>
-                <w:sz w:val="22"/>
-                <w:szCs w:val="22"/>
-                <w:color w:val="000000"/>
-              </w:rPr>
-              <w:t xml:space="preserve">-0.11, 11</w:t>
-            </w:r>
-          </w:p>
-        </w:tc>
-        <w:tc>
-          <w:tcPr>
-            <w:tcBorders>
-              <w:bottom w:val="none" w:sz="0" w:space="0" w:color="000000"/>
-              <w:top w:val="none" w:sz="0" w:space="0" w:color="000000"/>
-              <w:left w:val="none" w:sz="0" w:space="0" w:color="000000"/>
-              <w:right w:val="none" w:sz="0" w:space="0" w:color="000000"/>
-            </w:tcBorders>
-            <w:shd w:val="clear" w:color="auto" w:fill="FFFFFF"/>
-            <w:tcMar>
-              <w:top w:w="0" w:type="dxa"/>
-              <w:bottom w:w="0" w:type="dxa"/>
-              <w:left w:w="0" w:type="dxa"/>
-              <w:right w:w="0" w:type="dxa"/>
-            </w:tcMar>
-            <w:vAlign w:val="top"/>
-          </w:tcPr>
-          <w:p>
-            <w:pPr>
-              <w:pStyle w:val="Normal"/>
-              <w:jc w:val="center"/>
-              <w:pBdr>
-                <w:bottom w:val="none" w:sz="0" w:space="0" w:color="000000"/>
-                <w:top w:val="none" w:sz="0" w:space="0" w:color="000000"/>
-                <w:left w:val="none" w:sz="0" w:space="0" w:color="000000"/>
-                <w:right w:val="none" w:sz="0" w:space="0" w:color="000000"/>
-              </w:pBdr>
-              <w:spacing w:after="100" w:before="100" w:line="240"/>
-              <w:ind w:left="100" w:right="100" w:firstLine="0" w:firstLineChars="0"/>
-              <w:rPr>
-                <w:rFonts w:ascii="Helvetica" w:hAnsi="Helvetica" w:eastAsia="Helvetica" w:cs="Helvetica"/>
-                <w:i w:val="false"/>
-                <w:b w:val="false"/>
-                <w:u w:val="none"/>
-                <w:sz w:val="22"/>
-                <w:szCs w:val="22"/>
-                <w:color w:val="000000"/>
-              </w:rPr>
-            </w:pPr>
-            <w:r>
-              <w:rPr>
-                <w:rFonts w:ascii="Helvetica" w:hAnsi="Helvetica" w:eastAsia="Helvetica" w:cs="Helvetica"/>
-                <w:i w:val="false"/>
-                <w:b w:val="false"/>
-                <w:u w:val="none"/>
-                <w:sz w:val="22"/>
-                <w:szCs w:val="22"/>
-                <w:color w:val="000000"/>
-              </w:rPr>
-              <w:t xml:space="preserve">0.055</w:t>
+              <w:t xml:space="preserve">4.9</w:t>
+            </w:r>
+          </w:p>
+        </w:tc>
+        <w:tc>
+          <w:tcPr>
+            <w:tcBorders>
+              <w:bottom w:val="none" w:sz="0" w:space="0" w:color="000000"/>
+              <w:top w:val="none" w:sz="0" w:space="0" w:color="000000"/>
+              <w:left w:val="none" w:sz="0" w:space="0" w:color="000000"/>
+              <w:right w:val="none" w:sz="0" w:space="0" w:color="000000"/>
+            </w:tcBorders>
+            <w:shd w:val="clear" w:color="auto" w:fill="FFFFFF"/>
+            <w:tcMar>
+              <w:top w:w="0" w:type="dxa"/>
+              <w:bottom w:w="0" w:type="dxa"/>
+              <w:left w:w="0" w:type="dxa"/>
+              <w:right w:w="0" w:type="dxa"/>
+            </w:tcMar>
+            <w:vAlign w:val="top"/>
+          </w:tcPr>
+          <w:p>
+            <w:pPr>
+              <w:pStyle w:val="Normal"/>
+              <w:jc w:val="center"/>
+              <w:pBdr>
+                <w:bottom w:val="none" w:sz="0" w:space="0" w:color="000000"/>
+                <w:top w:val="none" w:sz="0" w:space="0" w:color="000000"/>
+                <w:left w:val="none" w:sz="0" w:space="0" w:color="000000"/>
+                <w:right w:val="none" w:sz="0" w:space="0" w:color="000000"/>
+              </w:pBdr>
+              <w:spacing w:after="100" w:before="100" w:line="240"/>
+              <w:ind w:left="100" w:right="100" w:firstLine="0" w:firstLineChars="0"/>
+              <w:rPr>
+                <w:rFonts w:ascii="Helvetica" w:hAnsi="Helvetica" w:eastAsia="Helvetica" w:cs="Helvetica"/>
+                <w:i w:val="false"/>
+                <w:b w:val="false"/>
+                <w:u w:val="none"/>
+                <w:sz w:val="22"/>
+                <w:szCs w:val="22"/>
+                <w:color w:val="000000"/>
+              </w:rPr>
+            </w:pPr>
+            <w:r>
+              <w:rPr>
+                <w:rFonts w:ascii="Helvetica" w:hAnsi="Helvetica" w:eastAsia="Helvetica" w:cs="Helvetica"/>
+                <w:i w:val="false"/>
+                <w:b w:val="false"/>
+                <w:u w:val="none"/>
+                <w:sz w:val="22"/>
+                <w:szCs w:val="22"/>
+                <w:color w:val="000000"/>
+              </w:rPr>
+              <w:t xml:space="preserve">-0.61, 10</w:t>
+            </w:r>
+          </w:p>
+        </w:tc>
+        <w:tc>
+          <w:tcPr>
+            <w:tcBorders>
+              <w:bottom w:val="none" w:sz="0" w:space="0" w:color="000000"/>
+              <w:top w:val="none" w:sz="0" w:space="0" w:color="000000"/>
+              <w:left w:val="none" w:sz="0" w:space="0" w:color="000000"/>
+              <w:right w:val="none" w:sz="0" w:space="0" w:color="000000"/>
+            </w:tcBorders>
+            <w:shd w:val="clear" w:color="auto" w:fill="FFFFFF"/>
+            <w:tcMar>
+              <w:top w:w="0" w:type="dxa"/>
+              <w:bottom w:w="0" w:type="dxa"/>
+              <w:left w:w="0" w:type="dxa"/>
+              <w:right w:w="0" w:type="dxa"/>
+            </w:tcMar>
+            <w:vAlign w:val="top"/>
+          </w:tcPr>
+          <w:p>
+            <w:pPr>
+              <w:pStyle w:val="Normal"/>
+              <w:jc w:val="center"/>
+              <w:pBdr>
+                <w:bottom w:val="none" w:sz="0" w:space="0" w:color="000000"/>
+                <w:top w:val="none" w:sz="0" w:space="0" w:color="000000"/>
+                <w:left w:val="none" w:sz="0" w:space="0" w:color="000000"/>
+                <w:right w:val="none" w:sz="0" w:space="0" w:color="000000"/>
+              </w:pBdr>
+              <w:spacing w:after="100" w:before="100" w:line="240"/>
+              <w:ind w:left="100" w:right="100" w:firstLine="0" w:firstLineChars="0"/>
+              <w:rPr>
+                <w:rFonts w:ascii="Helvetica" w:hAnsi="Helvetica" w:eastAsia="Helvetica" w:cs="Helvetica"/>
+                <w:i w:val="false"/>
+                <w:b w:val="false"/>
+                <w:u w:val="none"/>
+                <w:sz w:val="22"/>
+                <w:szCs w:val="22"/>
+                <w:color w:val="000000"/>
+              </w:rPr>
+            </w:pPr>
+            <w:r>
+              <w:rPr>
+                <w:rFonts w:ascii="Helvetica" w:hAnsi="Helvetica" w:eastAsia="Helvetica" w:cs="Helvetica"/>
+                <w:i w:val="false"/>
+                <w:b w:val="false"/>
+                <w:u w:val="none"/>
+                <w:sz w:val="22"/>
+                <w:szCs w:val="22"/>
+                <w:color w:val="000000"/>
+              </w:rPr>
+              <w:t xml:space="preserve">0.081</w:t>
             </w:r>
           </w:p>
         </w:tc>
@@ -9771,113 +9771,113 @@
                 <w:szCs w:val="22"/>
                 <w:color w:val="000000"/>
               </w:rPr>
-              <w:t xml:space="preserve">-0.68</w:t>
-            </w:r>
-          </w:p>
-        </w:tc>
-        <w:tc>
-          <w:tcPr>
-            <w:tcBorders>
-              <w:bottom w:val="none" w:sz="0" w:space="0" w:color="000000"/>
-              <w:top w:val="none" w:sz="0" w:space="0" w:color="000000"/>
-              <w:left w:val="none" w:sz="0" w:space="0" w:color="000000"/>
-              <w:right w:val="none" w:sz="0" w:space="0" w:color="000000"/>
-            </w:tcBorders>
-            <w:shd w:val="clear" w:color="auto" w:fill="FFFFFF"/>
-            <w:tcMar>
-              <w:top w:w="0" w:type="dxa"/>
-              <w:bottom w:w="0" w:type="dxa"/>
-              <w:left w:w="0" w:type="dxa"/>
-              <w:right w:w="0" w:type="dxa"/>
-            </w:tcMar>
-            <w:vAlign w:val="top"/>
-          </w:tcPr>
-          <w:p>
-            <w:pPr>
-              <w:pStyle w:val="Normal"/>
-              <w:jc w:val="center"/>
-              <w:pBdr>
-                <w:bottom w:val="none" w:sz="0" w:space="0" w:color="000000"/>
-                <w:top w:val="none" w:sz="0" w:space="0" w:color="000000"/>
-                <w:left w:val="none" w:sz="0" w:space="0" w:color="000000"/>
-                <w:right w:val="none" w:sz="0" w:space="0" w:color="000000"/>
-              </w:pBdr>
-              <w:spacing w:after="100" w:before="100" w:line="240"/>
-              <w:ind w:left="100" w:right="100" w:firstLine="0" w:firstLineChars="0"/>
-              <w:rPr>
-                <w:rFonts w:ascii="Helvetica" w:hAnsi="Helvetica" w:eastAsia="Helvetica" w:cs="Helvetica"/>
-                <w:i w:val="false"/>
-                <w:b w:val="false"/>
-                <w:u w:val="none"/>
-                <w:sz w:val="22"/>
-                <w:szCs w:val="22"/>
-                <w:color w:val="000000"/>
-              </w:rPr>
-            </w:pPr>
-            <w:r>
-              <w:rPr>
-                <w:rFonts w:ascii="Helvetica" w:hAnsi="Helvetica" w:eastAsia="Helvetica" w:cs="Helvetica"/>
-                <w:i w:val="false"/>
-                <w:b w:val="false"/>
-                <w:u w:val="none"/>
-                <w:sz w:val="22"/>
-                <w:szCs w:val="22"/>
-                <w:color w:val="000000"/>
-              </w:rPr>
-              <w:t xml:space="preserve">-7.4, 6.0</w:t>
-            </w:r>
-          </w:p>
-        </w:tc>
-        <w:tc>
-          <w:tcPr>
-            <w:tcBorders>
-              <w:bottom w:val="none" w:sz="0" w:space="0" w:color="000000"/>
-              <w:top w:val="none" w:sz="0" w:space="0" w:color="000000"/>
-              <w:left w:val="none" w:sz="0" w:space="0" w:color="000000"/>
-              <w:right w:val="none" w:sz="0" w:space="0" w:color="000000"/>
-            </w:tcBorders>
-            <w:shd w:val="clear" w:color="auto" w:fill="FFFFFF"/>
-            <w:tcMar>
-              <w:top w:w="0" w:type="dxa"/>
-              <w:bottom w:w="0" w:type="dxa"/>
-              <w:left w:w="0" w:type="dxa"/>
-              <w:right w:w="0" w:type="dxa"/>
-            </w:tcMar>
-            <w:vAlign w:val="top"/>
-          </w:tcPr>
-          <w:p>
-            <w:pPr>
-              <w:pStyle w:val="Normal"/>
-              <w:jc w:val="center"/>
-              <w:pBdr>
-                <w:bottom w:val="none" w:sz="0" w:space="0" w:color="000000"/>
-                <w:top w:val="none" w:sz="0" w:space="0" w:color="000000"/>
-                <w:left w:val="none" w:sz="0" w:space="0" w:color="000000"/>
-                <w:right w:val="none" w:sz="0" w:space="0" w:color="000000"/>
-              </w:pBdr>
-              <w:spacing w:after="100" w:before="100" w:line="240"/>
-              <w:ind w:left="100" w:right="100" w:firstLine="0" w:firstLineChars="0"/>
-              <w:rPr>
-                <w:rFonts w:ascii="Helvetica" w:hAnsi="Helvetica" w:eastAsia="Helvetica" w:cs="Helvetica"/>
-                <w:i w:val="false"/>
-                <w:b w:val="false"/>
-                <w:u w:val="none"/>
-                <w:sz w:val="22"/>
-                <w:szCs w:val="22"/>
-                <w:color w:val="000000"/>
-              </w:rPr>
-            </w:pPr>
-            <w:r>
-              <w:rPr>
-                <w:rFonts w:ascii="Helvetica" w:hAnsi="Helvetica" w:eastAsia="Helvetica" w:cs="Helvetica"/>
-                <w:i w:val="false"/>
-                <w:b w:val="false"/>
-                <w:u w:val="none"/>
-                <w:sz w:val="22"/>
-                <w:szCs w:val="22"/>
-                <w:color w:val="000000"/>
-              </w:rPr>
-              <w:t xml:space="preserve">0.843</w:t>
+              <w:t xml:space="preserve">-0.20</w:t>
+            </w:r>
+          </w:p>
+        </w:tc>
+        <w:tc>
+          <w:tcPr>
+            <w:tcBorders>
+              <w:bottom w:val="none" w:sz="0" w:space="0" w:color="000000"/>
+              <w:top w:val="none" w:sz="0" w:space="0" w:color="000000"/>
+              <w:left w:val="none" w:sz="0" w:space="0" w:color="000000"/>
+              <w:right w:val="none" w:sz="0" w:space="0" w:color="000000"/>
+            </w:tcBorders>
+            <w:shd w:val="clear" w:color="auto" w:fill="FFFFFF"/>
+            <w:tcMar>
+              <w:top w:w="0" w:type="dxa"/>
+              <w:bottom w:w="0" w:type="dxa"/>
+              <w:left w:w="0" w:type="dxa"/>
+              <w:right w:w="0" w:type="dxa"/>
+            </w:tcMar>
+            <w:vAlign w:val="top"/>
+          </w:tcPr>
+          <w:p>
+            <w:pPr>
+              <w:pStyle w:val="Normal"/>
+              <w:jc w:val="center"/>
+              <w:pBdr>
+                <w:bottom w:val="none" w:sz="0" w:space="0" w:color="000000"/>
+                <w:top w:val="none" w:sz="0" w:space="0" w:color="000000"/>
+                <w:left w:val="none" w:sz="0" w:space="0" w:color="000000"/>
+                <w:right w:val="none" w:sz="0" w:space="0" w:color="000000"/>
+              </w:pBdr>
+              <w:spacing w:after="100" w:before="100" w:line="240"/>
+              <w:ind w:left="100" w:right="100" w:firstLine="0" w:firstLineChars="0"/>
+              <w:rPr>
+                <w:rFonts w:ascii="Helvetica" w:hAnsi="Helvetica" w:eastAsia="Helvetica" w:cs="Helvetica"/>
+                <w:i w:val="false"/>
+                <w:b w:val="false"/>
+                <w:u w:val="none"/>
+                <w:sz w:val="22"/>
+                <w:szCs w:val="22"/>
+                <w:color w:val="000000"/>
+              </w:rPr>
+            </w:pPr>
+            <w:r>
+              <w:rPr>
+                <w:rFonts w:ascii="Helvetica" w:hAnsi="Helvetica" w:eastAsia="Helvetica" w:cs="Helvetica"/>
+                <w:i w:val="false"/>
+                <w:b w:val="false"/>
+                <w:u w:val="none"/>
+                <w:sz w:val="22"/>
+                <w:szCs w:val="22"/>
+                <w:color w:val="000000"/>
+              </w:rPr>
+              <w:t xml:space="preserve">-6.8, 6.4</w:t>
+            </w:r>
+          </w:p>
+        </w:tc>
+        <w:tc>
+          <w:tcPr>
+            <w:tcBorders>
+              <w:bottom w:val="none" w:sz="0" w:space="0" w:color="000000"/>
+              <w:top w:val="none" w:sz="0" w:space="0" w:color="000000"/>
+              <w:left w:val="none" w:sz="0" w:space="0" w:color="000000"/>
+              <w:right w:val="none" w:sz="0" w:space="0" w:color="000000"/>
+            </w:tcBorders>
+            <w:shd w:val="clear" w:color="auto" w:fill="FFFFFF"/>
+            <w:tcMar>
+              <w:top w:w="0" w:type="dxa"/>
+              <w:bottom w:w="0" w:type="dxa"/>
+              <w:left w:w="0" w:type="dxa"/>
+              <w:right w:w="0" w:type="dxa"/>
+            </w:tcMar>
+            <w:vAlign w:val="top"/>
+          </w:tcPr>
+          <w:p>
+            <w:pPr>
+              <w:pStyle w:val="Normal"/>
+              <w:jc w:val="center"/>
+              <w:pBdr>
+                <w:bottom w:val="none" w:sz="0" w:space="0" w:color="000000"/>
+                <w:top w:val="none" w:sz="0" w:space="0" w:color="000000"/>
+                <w:left w:val="none" w:sz="0" w:space="0" w:color="000000"/>
+                <w:right w:val="none" w:sz="0" w:space="0" w:color="000000"/>
+              </w:pBdr>
+              <w:spacing w:after="100" w:before="100" w:line="240"/>
+              <w:ind w:left="100" w:right="100" w:firstLine="0" w:firstLineChars="0"/>
+              <w:rPr>
+                <w:rFonts w:ascii="Helvetica" w:hAnsi="Helvetica" w:eastAsia="Helvetica" w:cs="Helvetica"/>
+                <w:i w:val="false"/>
+                <w:b w:val="false"/>
+                <w:u w:val="none"/>
+                <w:sz w:val="22"/>
+                <w:szCs w:val="22"/>
+                <w:color w:val="000000"/>
+              </w:rPr>
+            </w:pPr>
+            <w:r>
+              <w:rPr>
+                <w:rFonts w:ascii="Helvetica" w:hAnsi="Helvetica" w:eastAsia="Helvetica" w:cs="Helvetica"/>
+                <w:i w:val="false"/>
+                <w:b w:val="false"/>
+                <w:u w:val="none"/>
+                <w:sz w:val="22"/>
+                <w:szCs w:val="22"/>
+                <w:color w:val="000000"/>
+              </w:rPr>
+              <w:t xml:space="preserve">0.952</w:t>
             </w:r>
           </w:p>
         </w:tc>
@@ -11220,113 +11220,113 @@
                 <w:szCs w:val="22"/>
                 <w:color w:val="000000"/>
               </w:rPr>
-              <w:t xml:space="preserve">0.26</w:t>
-            </w:r>
-          </w:p>
-        </w:tc>
-        <w:tc>
-          <w:tcPr>
-            <w:tcBorders>
-              <w:bottom w:val="none" w:sz="0" w:space="0" w:color="000000"/>
-              <w:top w:val="none" w:sz="0" w:space="0" w:color="000000"/>
-              <w:left w:val="none" w:sz="0" w:space="0" w:color="000000"/>
-              <w:right w:val="none" w:sz="0" w:space="0" w:color="000000"/>
-            </w:tcBorders>
-            <w:shd w:val="clear" w:color="auto" w:fill="FFFFFF"/>
-            <w:tcMar>
-              <w:top w:w="0" w:type="dxa"/>
-              <w:bottom w:w="0" w:type="dxa"/>
-              <w:left w:w="0" w:type="dxa"/>
-              <w:right w:w="0" w:type="dxa"/>
-            </w:tcMar>
-            <w:vAlign w:val="top"/>
-          </w:tcPr>
-          <w:p>
-            <w:pPr>
-              <w:pStyle w:val="Normal"/>
-              <w:jc w:val="center"/>
-              <w:pBdr>
-                <w:bottom w:val="none" w:sz="0" w:space="0" w:color="000000"/>
-                <w:top w:val="none" w:sz="0" w:space="0" w:color="000000"/>
-                <w:left w:val="none" w:sz="0" w:space="0" w:color="000000"/>
-                <w:right w:val="none" w:sz="0" w:space="0" w:color="000000"/>
-              </w:pBdr>
-              <w:spacing w:after="100" w:before="100" w:line="240"/>
-              <w:ind w:left="100" w:right="100" w:firstLine="0" w:firstLineChars="0"/>
-              <w:rPr>
-                <w:rFonts w:ascii="Helvetica" w:hAnsi="Helvetica" w:eastAsia="Helvetica" w:cs="Helvetica"/>
-                <w:i w:val="false"/>
-                <w:b w:val="false"/>
-                <w:u w:val="none"/>
-                <w:sz w:val="22"/>
-                <w:szCs w:val="22"/>
-                <w:color w:val="000000"/>
-              </w:rPr>
-            </w:pPr>
-            <w:r>
-              <w:rPr>
-                <w:rFonts w:ascii="Helvetica" w:hAnsi="Helvetica" w:eastAsia="Helvetica" w:cs="Helvetica"/>
-                <w:i w:val="false"/>
-                <w:b w:val="false"/>
-                <w:u w:val="none"/>
-                <w:sz w:val="22"/>
-                <w:szCs w:val="22"/>
-                <w:color w:val="000000"/>
-              </w:rPr>
-              <w:t xml:space="preserve">-2.6, 3.1</w:t>
-            </w:r>
-          </w:p>
-        </w:tc>
-        <w:tc>
-          <w:tcPr>
-            <w:tcBorders>
-              <w:bottom w:val="none" w:sz="0" w:space="0" w:color="000000"/>
-              <w:top w:val="none" w:sz="0" w:space="0" w:color="000000"/>
-              <w:left w:val="none" w:sz="0" w:space="0" w:color="000000"/>
-              <w:right w:val="none" w:sz="0" w:space="0" w:color="000000"/>
-            </w:tcBorders>
-            <w:shd w:val="clear" w:color="auto" w:fill="FFFFFF"/>
-            <w:tcMar>
-              <w:top w:w="0" w:type="dxa"/>
-              <w:bottom w:w="0" w:type="dxa"/>
-              <w:left w:w="0" w:type="dxa"/>
-              <w:right w:w="0" w:type="dxa"/>
-            </w:tcMar>
-            <w:vAlign w:val="top"/>
-          </w:tcPr>
-          <w:p>
-            <w:pPr>
-              <w:pStyle w:val="Normal"/>
-              <w:jc w:val="center"/>
-              <w:pBdr>
-                <w:bottom w:val="none" w:sz="0" w:space="0" w:color="000000"/>
-                <w:top w:val="none" w:sz="0" w:space="0" w:color="000000"/>
-                <w:left w:val="none" w:sz="0" w:space="0" w:color="000000"/>
-                <w:right w:val="none" w:sz="0" w:space="0" w:color="000000"/>
-              </w:pBdr>
-              <w:spacing w:after="100" w:before="100" w:line="240"/>
-              <w:ind w:left="100" w:right="100" w:firstLine="0" w:firstLineChars="0"/>
-              <w:rPr>
-                <w:rFonts w:ascii="Helvetica" w:hAnsi="Helvetica" w:eastAsia="Helvetica" w:cs="Helvetica"/>
-                <w:i w:val="false"/>
-                <w:b w:val="false"/>
-                <w:u w:val="none"/>
-                <w:sz w:val="22"/>
-                <w:szCs w:val="22"/>
-                <w:color w:val="000000"/>
-              </w:rPr>
-            </w:pPr>
-            <w:r>
-              <w:rPr>
-                <w:rFonts w:ascii="Helvetica" w:hAnsi="Helvetica" w:eastAsia="Helvetica" w:cs="Helvetica"/>
-                <w:i w:val="false"/>
-                <w:b w:val="false"/>
-                <w:u w:val="none"/>
-                <w:sz w:val="22"/>
-                <w:szCs w:val="22"/>
-                <w:color w:val="000000"/>
-              </w:rPr>
-              <w:t xml:space="preserve">0.855</w:t>
+              <w:t xml:space="preserve">0.53</w:t>
+            </w:r>
+          </w:p>
+        </w:tc>
+        <w:tc>
+          <w:tcPr>
+            <w:tcBorders>
+              <w:bottom w:val="none" w:sz="0" w:space="0" w:color="000000"/>
+              <w:top w:val="none" w:sz="0" w:space="0" w:color="000000"/>
+              <w:left w:val="none" w:sz="0" w:space="0" w:color="000000"/>
+              <w:right w:val="none" w:sz="0" w:space="0" w:color="000000"/>
+            </w:tcBorders>
+            <w:shd w:val="clear" w:color="auto" w:fill="FFFFFF"/>
+            <w:tcMar>
+              <w:top w:w="0" w:type="dxa"/>
+              <w:bottom w:w="0" w:type="dxa"/>
+              <w:left w:w="0" w:type="dxa"/>
+              <w:right w:w="0" w:type="dxa"/>
+            </w:tcMar>
+            <w:vAlign w:val="top"/>
+          </w:tcPr>
+          <w:p>
+            <w:pPr>
+              <w:pStyle w:val="Normal"/>
+              <w:jc w:val="center"/>
+              <w:pBdr>
+                <w:bottom w:val="none" w:sz="0" w:space="0" w:color="000000"/>
+                <w:top w:val="none" w:sz="0" w:space="0" w:color="000000"/>
+                <w:left w:val="none" w:sz="0" w:space="0" w:color="000000"/>
+                <w:right w:val="none" w:sz="0" w:space="0" w:color="000000"/>
+              </w:pBdr>
+              <w:spacing w:after="100" w:before="100" w:line="240"/>
+              <w:ind w:left="100" w:right="100" w:firstLine="0" w:firstLineChars="0"/>
+              <w:rPr>
+                <w:rFonts w:ascii="Helvetica" w:hAnsi="Helvetica" w:eastAsia="Helvetica" w:cs="Helvetica"/>
+                <w:i w:val="false"/>
+                <w:b w:val="false"/>
+                <w:u w:val="none"/>
+                <w:sz w:val="22"/>
+                <w:szCs w:val="22"/>
+                <w:color w:val="000000"/>
+              </w:rPr>
+            </w:pPr>
+            <w:r>
+              <w:rPr>
+                <w:rFonts w:ascii="Helvetica" w:hAnsi="Helvetica" w:eastAsia="Helvetica" w:cs="Helvetica"/>
+                <w:i w:val="false"/>
+                <w:b w:val="false"/>
+                <w:u w:val="none"/>
+                <w:sz w:val="22"/>
+                <w:szCs w:val="22"/>
+                <w:color w:val="000000"/>
+              </w:rPr>
+              <w:t xml:space="preserve">-2.3, 3.3</w:t>
+            </w:r>
+          </w:p>
+        </w:tc>
+        <w:tc>
+          <w:tcPr>
+            <w:tcBorders>
+              <w:bottom w:val="none" w:sz="0" w:space="0" w:color="000000"/>
+              <w:top w:val="none" w:sz="0" w:space="0" w:color="000000"/>
+              <w:left w:val="none" w:sz="0" w:space="0" w:color="000000"/>
+              <w:right w:val="none" w:sz="0" w:space="0" w:color="000000"/>
+            </w:tcBorders>
+            <w:shd w:val="clear" w:color="auto" w:fill="FFFFFF"/>
+            <w:tcMar>
+              <w:top w:w="0" w:type="dxa"/>
+              <w:bottom w:w="0" w:type="dxa"/>
+              <w:left w:w="0" w:type="dxa"/>
+              <w:right w:w="0" w:type="dxa"/>
+            </w:tcMar>
+            <w:vAlign w:val="top"/>
+          </w:tcPr>
+          <w:p>
+            <w:pPr>
+              <w:pStyle w:val="Normal"/>
+              <w:jc w:val="center"/>
+              <w:pBdr>
+                <w:bottom w:val="none" w:sz="0" w:space="0" w:color="000000"/>
+                <w:top w:val="none" w:sz="0" w:space="0" w:color="000000"/>
+                <w:left w:val="none" w:sz="0" w:space="0" w:color="000000"/>
+                <w:right w:val="none" w:sz="0" w:space="0" w:color="000000"/>
+              </w:pBdr>
+              <w:spacing w:after="100" w:before="100" w:line="240"/>
+              <w:ind w:left="100" w:right="100" w:firstLine="0" w:firstLineChars="0"/>
+              <w:rPr>
+                <w:rFonts w:ascii="Helvetica" w:hAnsi="Helvetica" w:eastAsia="Helvetica" w:cs="Helvetica"/>
+                <w:i w:val="false"/>
+                <w:b w:val="false"/>
+                <w:u w:val="none"/>
+                <w:sz w:val="22"/>
+                <w:szCs w:val="22"/>
+                <w:color w:val="000000"/>
+              </w:rPr>
+            </w:pPr>
+            <w:r>
+              <w:rPr>
+                <w:rFonts w:ascii="Helvetica" w:hAnsi="Helvetica" w:eastAsia="Helvetica" w:cs="Helvetica"/>
+                <w:i w:val="false"/>
+                <w:b w:val="false"/>
+                <w:u w:val="none"/>
+                <w:sz w:val="22"/>
+                <w:szCs w:val="22"/>
+                <w:color w:val="000000"/>
+              </w:rPr>
+              <w:t xml:space="preserve">0.711</w:t>
             </w:r>
           </w:p>
         </w:tc>
@@ -12669,60 +12669,60 @@
                 <w:szCs w:val="22"/>
                 <w:color w:val="000000"/>
               </w:rPr>
-              <w:t xml:space="preserve">-9.4</w:t>
-            </w:r>
-          </w:p>
-        </w:tc>
-        <w:tc>
-          <w:tcPr>
-            <w:tcBorders>
-              <w:bottom w:val="none" w:sz="0" w:space="0" w:color="000000"/>
-              <w:top w:val="none" w:sz="0" w:space="0" w:color="000000"/>
-              <w:left w:val="none" w:sz="0" w:space="0" w:color="000000"/>
-              <w:right w:val="none" w:sz="0" w:space="0" w:color="000000"/>
-            </w:tcBorders>
-            <w:shd w:val="clear" w:color="auto" w:fill="FFFFFF"/>
-            <w:tcMar>
-              <w:top w:w="0" w:type="dxa"/>
-              <w:bottom w:w="0" w:type="dxa"/>
-              <w:left w:w="0" w:type="dxa"/>
-              <w:right w:w="0" w:type="dxa"/>
-            </w:tcMar>
-            <w:vAlign w:val="top"/>
-          </w:tcPr>
-          <w:p>
-            <w:pPr>
-              <w:pStyle w:val="Normal"/>
-              <w:jc w:val="center"/>
-              <w:pBdr>
-                <w:bottom w:val="none" w:sz="0" w:space="0" w:color="000000"/>
-                <w:top w:val="none" w:sz="0" w:space="0" w:color="000000"/>
-                <w:left w:val="none" w:sz="0" w:space="0" w:color="000000"/>
-                <w:right w:val="none" w:sz="0" w:space="0" w:color="000000"/>
-              </w:pBdr>
-              <w:spacing w:after="100" w:before="100" w:line="240"/>
-              <w:ind w:left="100" w:right="100" w:firstLine="0" w:firstLineChars="0"/>
-              <w:rPr>
-                <w:rFonts w:ascii="Helvetica" w:hAnsi="Helvetica" w:eastAsia="Helvetica" w:cs="Helvetica"/>
-                <w:i w:val="false"/>
-                <w:b w:val="false"/>
-                <w:u w:val="none"/>
-                <w:sz w:val="22"/>
-                <w:szCs w:val="22"/>
-                <w:color w:val="000000"/>
-              </w:rPr>
-            </w:pPr>
-            <w:r>
-              <w:rPr>
-                <w:rFonts w:ascii="Helvetica" w:hAnsi="Helvetica" w:eastAsia="Helvetica" w:cs="Helvetica"/>
-                <w:i w:val="false"/>
-                <w:b w:val="false"/>
-                <w:u w:val="none"/>
-                <w:sz w:val="22"/>
-                <w:szCs w:val="22"/>
-                <w:color w:val="000000"/>
-              </w:rPr>
-              <w:t xml:space="preserve">-13, -5.3</w:t>
+              <w:t xml:space="preserve">-8.8</w:t>
+            </w:r>
+          </w:p>
+        </w:tc>
+        <w:tc>
+          <w:tcPr>
+            <w:tcBorders>
+              <w:bottom w:val="none" w:sz="0" w:space="0" w:color="000000"/>
+              <w:top w:val="none" w:sz="0" w:space="0" w:color="000000"/>
+              <w:left w:val="none" w:sz="0" w:space="0" w:color="000000"/>
+              <w:right w:val="none" w:sz="0" w:space="0" w:color="000000"/>
+            </w:tcBorders>
+            <w:shd w:val="clear" w:color="auto" w:fill="FFFFFF"/>
+            <w:tcMar>
+              <w:top w:w="0" w:type="dxa"/>
+              <w:bottom w:w="0" w:type="dxa"/>
+              <w:left w:w="0" w:type="dxa"/>
+              <w:right w:w="0" w:type="dxa"/>
+            </w:tcMar>
+            <w:vAlign w:val="top"/>
+          </w:tcPr>
+          <w:p>
+            <w:pPr>
+              <w:pStyle w:val="Normal"/>
+              <w:jc w:val="center"/>
+              <w:pBdr>
+                <w:bottom w:val="none" w:sz="0" w:space="0" w:color="000000"/>
+                <w:top w:val="none" w:sz="0" w:space="0" w:color="000000"/>
+                <w:left w:val="none" w:sz="0" w:space="0" w:color="000000"/>
+                <w:right w:val="none" w:sz="0" w:space="0" w:color="000000"/>
+              </w:pBdr>
+              <w:spacing w:after="100" w:before="100" w:line="240"/>
+              <w:ind w:left="100" w:right="100" w:firstLine="0" w:firstLineChars="0"/>
+              <w:rPr>
+                <w:rFonts w:ascii="Helvetica" w:hAnsi="Helvetica" w:eastAsia="Helvetica" w:cs="Helvetica"/>
+                <w:i w:val="false"/>
+                <w:b w:val="false"/>
+                <w:u w:val="none"/>
+                <w:sz w:val="22"/>
+                <w:szCs w:val="22"/>
+                <w:color w:val="000000"/>
+              </w:rPr>
+            </w:pPr>
+            <w:r>
+              <w:rPr>
+                <w:rFonts w:ascii="Helvetica" w:hAnsi="Helvetica" w:eastAsia="Helvetica" w:cs="Helvetica"/>
+                <w:i w:val="false"/>
+                <w:b w:val="false"/>
+                <w:u w:val="none"/>
+                <w:sz w:val="22"/>
+                <w:szCs w:val="22"/>
+                <w:color w:val="000000"/>
+              </w:rPr>
+              <w:t xml:space="preserve">-13, -4.7</w:t>
             </w:r>
           </w:p>
         </w:tc>
@@ -14118,113 +14118,113 @@
                 <w:szCs w:val="22"/>
                 <w:color w:val="000000"/>
               </w:rPr>
-              <w:t xml:space="preserve">-4.2</w:t>
-            </w:r>
-          </w:p>
-        </w:tc>
-        <w:tc>
-          <w:tcPr>
-            <w:tcBorders>
-              <w:bottom w:val="none" w:sz="0" w:space="0" w:color="000000"/>
-              <w:top w:val="none" w:sz="0" w:space="0" w:color="000000"/>
-              <w:left w:val="none" w:sz="0" w:space="0" w:color="000000"/>
-              <w:right w:val="none" w:sz="0" w:space="0" w:color="000000"/>
-            </w:tcBorders>
-            <w:shd w:val="clear" w:color="auto" w:fill="FFFFFF"/>
-            <w:tcMar>
-              <w:top w:w="0" w:type="dxa"/>
-              <w:bottom w:w="0" w:type="dxa"/>
-              <w:left w:w="0" w:type="dxa"/>
-              <w:right w:w="0" w:type="dxa"/>
-            </w:tcMar>
-            <w:vAlign w:val="top"/>
-          </w:tcPr>
-          <w:p>
-            <w:pPr>
-              <w:pStyle w:val="Normal"/>
-              <w:jc w:val="center"/>
-              <w:pBdr>
-                <w:bottom w:val="none" w:sz="0" w:space="0" w:color="000000"/>
-                <w:top w:val="none" w:sz="0" w:space="0" w:color="000000"/>
-                <w:left w:val="none" w:sz="0" w:space="0" w:color="000000"/>
-                <w:right w:val="none" w:sz="0" w:space="0" w:color="000000"/>
-              </w:pBdr>
-              <w:spacing w:after="100" w:before="100" w:line="240"/>
-              <w:ind w:left="100" w:right="100" w:firstLine="0" w:firstLineChars="0"/>
-              <w:rPr>
-                <w:rFonts w:ascii="Helvetica" w:hAnsi="Helvetica" w:eastAsia="Helvetica" w:cs="Helvetica"/>
-                <w:i w:val="false"/>
-                <w:b w:val="false"/>
-                <w:u w:val="none"/>
-                <w:sz w:val="22"/>
-                <w:szCs w:val="22"/>
-                <w:color w:val="000000"/>
-              </w:rPr>
-            </w:pPr>
-            <w:r>
-              <w:rPr>
-                <w:rFonts w:ascii="Helvetica" w:hAnsi="Helvetica" w:eastAsia="Helvetica" w:cs="Helvetica"/>
-                <w:i w:val="false"/>
-                <w:b w:val="false"/>
-                <w:u w:val="none"/>
-                <w:sz w:val="22"/>
-                <w:szCs w:val="22"/>
-                <w:color w:val="000000"/>
-              </w:rPr>
-              <w:t xml:space="preserve">-7.7, -0.75</w:t>
-            </w:r>
-          </w:p>
-        </w:tc>
-        <w:tc>
-          <w:tcPr>
-            <w:tcBorders>
-              <w:bottom w:val="none" w:sz="0" w:space="0" w:color="000000"/>
-              <w:top w:val="none" w:sz="0" w:space="0" w:color="000000"/>
-              <w:left w:val="none" w:sz="0" w:space="0" w:color="000000"/>
-              <w:right w:val="none" w:sz="0" w:space="0" w:color="000000"/>
-            </w:tcBorders>
-            <w:shd w:val="clear" w:color="auto" w:fill="FFFFFF"/>
-            <w:tcMar>
-              <w:top w:w="0" w:type="dxa"/>
-              <w:bottom w:w="0" w:type="dxa"/>
-              <w:left w:w="0" w:type="dxa"/>
-              <w:right w:w="0" w:type="dxa"/>
-            </w:tcMar>
-            <w:vAlign w:val="top"/>
-          </w:tcPr>
-          <w:p>
-            <w:pPr>
-              <w:pStyle w:val="Normal"/>
-              <w:jc w:val="center"/>
-              <w:pBdr>
-                <w:bottom w:val="none" w:sz="0" w:space="0" w:color="000000"/>
-                <w:top w:val="none" w:sz="0" w:space="0" w:color="000000"/>
-                <w:left w:val="none" w:sz="0" w:space="0" w:color="000000"/>
-                <w:right w:val="none" w:sz="0" w:space="0" w:color="000000"/>
-              </w:pBdr>
-              <w:spacing w:after="100" w:before="100" w:line="240"/>
-              <w:ind w:left="100" w:right="100" w:firstLine="0" w:firstLineChars="0"/>
-              <w:rPr>
-                <w:rFonts w:ascii="Helvetica" w:hAnsi="Helvetica" w:eastAsia="Helvetica" w:cs="Helvetica"/>
-                <w:i w:val="false"/>
-                <w:b w:val="false"/>
-                <w:u w:val="none"/>
-                <w:sz w:val="22"/>
-                <w:szCs w:val="22"/>
-                <w:color w:val="000000"/>
-              </w:rPr>
-            </w:pPr>
-            <w:r>
-              <w:rPr>
-                <w:rFonts w:ascii="Helvetica" w:hAnsi="Helvetica" w:eastAsia="Helvetica" w:cs="Helvetica"/>
-                <w:i w:val="false"/>
-                <w:b w:val="false"/>
-                <w:u w:val="none"/>
-                <w:sz w:val="22"/>
-                <w:szCs w:val="22"/>
-                <w:color w:val="000000"/>
-              </w:rPr>
-              <w:t xml:space="preserve">0.017</w:t>
+              <w:t xml:space="preserve">-4.0</w:t>
+            </w:r>
+          </w:p>
+        </w:tc>
+        <w:tc>
+          <w:tcPr>
+            <w:tcBorders>
+              <w:bottom w:val="none" w:sz="0" w:space="0" w:color="000000"/>
+              <w:top w:val="none" w:sz="0" w:space="0" w:color="000000"/>
+              <w:left w:val="none" w:sz="0" w:space="0" w:color="000000"/>
+              <w:right w:val="none" w:sz="0" w:space="0" w:color="000000"/>
+            </w:tcBorders>
+            <w:shd w:val="clear" w:color="auto" w:fill="FFFFFF"/>
+            <w:tcMar>
+              <w:top w:w="0" w:type="dxa"/>
+              <w:bottom w:w="0" w:type="dxa"/>
+              <w:left w:w="0" w:type="dxa"/>
+              <w:right w:w="0" w:type="dxa"/>
+            </w:tcMar>
+            <w:vAlign w:val="top"/>
+          </w:tcPr>
+          <w:p>
+            <w:pPr>
+              <w:pStyle w:val="Normal"/>
+              <w:jc w:val="center"/>
+              <w:pBdr>
+                <w:bottom w:val="none" w:sz="0" w:space="0" w:color="000000"/>
+                <w:top w:val="none" w:sz="0" w:space="0" w:color="000000"/>
+                <w:left w:val="none" w:sz="0" w:space="0" w:color="000000"/>
+                <w:right w:val="none" w:sz="0" w:space="0" w:color="000000"/>
+              </w:pBdr>
+              <w:spacing w:after="100" w:before="100" w:line="240"/>
+              <w:ind w:left="100" w:right="100" w:firstLine="0" w:firstLineChars="0"/>
+              <w:rPr>
+                <w:rFonts w:ascii="Helvetica" w:hAnsi="Helvetica" w:eastAsia="Helvetica" w:cs="Helvetica"/>
+                <w:i w:val="false"/>
+                <w:b w:val="false"/>
+                <w:u w:val="none"/>
+                <w:sz w:val="22"/>
+                <w:szCs w:val="22"/>
+                <w:color w:val="000000"/>
+              </w:rPr>
+            </w:pPr>
+            <w:r>
+              <w:rPr>
+                <w:rFonts w:ascii="Helvetica" w:hAnsi="Helvetica" w:eastAsia="Helvetica" w:cs="Helvetica"/>
+                <w:i w:val="false"/>
+                <w:b w:val="false"/>
+                <w:u w:val="none"/>
+                <w:sz w:val="22"/>
+                <w:szCs w:val="22"/>
+                <w:color w:val="000000"/>
+              </w:rPr>
+              <w:t xml:space="preserve">-7.5, -0.61</w:t>
+            </w:r>
+          </w:p>
+        </w:tc>
+        <w:tc>
+          <w:tcPr>
+            <w:tcBorders>
+              <w:bottom w:val="none" w:sz="0" w:space="0" w:color="000000"/>
+              <w:top w:val="none" w:sz="0" w:space="0" w:color="000000"/>
+              <w:left w:val="none" w:sz="0" w:space="0" w:color="000000"/>
+              <w:right w:val="none" w:sz="0" w:space="0" w:color="000000"/>
+            </w:tcBorders>
+            <w:shd w:val="clear" w:color="auto" w:fill="FFFFFF"/>
+            <w:tcMar>
+              <w:top w:w="0" w:type="dxa"/>
+              <w:bottom w:w="0" w:type="dxa"/>
+              <w:left w:w="0" w:type="dxa"/>
+              <w:right w:w="0" w:type="dxa"/>
+            </w:tcMar>
+            <w:vAlign w:val="top"/>
+          </w:tcPr>
+          <w:p>
+            <w:pPr>
+              <w:pStyle w:val="Normal"/>
+              <w:jc w:val="center"/>
+              <w:pBdr>
+                <w:bottom w:val="none" w:sz="0" w:space="0" w:color="000000"/>
+                <w:top w:val="none" w:sz="0" w:space="0" w:color="000000"/>
+                <w:left w:val="none" w:sz="0" w:space="0" w:color="000000"/>
+                <w:right w:val="none" w:sz="0" w:space="0" w:color="000000"/>
+              </w:pBdr>
+              <w:spacing w:after="100" w:before="100" w:line="240"/>
+              <w:ind w:left="100" w:right="100" w:firstLine="0" w:firstLineChars="0"/>
+              <w:rPr>
+                <w:rFonts w:ascii="Helvetica" w:hAnsi="Helvetica" w:eastAsia="Helvetica" w:cs="Helvetica"/>
+                <w:i w:val="false"/>
+                <w:b w:val="false"/>
+                <w:u w:val="none"/>
+                <w:sz w:val="22"/>
+                <w:szCs w:val="22"/>
+                <w:color w:val="000000"/>
+              </w:rPr>
+            </w:pPr>
+            <w:r>
+              <w:rPr>
+                <w:rFonts w:ascii="Helvetica" w:hAnsi="Helvetica" w:eastAsia="Helvetica" w:cs="Helvetica"/>
+                <w:i w:val="false"/>
+                <w:b w:val="false"/>
+                <w:u w:val="none"/>
+                <w:sz w:val="22"/>
+                <w:szCs w:val="22"/>
+                <w:color w:val="000000"/>
+              </w:rPr>
+              <w:t xml:space="preserve">0.021</w:t>
             </w:r>
           </w:p>
         </w:tc>
@@ -14601,113 +14601,113 @@
                 <w:szCs w:val="22"/>
                 <w:color w:val="000000"/>
               </w:rPr>
-              <w:t xml:space="preserve">-1.8</w:t>
-            </w:r>
-          </w:p>
-        </w:tc>
-        <w:tc>
-          <w:tcPr>
-            <w:tcBorders>
-              <w:bottom w:val="none" w:sz="0" w:space="0" w:color="000000"/>
-              <w:top w:val="none" w:sz="0" w:space="0" w:color="000000"/>
-              <w:left w:val="none" w:sz="0" w:space="0" w:color="000000"/>
-              <w:right w:val="none" w:sz="0" w:space="0" w:color="000000"/>
-            </w:tcBorders>
-            <w:shd w:val="clear" w:color="auto" w:fill="FFFFFF"/>
-            <w:tcMar>
-              <w:top w:w="0" w:type="dxa"/>
-              <w:bottom w:w="0" w:type="dxa"/>
-              <w:left w:w="0" w:type="dxa"/>
-              <w:right w:w="0" w:type="dxa"/>
-            </w:tcMar>
-            <w:vAlign w:val="top"/>
-          </w:tcPr>
-          <w:p>
-            <w:pPr>
-              <w:pStyle w:val="Normal"/>
-              <w:jc w:val="center"/>
-              <w:pBdr>
-                <w:bottom w:val="none" w:sz="0" w:space="0" w:color="000000"/>
-                <w:top w:val="none" w:sz="0" w:space="0" w:color="000000"/>
-                <w:left w:val="none" w:sz="0" w:space="0" w:color="000000"/>
-                <w:right w:val="none" w:sz="0" w:space="0" w:color="000000"/>
-              </w:pBdr>
-              <w:spacing w:after="100" w:before="100" w:line="240"/>
-              <w:ind w:left="100" w:right="100" w:firstLine="0" w:firstLineChars="0"/>
-              <w:rPr>
-                <w:rFonts w:ascii="Helvetica" w:hAnsi="Helvetica" w:eastAsia="Helvetica" w:cs="Helvetica"/>
-                <w:i w:val="false"/>
-                <w:b w:val="false"/>
-                <w:u w:val="none"/>
-                <w:sz w:val="22"/>
-                <w:szCs w:val="22"/>
-                <w:color w:val="000000"/>
-              </w:rPr>
-            </w:pPr>
-            <w:r>
-              <w:rPr>
-                <w:rFonts w:ascii="Helvetica" w:hAnsi="Helvetica" w:eastAsia="Helvetica" w:cs="Helvetica"/>
-                <w:i w:val="false"/>
-                <w:b w:val="false"/>
-                <w:u w:val="none"/>
-                <w:sz w:val="22"/>
-                <w:szCs w:val="22"/>
-                <w:color w:val="000000"/>
-              </w:rPr>
-              <w:t xml:space="preserve">-6.1, 2.5</w:t>
-            </w:r>
-          </w:p>
-        </w:tc>
-        <w:tc>
-          <w:tcPr>
-            <w:tcBorders>
-              <w:bottom w:val="none" w:sz="0" w:space="0" w:color="000000"/>
-              <w:top w:val="none" w:sz="0" w:space="0" w:color="000000"/>
-              <w:left w:val="none" w:sz="0" w:space="0" w:color="000000"/>
-              <w:right w:val="none" w:sz="0" w:space="0" w:color="000000"/>
-            </w:tcBorders>
-            <w:shd w:val="clear" w:color="auto" w:fill="FFFFFF"/>
-            <w:tcMar>
-              <w:top w:w="0" w:type="dxa"/>
-              <w:bottom w:w="0" w:type="dxa"/>
-              <w:left w:w="0" w:type="dxa"/>
-              <w:right w:w="0" w:type="dxa"/>
-            </w:tcMar>
-            <w:vAlign w:val="top"/>
-          </w:tcPr>
-          <w:p>
-            <w:pPr>
-              <w:pStyle w:val="Normal"/>
-              <w:jc w:val="center"/>
-              <w:pBdr>
-                <w:bottom w:val="none" w:sz="0" w:space="0" w:color="000000"/>
-                <w:top w:val="none" w:sz="0" w:space="0" w:color="000000"/>
-                <w:left w:val="none" w:sz="0" w:space="0" w:color="000000"/>
-                <w:right w:val="none" w:sz="0" w:space="0" w:color="000000"/>
-              </w:pBdr>
-              <w:spacing w:after="100" w:before="100" w:line="240"/>
-              <w:ind w:left="100" w:right="100" w:firstLine="0" w:firstLineChars="0"/>
-              <w:rPr>
-                <w:rFonts w:ascii="Helvetica" w:hAnsi="Helvetica" w:eastAsia="Helvetica" w:cs="Helvetica"/>
-                <w:i w:val="false"/>
-                <w:b w:val="false"/>
-                <w:u w:val="none"/>
-                <w:sz w:val="22"/>
-                <w:szCs w:val="22"/>
-                <w:color w:val="000000"/>
-              </w:rPr>
-            </w:pPr>
-            <w:r>
-              <w:rPr>
-                <w:rFonts w:ascii="Helvetica" w:hAnsi="Helvetica" w:eastAsia="Helvetica" w:cs="Helvetica"/>
-                <w:i w:val="false"/>
-                <w:b w:val="false"/>
-                <w:u w:val="none"/>
-                <w:sz w:val="22"/>
-                <w:szCs w:val="22"/>
-                <w:color w:val="000000"/>
-              </w:rPr>
-              <w:t xml:space="preserve">0.412</w:t>
+              <w:t xml:space="preserve">-1.7</w:t>
+            </w:r>
+          </w:p>
+        </w:tc>
+        <w:tc>
+          <w:tcPr>
+            <w:tcBorders>
+              <w:bottom w:val="none" w:sz="0" w:space="0" w:color="000000"/>
+              <w:top w:val="none" w:sz="0" w:space="0" w:color="000000"/>
+              <w:left w:val="none" w:sz="0" w:space="0" w:color="000000"/>
+              <w:right w:val="none" w:sz="0" w:space="0" w:color="000000"/>
+            </w:tcBorders>
+            <w:shd w:val="clear" w:color="auto" w:fill="FFFFFF"/>
+            <w:tcMar>
+              <w:top w:w="0" w:type="dxa"/>
+              <w:bottom w:w="0" w:type="dxa"/>
+              <w:left w:w="0" w:type="dxa"/>
+              <w:right w:w="0" w:type="dxa"/>
+            </w:tcMar>
+            <w:vAlign w:val="top"/>
+          </w:tcPr>
+          <w:p>
+            <w:pPr>
+              <w:pStyle w:val="Normal"/>
+              <w:jc w:val="center"/>
+              <w:pBdr>
+                <w:bottom w:val="none" w:sz="0" w:space="0" w:color="000000"/>
+                <w:top w:val="none" w:sz="0" w:space="0" w:color="000000"/>
+                <w:left w:val="none" w:sz="0" w:space="0" w:color="000000"/>
+                <w:right w:val="none" w:sz="0" w:space="0" w:color="000000"/>
+              </w:pBdr>
+              <w:spacing w:after="100" w:before="100" w:line="240"/>
+              <w:ind w:left="100" w:right="100" w:firstLine="0" w:firstLineChars="0"/>
+              <w:rPr>
+                <w:rFonts w:ascii="Helvetica" w:hAnsi="Helvetica" w:eastAsia="Helvetica" w:cs="Helvetica"/>
+                <w:i w:val="false"/>
+                <w:b w:val="false"/>
+                <w:u w:val="none"/>
+                <w:sz w:val="22"/>
+                <w:szCs w:val="22"/>
+                <w:color w:val="000000"/>
+              </w:rPr>
+            </w:pPr>
+            <w:r>
+              <w:rPr>
+                <w:rFonts w:ascii="Helvetica" w:hAnsi="Helvetica" w:eastAsia="Helvetica" w:cs="Helvetica"/>
+                <w:i w:val="false"/>
+                <w:b w:val="false"/>
+                <w:u w:val="none"/>
+                <w:sz w:val="22"/>
+                <w:szCs w:val="22"/>
+                <w:color w:val="000000"/>
+              </w:rPr>
+              <w:t xml:space="preserve">-5.9, 2.6</w:t>
+            </w:r>
+          </w:p>
+        </w:tc>
+        <w:tc>
+          <w:tcPr>
+            <w:tcBorders>
+              <w:bottom w:val="none" w:sz="0" w:space="0" w:color="000000"/>
+              <w:top w:val="none" w:sz="0" w:space="0" w:color="000000"/>
+              <w:left w:val="none" w:sz="0" w:space="0" w:color="000000"/>
+              <w:right w:val="none" w:sz="0" w:space="0" w:color="000000"/>
+            </w:tcBorders>
+            <w:shd w:val="clear" w:color="auto" w:fill="FFFFFF"/>
+            <w:tcMar>
+              <w:top w:w="0" w:type="dxa"/>
+              <w:bottom w:w="0" w:type="dxa"/>
+              <w:left w:w="0" w:type="dxa"/>
+              <w:right w:w="0" w:type="dxa"/>
+            </w:tcMar>
+            <w:vAlign w:val="top"/>
+          </w:tcPr>
+          <w:p>
+            <w:pPr>
+              <w:pStyle w:val="Normal"/>
+              <w:jc w:val="center"/>
+              <w:pBdr>
+                <w:bottom w:val="none" w:sz="0" w:space="0" w:color="000000"/>
+                <w:top w:val="none" w:sz="0" w:space="0" w:color="000000"/>
+                <w:left w:val="none" w:sz="0" w:space="0" w:color="000000"/>
+                <w:right w:val="none" w:sz="0" w:space="0" w:color="000000"/>
+              </w:pBdr>
+              <w:spacing w:after="100" w:before="100" w:line="240"/>
+              <w:ind w:left="100" w:right="100" w:firstLine="0" w:firstLineChars="0"/>
+              <w:rPr>
+                <w:rFonts w:ascii="Helvetica" w:hAnsi="Helvetica" w:eastAsia="Helvetica" w:cs="Helvetica"/>
+                <w:i w:val="false"/>
+                <w:b w:val="false"/>
+                <w:u w:val="none"/>
+                <w:sz w:val="22"/>
+                <w:szCs w:val="22"/>
+                <w:color w:val="000000"/>
+              </w:rPr>
+            </w:pPr>
+            <w:r>
+              <w:rPr>
+                <w:rFonts w:ascii="Helvetica" w:hAnsi="Helvetica" w:eastAsia="Helvetica" w:cs="Helvetica"/>
+                <w:i w:val="false"/>
+                <w:b w:val="false"/>
+                <w:u w:val="none"/>
+                <w:sz w:val="22"/>
+                <w:szCs w:val="22"/>
+                <w:color w:val="000000"/>
+              </w:rPr>
+              <w:t xml:space="preserve">0.444</w:t>
             </w:r>
           </w:p>
         </w:tc>
@@ -15084,113 +15084,113 @@
                 <w:szCs w:val="22"/>
                 <w:color w:val="000000"/>
               </w:rPr>
-              <w:t xml:space="preserve">-6.1</w:t>
-            </w:r>
-          </w:p>
-        </w:tc>
-        <w:tc>
-          <w:tcPr>
-            <w:tcBorders>
-              <w:bottom w:val="none" w:sz="0" w:space="0" w:color="000000"/>
-              <w:top w:val="none" w:sz="0" w:space="0" w:color="000000"/>
-              <w:left w:val="none" w:sz="0" w:space="0" w:color="000000"/>
-              <w:right w:val="none" w:sz="0" w:space="0" w:color="000000"/>
-            </w:tcBorders>
-            <w:shd w:val="clear" w:color="auto" w:fill="FFFFFF"/>
-            <w:tcMar>
-              <w:top w:w="0" w:type="dxa"/>
-              <w:bottom w:w="0" w:type="dxa"/>
-              <w:left w:w="0" w:type="dxa"/>
-              <w:right w:w="0" w:type="dxa"/>
-            </w:tcMar>
-            <w:vAlign w:val="top"/>
-          </w:tcPr>
-          <w:p>
-            <w:pPr>
-              <w:pStyle w:val="Normal"/>
-              <w:jc w:val="center"/>
-              <w:pBdr>
-                <w:bottom w:val="none" w:sz="0" w:space="0" w:color="000000"/>
-                <w:top w:val="none" w:sz="0" w:space="0" w:color="000000"/>
-                <w:left w:val="none" w:sz="0" w:space="0" w:color="000000"/>
-                <w:right w:val="none" w:sz="0" w:space="0" w:color="000000"/>
-              </w:pBdr>
-              <w:spacing w:after="100" w:before="100" w:line="240"/>
-              <w:ind w:left="100" w:right="100" w:firstLine="0" w:firstLineChars="0"/>
-              <w:rPr>
-                <w:rFonts w:ascii="Helvetica" w:hAnsi="Helvetica" w:eastAsia="Helvetica" w:cs="Helvetica"/>
-                <w:i w:val="false"/>
-                <w:b w:val="false"/>
-                <w:u w:val="none"/>
-                <w:sz w:val="22"/>
-                <w:szCs w:val="22"/>
-                <w:color w:val="000000"/>
-              </w:rPr>
-            </w:pPr>
-            <w:r>
-              <w:rPr>
-                <w:rFonts w:ascii="Helvetica" w:hAnsi="Helvetica" w:eastAsia="Helvetica" w:cs="Helvetica"/>
-                <w:i w:val="false"/>
-                <w:b w:val="false"/>
-                <w:u w:val="none"/>
-                <w:sz w:val="22"/>
-                <w:szCs w:val="22"/>
-                <w:color w:val="000000"/>
-              </w:rPr>
-              <w:t xml:space="preserve">-11, -1.2</w:t>
-            </w:r>
-          </w:p>
-        </w:tc>
-        <w:tc>
-          <w:tcPr>
-            <w:tcBorders>
-              <w:bottom w:val="none" w:sz="0" w:space="0" w:color="000000"/>
-              <w:top w:val="none" w:sz="0" w:space="0" w:color="000000"/>
-              <w:left w:val="none" w:sz="0" w:space="0" w:color="000000"/>
-              <w:right w:val="none" w:sz="0" w:space="0" w:color="000000"/>
-            </w:tcBorders>
-            <w:shd w:val="clear" w:color="auto" w:fill="FFFFFF"/>
-            <w:tcMar>
-              <w:top w:w="0" w:type="dxa"/>
-              <w:bottom w:w="0" w:type="dxa"/>
-              <w:left w:w="0" w:type="dxa"/>
-              <w:right w:w="0" w:type="dxa"/>
-            </w:tcMar>
-            <w:vAlign w:val="top"/>
-          </w:tcPr>
-          <w:p>
-            <w:pPr>
-              <w:pStyle w:val="Normal"/>
-              <w:jc w:val="center"/>
-              <w:pBdr>
-                <w:bottom w:val="none" w:sz="0" w:space="0" w:color="000000"/>
-                <w:top w:val="none" w:sz="0" w:space="0" w:color="000000"/>
-                <w:left w:val="none" w:sz="0" w:space="0" w:color="000000"/>
-                <w:right w:val="none" w:sz="0" w:space="0" w:color="000000"/>
-              </w:pBdr>
-              <w:spacing w:after="100" w:before="100" w:line="240"/>
-              <w:ind w:left="100" w:right="100" w:firstLine="0" w:firstLineChars="0"/>
-              <w:rPr>
-                <w:rFonts w:ascii="Helvetica" w:hAnsi="Helvetica" w:eastAsia="Helvetica" w:cs="Helvetica"/>
-                <w:i w:val="false"/>
-                <w:b w:val="false"/>
-                <w:u w:val="none"/>
-                <w:sz w:val="22"/>
-                <w:szCs w:val="22"/>
-                <w:color w:val="000000"/>
-              </w:rPr>
-            </w:pPr>
-            <w:r>
-              <w:rPr>
-                <w:rFonts w:ascii="Helvetica" w:hAnsi="Helvetica" w:eastAsia="Helvetica" w:cs="Helvetica"/>
-                <w:i w:val="false"/>
-                <w:b w:val="false"/>
-                <w:u w:val="none"/>
-                <w:sz w:val="22"/>
-                <w:szCs w:val="22"/>
-                <w:color w:val="000000"/>
-              </w:rPr>
-              <w:t xml:space="preserve">0.016</w:t>
+              <w:t xml:space="preserve">-5.9</w:t>
+            </w:r>
+          </w:p>
+        </w:tc>
+        <w:tc>
+          <w:tcPr>
+            <w:tcBorders>
+              <w:bottom w:val="none" w:sz="0" w:space="0" w:color="000000"/>
+              <w:top w:val="none" w:sz="0" w:space="0" w:color="000000"/>
+              <w:left w:val="none" w:sz="0" w:space="0" w:color="000000"/>
+              <w:right w:val="none" w:sz="0" w:space="0" w:color="000000"/>
+            </w:tcBorders>
+            <w:shd w:val="clear" w:color="auto" w:fill="FFFFFF"/>
+            <w:tcMar>
+              <w:top w:w="0" w:type="dxa"/>
+              <w:bottom w:w="0" w:type="dxa"/>
+              <w:left w:w="0" w:type="dxa"/>
+              <w:right w:w="0" w:type="dxa"/>
+            </w:tcMar>
+            <w:vAlign w:val="top"/>
+          </w:tcPr>
+          <w:p>
+            <w:pPr>
+              <w:pStyle w:val="Normal"/>
+              <w:jc w:val="center"/>
+              <w:pBdr>
+                <w:bottom w:val="none" w:sz="0" w:space="0" w:color="000000"/>
+                <w:top w:val="none" w:sz="0" w:space="0" w:color="000000"/>
+                <w:left w:val="none" w:sz="0" w:space="0" w:color="000000"/>
+                <w:right w:val="none" w:sz="0" w:space="0" w:color="000000"/>
+              </w:pBdr>
+              <w:spacing w:after="100" w:before="100" w:line="240"/>
+              <w:ind w:left="100" w:right="100" w:firstLine="0" w:firstLineChars="0"/>
+              <w:rPr>
+                <w:rFonts w:ascii="Helvetica" w:hAnsi="Helvetica" w:eastAsia="Helvetica" w:cs="Helvetica"/>
+                <w:i w:val="false"/>
+                <w:b w:val="false"/>
+                <w:u w:val="none"/>
+                <w:sz w:val="22"/>
+                <w:szCs w:val="22"/>
+                <w:color w:val="000000"/>
+              </w:rPr>
+            </w:pPr>
+            <w:r>
+              <w:rPr>
+                <w:rFonts w:ascii="Helvetica" w:hAnsi="Helvetica" w:eastAsia="Helvetica" w:cs="Helvetica"/>
+                <w:i w:val="false"/>
+                <w:b w:val="false"/>
+                <w:u w:val="none"/>
+                <w:sz w:val="22"/>
+                <w:szCs w:val="22"/>
+                <w:color w:val="000000"/>
+              </w:rPr>
+              <w:t xml:space="preserve">-11, -1.0</w:t>
+            </w:r>
+          </w:p>
+        </w:tc>
+        <w:tc>
+          <w:tcPr>
+            <w:tcBorders>
+              <w:bottom w:val="none" w:sz="0" w:space="0" w:color="000000"/>
+              <w:top w:val="none" w:sz="0" w:space="0" w:color="000000"/>
+              <w:left w:val="none" w:sz="0" w:space="0" w:color="000000"/>
+              <w:right w:val="none" w:sz="0" w:space="0" w:color="000000"/>
+            </w:tcBorders>
+            <w:shd w:val="clear" w:color="auto" w:fill="FFFFFF"/>
+            <w:tcMar>
+              <w:top w:w="0" w:type="dxa"/>
+              <w:bottom w:w="0" w:type="dxa"/>
+              <w:left w:w="0" w:type="dxa"/>
+              <w:right w:w="0" w:type="dxa"/>
+            </w:tcMar>
+            <w:vAlign w:val="top"/>
+          </w:tcPr>
+          <w:p>
+            <w:pPr>
+              <w:pStyle w:val="Normal"/>
+              <w:jc w:val="center"/>
+              <w:pBdr>
+                <w:bottom w:val="none" w:sz="0" w:space="0" w:color="000000"/>
+                <w:top w:val="none" w:sz="0" w:space="0" w:color="000000"/>
+                <w:left w:val="none" w:sz="0" w:space="0" w:color="000000"/>
+                <w:right w:val="none" w:sz="0" w:space="0" w:color="000000"/>
+              </w:pBdr>
+              <w:spacing w:after="100" w:before="100" w:line="240"/>
+              <w:ind w:left="100" w:right="100" w:firstLine="0" w:firstLineChars="0"/>
+              <w:rPr>
+                <w:rFonts w:ascii="Helvetica" w:hAnsi="Helvetica" w:eastAsia="Helvetica" w:cs="Helvetica"/>
+                <w:i w:val="false"/>
+                <w:b w:val="false"/>
+                <w:u w:val="none"/>
+                <w:sz w:val="22"/>
+                <w:szCs w:val="22"/>
+                <w:color w:val="000000"/>
+              </w:rPr>
+            </w:pPr>
+            <w:r>
+              <w:rPr>
+                <w:rFonts w:ascii="Helvetica" w:hAnsi="Helvetica" w:eastAsia="Helvetica" w:cs="Helvetica"/>
+                <w:i w:val="false"/>
+                <w:b w:val="false"/>
+                <w:u w:val="none"/>
+                <w:sz w:val="22"/>
+                <w:szCs w:val="22"/>
+                <w:color w:val="000000"/>
+              </w:rPr>
+              <w:t xml:space="preserve">0.017</w:t>
             </w:r>
           </w:p>
         </w:tc>
@@ -15567,113 +15567,113 @@
                 <w:szCs w:val="22"/>
                 <w:color w:val="000000"/>
               </w:rPr>
-              <w:t xml:space="preserve">-4.3</w:t>
-            </w:r>
-          </w:p>
-        </w:tc>
-        <w:tc>
-          <w:tcPr>
-            <w:tcBorders>
-              <w:bottom w:val="none" w:sz="0" w:space="0" w:color="000000"/>
-              <w:top w:val="none" w:sz="0" w:space="0" w:color="000000"/>
-              <w:left w:val="none" w:sz="0" w:space="0" w:color="000000"/>
-              <w:right w:val="none" w:sz="0" w:space="0" w:color="000000"/>
-            </w:tcBorders>
-            <w:shd w:val="clear" w:color="auto" w:fill="FFFFFF"/>
-            <w:tcMar>
-              <w:top w:w="0" w:type="dxa"/>
-              <w:bottom w:w="0" w:type="dxa"/>
-              <w:left w:w="0" w:type="dxa"/>
-              <w:right w:w="0" w:type="dxa"/>
-            </w:tcMar>
-            <w:vAlign w:val="top"/>
-          </w:tcPr>
-          <w:p>
-            <w:pPr>
-              <w:pStyle w:val="Normal"/>
-              <w:jc w:val="center"/>
-              <w:pBdr>
-                <w:bottom w:val="none" w:sz="0" w:space="0" w:color="000000"/>
-                <w:top w:val="none" w:sz="0" w:space="0" w:color="000000"/>
-                <w:left w:val="none" w:sz="0" w:space="0" w:color="000000"/>
-                <w:right w:val="none" w:sz="0" w:space="0" w:color="000000"/>
-              </w:pBdr>
-              <w:spacing w:after="100" w:before="100" w:line="240"/>
-              <w:ind w:left="100" w:right="100" w:firstLine="0" w:firstLineChars="0"/>
-              <w:rPr>
-                <w:rFonts w:ascii="Helvetica" w:hAnsi="Helvetica" w:eastAsia="Helvetica" w:cs="Helvetica"/>
-                <w:i w:val="false"/>
-                <w:b w:val="false"/>
-                <w:u w:val="none"/>
-                <w:sz w:val="22"/>
-                <w:szCs w:val="22"/>
-                <w:color w:val="000000"/>
-              </w:rPr>
-            </w:pPr>
-            <w:r>
-              <w:rPr>
-                <w:rFonts w:ascii="Helvetica" w:hAnsi="Helvetica" w:eastAsia="Helvetica" w:cs="Helvetica"/>
-                <w:i w:val="false"/>
-                <w:b w:val="false"/>
-                <w:u w:val="none"/>
-                <w:sz w:val="22"/>
-                <w:szCs w:val="22"/>
-                <w:color w:val="000000"/>
-              </w:rPr>
-              <w:t xml:space="preserve">-10, 1.6</w:t>
-            </w:r>
-          </w:p>
-        </w:tc>
-        <w:tc>
-          <w:tcPr>
-            <w:tcBorders>
-              <w:bottom w:val="none" w:sz="0" w:space="0" w:color="000000"/>
-              <w:top w:val="none" w:sz="0" w:space="0" w:color="000000"/>
-              <w:left w:val="none" w:sz="0" w:space="0" w:color="000000"/>
-              <w:right w:val="none" w:sz="0" w:space="0" w:color="000000"/>
-            </w:tcBorders>
-            <w:shd w:val="clear" w:color="auto" w:fill="FFFFFF"/>
-            <w:tcMar>
-              <w:top w:w="0" w:type="dxa"/>
-              <w:bottom w:w="0" w:type="dxa"/>
-              <w:left w:w="0" w:type="dxa"/>
-              <w:right w:w="0" w:type="dxa"/>
-            </w:tcMar>
-            <w:vAlign w:val="top"/>
-          </w:tcPr>
-          <w:p>
-            <w:pPr>
-              <w:pStyle w:val="Normal"/>
-              <w:jc w:val="center"/>
-              <w:pBdr>
-                <w:bottom w:val="none" w:sz="0" w:space="0" w:color="000000"/>
-                <w:top w:val="none" w:sz="0" w:space="0" w:color="000000"/>
-                <w:left w:val="none" w:sz="0" w:space="0" w:color="000000"/>
-                <w:right w:val="none" w:sz="0" w:space="0" w:color="000000"/>
-              </w:pBdr>
-              <w:spacing w:after="100" w:before="100" w:line="240"/>
-              <w:ind w:left="100" w:right="100" w:firstLine="0" w:firstLineChars="0"/>
-              <w:rPr>
-                <w:rFonts w:ascii="Helvetica" w:hAnsi="Helvetica" w:eastAsia="Helvetica" w:cs="Helvetica"/>
-                <w:i w:val="false"/>
-                <w:b w:val="false"/>
-                <w:u w:val="none"/>
-                <w:sz w:val="22"/>
-                <w:szCs w:val="22"/>
-                <w:color w:val="000000"/>
-              </w:rPr>
-            </w:pPr>
-            <w:r>
-              <w:rPr>
-                <w:rFonts w:ascii="Helvetica" w:hAnsi="Helvetica" w:eastAsia="Helvetica" w:cs="Helvetica"/>
-                <w:i w:val="false"/>
-                <w:b w:val="false"/>
-                <w:u w:val="none"/>
-                <w:sz w:val="22"/>
-                <w:szCs w:val="22"/>
-                <w:color w:val="000000"/>
-              </w:rPr>
-              <w:t xml:space="preserve">0.150</w:t>
+              <w:t xml:space="preserve">-4.0</w:t>
+            </w:r>
+          </w:p>
+        </w:tc>
+        <w:tc>
+          <w:tcPr>
+            <w:tcBorders>
+              <w:bottom w:val="none" w:sz="0" w:space="0" w:color="000000"/>
+              <w:top w:val="none" w:sz="0" w:space="0" w:color="000000"/>
+              <w:left w:val="none" w:sz="0" w:space="0" w:color="000000"/>
+              <w:right w:val="none" w:sz="0" w:space="0" w:color="000000"/>
+            </w:tcBorders>
+            <w:shd w:val="clear" w:color="auto" w:fill="FFFFFF"/>
+            <w:tcMar>
+              <w:top w:w="0" w:type="dxa"/>
+              <w:bottom w:w="0" w:type="dxa"/>
+              <w:left w:w="0" w:type="dxa"/>
+              <w:right w:w="0" w:type="dxa"/>
+            </w:tcMar>
+            <w:vAlign w:val="top"/>
+          </w:tcPr>
+          <w:p>
+            <w:pPr>
+              <w:pStyle w:val="Normal"/>
+              <w:jc w:val="center"/>
+              <w:pBdr>
+                <w:bottom w:val="none" w:sz="0" w:space="0" w:color="000000"/>
+                <w:top w:val="none" w:sz="0" w:space="0" w:color="000000"/>
+                <w:left w:val="none" w:sz="0" w:space="0" w:color="000000"/>
+                <w:right w:val="none" w:sz="0" w:space="0" w:color="000000"/>
+              </w:pBdr>
+              <w:spacing w:after="100" w:before="100" w:line="240"/>
+              <w:ind w:left="100" w:right="100" w:firstLine="0" w:firstLineChars="0"/>
+              <w:rPr>
+                <w:rFonts w:ascii="Helvetica" w:hAnsi="Helvetica" w:eastAsia="Helvetica" w:cs="Helvetica"/>
+                <w:i w:val="false"/>
+                <w:b w:val="false"/>
+                <w:u w:val="none"/>
+                <w:sz w:val="22"/>
+                <w:szCs w:val="22"/>
+                <w:color w:val="000000"/>
+              </w:rPr>
+            </w:pPr>
+            <w:r>
+              <w:rPr>
+                <w:rFonts w:ascii="Helvetica" w:hAnsi="Helvetica" w:eastAsia="Helvetica" w:cs="Helvetica"/>
+                <w:i w:val="false"/>
+                <w:b w:val="false"/>
+                <w:u w:val="none"/>
+                <w:sz w:val="22"/>
+                <w:szCs w:val="22"/>
+                <w:color w:val="000000"/>
+              </w:rPr>
+              <w:t xml:space="preserve">-9.8, 1.7</w:t>
+            </w:r>
+          </w:p>
+        </w:tc>
+        <w:tc>
+          <w:tcPr>
+            <w:tcBorders>
+              <w:bottom w:val="none" w:sz="0" w:space="0" w:color="000000"/>
+              <w:top w:val="none" w:sz="0" w:space="0" w:color="000000"/>
+              <w:left w:val="none" w:sz="0" w:space="0" w:color="000000"/>
+              <w:right w:val="none" w:sz="0" w:space="0" w:color="000000"/>
+            </w:tcBorders>
+            <w:shd w:val="clear" w:color="auto" w:fill="FFFFFF"/>
+            <w:tcMar>
+              <w:top w:w="0" w:type="dxa"/>
+              <w:bottom w:w="0" w:type="dxa"/>
+              <w:left w:w="0" w:type="dxa"/>
+              <w:right w:w="0" w:type="dxa"/>
+            </w:tcMar>
+            <w:vAlign w:val="top"/>
+          </w:tcPr>
+          <w:p>
+            <w:pPr>
+              <w:pStyle w:val="Normal"/>
+              <w:jc w:val="center"/>
+              <w:pBdr>
+                <w:bottom w:val="none" w:sz="0" w:space="0" w:color="000000"/>
+                <w:top w:val="none" w:sz="0" w:space="0" w:color="000000"/>
+                <w:left w:val="none" w:sz="0" w:space="0" w:color="000000"/>
+                <w:right w:val="none" w:sz="0" w:space="0" w:color="000000"/>
+              </w:pBdr>
+              <w:spacing w:after="100" w:before="100" w:line="240"/>
+              <w:ind w:left="100" w:right="100" w:firstLine="0" w:firstLineChars="0"/>
+              <w:rPr>
+                <w:rFonts w:ascii="Helvetica" w:hAnsi="Helvetica" w:eastAsia="Helvetica" w:cs="Helvetica"/>
+                <w:i w:val="false"/>
+                <w:b w:val="false"/>
+                <w:u w:val="none"/>
+                <w:sz w:val="22"/>
+                <w:szCs w:val="22"/>
+                <w:color w:val="000000"/>
+              </w:rPr>
+            </w:pPr>
+            <w:r>
+              <w:rPr>
+                <w:rFonts w:ascii="Helvetica" w:hAnsi="Helvetica" w:eastAsia="Helvetica" w:cs="Helvetica"/>
+                <w:i w:val="false"/>
+                <w:b w:val="false"/>
+                <w:u w:val="none"/>
+                <w:sz w:val="22"/>
+                <w:szCs w:val="22"/>
+                <w:color w:val="000000"/>
+              </w:rPr>
+              <w:t xml:space="preserve">0.167</w:t>
             </w:r>
           </w:p>
         </w:tc>
@@ -16050,113 +16050,113 @@
                 <w:szCs w:val="22"/>
                 <w:color w:val="000000"/>
               </w:rPr>
-              <w:t xml:space="preserve">2.8</w:t>
-            </w:r>
-          </w:p>
-        </w:tc>
-        <w:tc>
-          <w:tcPr>
-            <w:tcBorders>
-              <w:bottom w:val="none" w:sz="0" w:space="0" w:color="000000"/>
-              <w:top w:val="none" w:sz="0" w:space="0" w:color="000000"/>
-              <w:left w:val="none" w:sz="0" w:space="0" w:color="000000"/>
-              <w:right w:val="none" w:sz="0" w:space="0" w:color="000000"/>
-            </w:tcBorders>
-            <w:shd w:val="clear" w:color="auto" w:fill="FFFFFF"/>
-            <w:tcMar>
-              <w:top w:w="0" w:type="dxa"/>
-              <w:bottom w:w="0" w:type="dxa"/>
-              <w:left w:w="0" w:type="dxa"/>
-              <w:right w:w="0" w:type="dxa"/>
-            </w:tcMar>
-            <w:vAlign w:val="top"/>
-          </w:tcPr>
-          <w:p>
-            <w:pPr>
-              <w:pStyle w:val="Normal"/>
-              <w:jc w:val="center"/>
-              <w:pBdr>
-                <w:bottom w:val="none" w:sz="0" w:space="0" w:color="000000"/>
-                <w:top w:val="none" w:sz="0" w:space="0" w:color="000000"/>
-                <w:left w:val="none" w:sz="0" w:space="0" w:color="000000"/>
-                <w:right w:val="none" w:sz="0" w:space="0" w:color="000000"/>
-              </w:pBdr>
-              <w:spacing w:after="100" w:before="100" w:line="240"/>
-              <w:ind w:left="100" w:right="100" w:firstLine="0" w:firstLineChars="0"/>
-              <w:rPr>
-                <w:rFonts w:ascii="Helvetica" w:hAnsi="Helvetica" w:eastAsia="Helvetica" w:cs="Helvetica"/>
-                <w:i w:val="false"/>
-                <w:b w:val="false"/>
-                <w:u w:val="none"/>
-                <w:sz w:val="22"/>
-                <w:szCs w:val="22"/>
-                <w:color w:val="000000"/>
-              </w:rPr>
-            </w:pPr>
-            <w:r>
-              <w:rPr>
-                <w:rFonts w:ascii="Helvetica" w:hAnsi="Helvetica" w:eastAsia="Helvetica" w:cs="Helvetica"/>
-                <w:i w:val="false"/>
-                <w:b w:val="false"/>
-                <w:u w:val="none"/>
-                <w:sz w:val="22"/>
-                <w:szCs w:val="22"/>
-                <w:color w:val="000000"/>
-              </w:rPr>
-              <w:t xml:space="preserve">-0.79, 6.4</w:t>
-            </w:r>
-          </w:p>
-        </w:tc>
-        <w:tc>
-          <w:tcPr>
-            <w:tcBorders>
-              <w:bottom w:val="none" w:sz="0" w:space="0" w:color="000000"/>
-              <w:top w:val="none" w:sz="0" w:space="0" w:color="000000"/>
-              <w:left w:val="none" w:sz="0" w:space="0" w:color="000000"/>
-              <w:right w:val="none" w:sz="0" w:space="0" w:color="000000"/>
-            </w:tcBorders>
-            <w:shd w:val="clear" w:color="auto" w:fill="FFFFFF"/>
-            <w:tcMar>
-              <w:top w:w="0" w:type="dxa"/>
-              <w:bottom w:w="0" w:type="dxa"/>
-              <w:left w:w="0" w:type="dxa"/>
-              <w:right w:w="0" w:type="dxa"/>
-            </w:tcMar>
-            <w:vAlign w:val="top"/>
-          </w:tcPr>
-          <w:p>
-            <w:pPr>
-              <w:pStyle w:val="Normal"/>
-              <w:jc w:val="center"/>
-              <w:pBdr>
-                <w:bottom w:val="none" w:sz="0" w:space="0" w:color="000000"/>
-                <w:top w:val="none" w:sz="0" w:space="0" w:color="000000"/>
-                <w:left w:val="none" w:sz="0" w:space="0" w:color="000000"/>
-                <w:right w:val="none" w:sz="0" w:space="0" w:color="000000"/>
-              </w:pBdr>
-              <w:spacing w:after="100" w:before="100" w:line="240"/>
-              <w:ind w:left="100" w:right="100" w:firstLine="0" w:firstLineChars="0"/>
-              <w:rPr>
-                <w:rFonts w:ascii="Helvetica" w:hAnsi="Helvetica" w:eastAsia="Helvetica" w:cs="Helvetica"/>
-                <w:i w:val="false"/>
-                <w:b w:val="false"/>
-                <w:u w:val="none"/>
-                <w:sz w:val="22"/>
-                <w:szCs w:val="22"/>
-                <w:color w:val="000000"/>
-              </w:rPr>
-            </w:pPr>
-            <w:r>
-              <w:rPr>
-                <w:rFonts w:ascii="Helvetica" w:hAnsi="Helvetica" w:eastAsia="Helvetica" w:cs="Helvetica"/>
-                <w:i w:val="false"/>
-                <w:b w:val="false"/>
-                <w:u w:val="none"/>
-                <w:sz w:val="22"/>
-                <w:szCs w:val="22"/>
-                <w:color w:val="000000"/>
-              </w:rPr>
-              <w:t xml:space="preserve">0.126</w:t>
+              <w:t xml:space="preserve">3.0</w:t>
+            </w:r>
+          </w:p>
+        </w:tc>
+        <w:tc>
+          <w:tcPr>
+            <w:tcBorders>
+              <w:bottom w:val="none" w:sz="0" w:space="0" w:color="000000"/>
+              <w:top w:val="none" w:sz="0" w:space="0" w:color="000000"/>
+              <w:left w:val="none" w:sz="0" w:space="0" w:color="000000"/>
+              <w:right w:val="none" w:sz="0" w:space="0" w:color="000000"/>
+            </w:tcBorders>
+            <w:shd w:val="clear" w:color="auto" w:fill="FFFFFF"/>
+            <w:tcMar>
+              <w:top w:w="0" w:type="dxa"/>
+              <w:bottom w:w="0" w:type="dxa"/>
+              <w:left w:w="0" w:type="dxa"/>
+              <w:right w:w="0" w:type="dxa"/>
+            </w:tcMar>
+            <w:vAlign w:val="top"/>
+          </w:tcPr>
+          <w:p>
+            <w:pPr>
+              <w:pStyle w:val="Normal"/>
+              <w:jc w:val="center"/>
+              <w:pBdr>
+                <w:bottom w:val="none" w:sz="0" w:space="0" w:color="000000"/>
+                <w:top w:val="none" w:sz="0" w:space="0" w:color="000000"/>
+                <w:left w:val="none" w:sz="0" w:space="0" w:color="000000"/>
+                <w:right w:val="none" w:sz="0" w:space="0" w:color="000000"/>
+              </w:pBdr>
+              <w:spacing w:after="100" w:before="100" w:line="240"/>
+              <w:ind w:left="100" w:right="100" w:firstLine="0" w:firstLineChars="0"/>
+              <w:rPr>
+                <w:rFonts w:ascii="Helvetica" w:hAnsi="Helvetica" w:eastAsia="Helvetica" w:cs="Helvetica"/>
+                <w:i w:val="false"/>
+                <w:b w:val="false"/>
+                <w:u w:val="none"/>
+                <w:sz w:val="22"/>
+                <w:szCs w:val="22"/>
+                <w:color w:val="000000"/>
+              </w:rPr>
+            </w:pPr>
+            <w:r>
+              <w:rPr>
+                <w:rFonts w:ascii="Helvetica" w:hAnsi="Helvetica" w:eastAsia="Helvetica" w:cs="Helvetica"/>
+                <w:i w:val="false"/>
+                <w:b w:val="false"/>
+                <w:u w:val="none"/>
+                <w:sz w:val="22"/>
+                <w:szCs w:val="22"/>
+                <w:color w:val="000000"/>
+              </w:rPr>
+              <w:t xml:space="preserve">-0.57, 6.5</w:t>
+            </w:r>
+          </w:p>
+        </w:tc>
+        <w:tc>
+          <w:tcPr>
+            <w:tcBorders>
+              <w:bottom w:val="none" w:sz="0" w:space="0" w:color="000000"/>
+              <w:top w:val="none" w:sz="0" w:space="0" w:color="000000"/>
+              <w:left w:val="none" w:sz="0" w:space="0" w:color="000000"/>
+              <w:right w:val="none" w:sz="0" w:space="0" w:color="000000"/>
+            </w:tcBorders>
+            <w:shd w:val="clear" w:color="auto" w:fill="FFFFFF"/>
+            <w:tcMar>
+              <w:top w:w="0" w:type="dxa"/>
+              <w:bottom w:w="0" w:type="dxa"/>
+              <w:left w:w="0" w:type="dxa"/>
+              <w:right w:w="0" w:type="dxa"/>
+            </w:tcMar>
+            <w:vAlign w:val="top"/>
+          </w:tcPr>
+          <w:p>
+            <w:pPr>
+              <w:pStyle w:val="Normal"/>
+              <w:jc w:val="center"/>
+              <w:pBdr>
+                <w:bottom w:val="none" w:sz="0" w:space="0" w:color="000000"/>
+                <w:top w:val="none" w:sz="0" w:space="0" w:color="000000"/>
+                <w:left w:val="none" w:sz="0" w:space="0" w:color="000000"/>
+                <w:right w:val="none" w:sz="0" w:space="0" w:color="000000"/>
+              </w:pBdr>
+              <w:spacing w:after="100" w:before="100" w:line="240"/>
+              <w:ind w:left="100" w:right="100" w:firstLine="0" w:firstLineChars="0"/>
+              <w:rPr>
+                <w:rFonts w:ascii="Helvetica" w:hAnsi="Helvetica" w:eastAsia="Helvetica" w:cs="Helvetica"/>
+                <w:i w:val="false"/>
+                <w:b w:val="false"/>
+                <w:u w:val="none"/>
+                <w:sz w:val="22"/>
+                <w:szCs w:val="22"/>
+                <w:color w:val="000000"/>
+              </w:rPr>
+            </w:pPr>
+            <w:r>
+              <w:rPr>
+                <w:rFonts w:ascii="Helvetica" w:hAnsi="Helvetica" w:eastAsia="Helvetica" w:cs="Helvetica"/>
+                <w:i w:val="false"/>
+                <w:b w:val="false"/>
+                <w:u w:val="none"/>
+                <w:sz w:val="22"/>
+                <w:szCs w:val="22"/>
+                <w:color w:val="000000"/>
+              </w:rPr>
+              <w:t xml:space="preserve">0.100</w:t>
             </w:r>
           </w:p>
         </w:tc>
@@ -16533,113 +16533,113 @@
                 <w:szCs w:val="22"/>
                 <w:color w:val="000000"/>
               </w:rPr>
-              <w:t xml:space="preserve">-0.17</w:t>
-            </w:r>
-          </w:p>
-        </w:tc>
-        <w:tc>
-          <w:tcPr>
-            <w:tcBorders>
-              <w:bottom w:val="none" w:sz="0" w:space="0" w:color="000000"/>
-              <w:top w:val="none" w:sz="0" w:space="0" w:color="000000"/>
-              <w:left w:val="none" w:sz="0" w:space="0" w:color="000000"/>
-              <w:right w:val="none" w:sz="0" w:space="0" w:color="000000"/>
-            </w:tcBorders>
-            <w:shd w:val="clear" w:color="auto" w:fill="FFFFFF"/>
-            <w:tcMar>
-              <w:top w:w="0" w:type="dxa"/>
-              <w:bottom w:w="0" w:type="dxa"/>
-              <w:left w:w="0" w:type="dxa"/>
-              <w:right w:w="0" w:type="dxa"/>
-            </w:tcMar>
-            <w:vAlign w:val="top"/>
-          </w:tcPr>
-          <w:p>
-            <w:pPr>
-              <w:pStyle w:val="Normal"/>
-              <w:jc w:val="center"/>
-              <w:pBdr>
-                <w:bottom w:val="none" w:sz="0" w:space="0" w:color="000000"/>
-                <w:top w:val="none" w:sz="0" w:space="0" w:color="000000"/>
-                <w:left w:val="none" w:sz="0" w:space="0" w:color="000000"/>
-                <w:right w:val="none" w:sz="0" w:space="0" w:color="000000"/>
-              </w:pBdr>
-              <w:spacing w:after="100" w:before="100" w:line="240"/>
-              <w:ind w:left="100" w:right="100" w:firstLine="0" w:firstLineChars="0"/>
-              <w:rPr>
-                <w:rFonts w:ascii="Helvetica" w:hAnsi="Helvetica" w:eastAsia="Helvetica" w:cs="Helvetica"/>
-                <w:i w:val="false"/>
-                <w:b w:val="false"/>
-                <w:u w:val="none"/>
-                <w:sz w:val="22"/>
-                <w:szCs w:val="22"/>
-                <w:color w:val="000000"/>
-              </w:rPr>
-            </w:pPr>
-            <w:r>
-              <w:rPr>
-                <w:rFonts w:ascii="Helvetica" w:hAnsi="Helvetica" w:eastAsia="Helvetica" w:cs="Helvetica"/>
-                <w:i w:val="false"/>
-                <w:b w:val="false"/>
-                <w:u w:val="none"/>
-                <w:sz w:val="22"/>
-                <w:szCs w:val="22"/>
-                <w:color w:val="000000"/>
-              </w:rPr>
-              <w:t xml:space="preserve">-0.39, 0.06</w:t>
-            </w:r>
-          </w:p>
-        </w:tc>
-        <w:tc>
-          <w:tcPr>
-            <w:tcBorders>
-              <w:bottom w:val="none" w:sz="0" w:space="0" w:color="000000"/>
-              <w:top w:val="none" w:sz="0" w:space="0" w:color="000000"/>
-              <w:left w:val="none" w:sz="0" w:space="0" w:color="000000"/>
-              <w:right w:val="none" w:sz="0" w:space="0" w:color="000000"/>
-            </w:tcBorders>
-            <w:shd w:val="clear" w:color="auto" w:fill="FFFFFF"/>
-            <w:tcMar>
-              <w:top w:w="0" w:type="dxa"/>
-              <w:bottom w:w="0" w:type="dxa"/>
-              <w:left w:w="0" w:type="dxa"/>
-              <w:right w:w="0" w:type="dxa"/>
-            </w:tcMar>
-            <w:vAlign w:val="top"/>
-          </w:tcPr>
-          <w:p>
-            <w:pPr>
-              <w:pStyle w:val="Normal"/>
-              <w:jc w:val="center"/>
-              <w:pBdr>
-                <w:bottom w:val="none" w:sz="0" w:space="0" w:color="000000"/>
-                <w:top w:val="none" w:sz="0" w:space="0" w:color="000000"/>
-                <w:left w:val="none" w:sz="0" w:space="0" w:color="000000"/>
-                <w:right w:val="none" w:sz="0" w:space="0" w:color="000000"/>
-              </w:pBdr>
-              <w:spacing w:after="100" w:before="100" w:line="240"/>
-              <w:ind w:left="100" w:right="100" w:firstLine="0" w:firstLineChars="0"/>
-              <w:rPr>
-                <w:rFonts w:ascii="Helvetica" w:hAnsi="Helvetica" w:eastAsia="Helvetica" w:cs="Helvetica"/>
-                <w:i w:val="false"/>
-                <w:b w:val="false"/>
-                <w:u w:val="none"/>
-                <w:sz w:val="22"/>
-                <w:szCs w:val="22"/>
-                <w:color w:val="000000"/>
-              </w:rPr>
-            </w:pPr>
-            <w:r>
-              <w:rPr>
-                <w:rFonts w:ascii="Helvetica" w:hAnsi="Helvetica" w:eastAsia="Helvetica" w:cs="Helvetica"/>
-                <w:i w:val="false"/>
-                <w:b w:val="false"/>
-                <w:u w:val="none"/>
-                <w:sz w:val="22"/>
-                <w:szCs w:val="22"/>
-                <w:color w:val="000000"/>
-              </w:rPr>
-              <w:t xml:space="preserve">0.153</w:t>
+              <w:t xml:space="preserve">-0.18</w:t>
+            </w:r>
+          </w:p>
+        </w:tc>
+        <w:tc>
+          <w:tcPr>
+            <w:tcBorders>
+              <w:bottom w:val="none" w:sz="0" w:space="0" w:color="000000"/>
+              <w:top w:val="none" w:sz="0" w:space="0" w:color="000000"/>
+              <w:left w:val="none" w:sz="0" w:space="0" w:color="000000"/>
+              <w:right w:val="none" w:sz="0" w:space="0" w:color="000000"/>
+            </w:tcBorders>
+            <w:shd w:val="clear" w:color="auto" w:fill="FFFFFF"/>
+            <w:tcMar>
+              <w:top w:w="0" w:type="dxa"/>
+              <w:bottom w:w="0" w:type="dxa"/>
+              <w:left w:w="0" w:type="dxa"/>
+              <w:right w:w="0" w:type="dxa"/>
+            </w:tcMar>
+            <w:vAlign w:val="top"/>
+          </w:tcPr>
+          <w:p>
+            <w:pPr>
+              <w:pStyle w:val="Normal"/>
+              <w:jc w:val="center"/>
+              <w:pBdr>
+                <w:bottom w:val="none" w:sz="0" w:space="0" w:color="000000"/>
+                <w:top w:val="none" w:sz="0" w:space="0" w:color="000000"/>
+                <w:left w:val="none" w:sz="0" w:space="0" w:color="000000"/>
+                <w:right w:val="none" w:sz="0" w:space="0" w:color="000000"/>
+              </w:pBdr>
+              <w:spacing w:after="100" w:before="100" w:line="240"/>
+              <w:ind w:left="100" w:right="100" w:firstLine="0" w:firstLineChars="0"/>
+              <w:rPr>
+                <w:rFonts w:ascii="Helvetica" w:hAnsi="Helvetica" w:eastAsia="Helvetica" w:cs="Helvetica"/>
+                <w:i w:val="false"/>
+                <w:b w:val="false"/>
+                <w:u w:val="none"/>
+                <w:sz w:val="22"/>
+                <w:szCs w:val="22"/>
+                <w:color w:val="000000"/>
+              </w:rPr>
+            </w:pPr>
+            <w:r>
+              <w:rPr>
+                <w:rFonts w:ascii="Helvetica" w:hAnsi="Helvetica" w:eastAsia="Helvetica" w:cs="Helvetica"/>
+                <w:i w:val="false"/>
+                <w:b w:val="false"/>
+                <w:u w:val="none"/>
+                <w:sz w:val="22"/>
+                <w:szCs w:val="22"/>
+                <w:color w:val="000000"/>
+              </w:rPr>
+              <w:t xml:space="preserve">-0.40, 0.04</w:t>
+            </w:r>
+          </w:p>
+        </w:tc>
+        <w:tc>
+          <w:tcPr>
+            <w:tcBorders>
+              <w:bottom w:val="none" w:sz="0" w:space="0" w:color="000000"/>
+              <w:top w:val="none" w:sz="0" w:space="0" w:color="000000"/>
+              <w:left w:val="none" w:sz="0" w:space="0" w:color="000000"/>
+              <w:right w:val="none" w:sz="0" w:space="0" w:color="000000"/>
+            </w:tcBorders>
+            <w:shd w:val="clear" w:color="auto" w:fill="FFFFFF"/>
+            <w:tcMar>
+              <w:top w:w="0" w:type="dxa"/>
+              <w:bottom w:w="0" w:type="dxa"/>
+              <w:left w:w="0" w:type="dxa"/>
+              <w:right w:w="0" w:type="dxa"/>
+            </w:tcMar>
+            <w:vAlign w:val="top"/>
+          </w:tcPr>
+          <w:p>
+            <w:pPr>
+              <w:pStyle w:val="Normal"/>
+              <w:jc w:val="center"/>
+              <w:pBdr>
+                <w:bottom w:val="none" w:sz="0" w:space="0" w:color="000000"/>
+                <w:top w:val="none" w:sz="0" w:space="0" w:color="000000"/>
+                <w:left w:val="none" w:sz="0" w:space="0" w:color="000000"/>
+                <w:right w:val="none" w:sz="0" w:space="0" w:color="000000"/>
+              </w:pBdr>
+              <w:spacing w:after="100" w:before="100" w:line="240"/>
+              <w:ind w:left="100" w:right="100" w:firstLine="0" w:firstLineChars="0"/>
+              <w:rPr>
+                <w:rFonts w:ascii="Helvetica" w:hAnsi="Helvetica" w:eastAsia="Helvetica" w:cs="Helvetica"/>
+                <w:i w:val="false"/>
+                <w:b w:val="false"/>
+                <w:u w:val="none"/>
+                <w:sz w:val="22"/>
+                <w:szCs w:val="22"/>
+                <w:color w:val="000000"/>
+              </w:rPr>
+            </w:pPr>
+            <w:r>
+              <w:rPr>
+                <w:rFonts w:ascii="Helvetica" w:hAnsi="Helvetica" w:eastAsia="Helvetica" w:cs="Helvetica"/>
+                <w:i w:val="false"/>
+                <w:b w:val="false"/>
+                <w:u w:val="none"/>
+                <w:sz w:val="22"/>
+                <w:szCs w:val="22"/>
+                <w:color w:val="000000"/>
+              </w:rPr>
+              <w:t xml:space="preserve">0.114</w:t>
             </w:r>
           </w:p>
         </w:tc>
@@ -17016,113 +17016,113 @@
                 <w:szCs w:val="22"/>
                 <w:color w:val="000000"/>
               </w:rPr>
-              <w:t xml:space="preserve">0.97</w:t>
-            </w:r>
-          </w:p>
-        </w:tc>
-        <w:tc>
-          <w:tcPr>
-            <w:tcBorders>
-              <w:bottom w:val="none" w:sz="0" w:space="0" w:color="000000"/>
-              <w:top w:val="none" w:sz="0" w:space="0" w:color="000000"/>
-              <w:left w:val="none" w:sz="0" w:space="0" w:color="000000"/>
-              <w:right w:val="none" w:sz="0" w:space="0" w:color="000000"/>
-            </w:tcBorders>
-            <w:shd w:val="clear" w:color="auto" w:fill="FFFFFF"/>
-            <w:tcMar>
-              <w:top w:w="0" w:type="dxa"/>
-              <w:bottom w:w="0" w:type="dxa"/>
-              <w:left w:w="0" w:type="dxa"/>
-              <w:right w:w="0" w:type="dxa"/>
-            </w:tcMar>
-            <w:vAlign w:val="top"/>
-          </w:tcPr>
-          <w:p>
-            <w:pPr>
-              <w:pStyle w:val="Normal"/>
-              <w:jc w:val="center"/>
-              <w:pBdr>
-                <w:bottom w:val="none" w:sz="0" w:space="0" w:color="000000"/>
-                <w:top w:val="none" w:sz="0" w:space="0" w:color="000000"/>
-                <w:left w:val="none" w:sz="0" w:space="0" w:color="000000"/>
-                <w:right w:val="none" w:sz="0" w:space="0" w:color="000000"/>
-              </w:pBdr>
-              <w:spacing w:after="100" w:before="100" w:line="240"/>
-              <w:ind w:left="100" w:right="100" w:firstLine="0" w:firstLineChars="0"/>
-              <w:rPr>
-                <w:rFonts w:ascii="Helvetica" w:hAnsi="Helvetica" w:eastAsia="Helvetica" w:cs="Helvetica"/>
-                <w:i w:val="false"/>
-                <w:b w:val="false"/>
-                <w:u w:val="none"/>
-                <w:sz w:val="22"/>
-                <w:szCs w:val="22"/>
-                <w:color w:val="000000"/>
-              </w:rPr>
-            </w:pPr>
-            <w:r>
-              <w:rPr>
-                <w:rFonts w:ascii="Helvetica" w:hAnsi="Helvetica" w:eastAsia="Helvetica" w:cs="Helvetica"/>
-                <w:i w:val="false"/>
-                <w:b w:val="false"/>
-                <w:u w:val="none"/>
-                <w:sz w:val="22"/>
-                <w:szCs w:val="22"/>
-                <w:color w:val="000000"/>
-              </w:rPr>
-              <w:t xml:space="preserve">-1.9, 3.8</w:t>
-            </w:r>
-          </w:p>
-        </w:tc>
-        <w:tc>
-          <w:tcPr>
-            <w:tcBorders>
-              <w:bottom w:val="none" w:sz="0" w:space="0" w:color="000000"/>
-              <w:top w:val="none" w:sz="0" w:space="0" w:color="000000"/>
-              <w:left w:val="none" w:sz="0" w:space="0" w:color="000000"/>
-              <w:right w:val="none" w:sz="0" w:space="0" w:color="000000"/>
-            </w:tcBorders>
-            <w:shd w:val="clear" w:color="auto" w:fill="FFFFFF"/>
-            <w:tcMar>
-              <w:top w:w="0" w:type="dxa"/>
-              <w:bottom w:w="0" w:type="dxa"/>
-              <w:left w:w="0" w:type="dxa"/>
-              <w:right w:w="0" w:type="dxa"/>
-            </w:tcMar>
-            <w:vAlign w:val="top"/>
-          </w:tcPr>
-          <w:p>
-            <w:pPr>
-              <w:pStyle w:val="Normal"/>
-              <w:jc w:val="center"/>
-              <w:pBdr>
-                <w:bottom w:val="none" w:sz="0" w:space="0" w:color="000000"/>
-                <w:top w:val="none" w:sz="0" w:space="0" w:color="000000"/>
-                <w:left w:val="none" w:sz="0" w:space="0" w:color="000000"/>
-                <w:right w:val="none" w:sz="0" w:space="0" w:color="000000"/>
-              </w:pBdr>
-              <w:spacing w:after="100" w:before="100" w:line="240"/>
-              <w:ind w:left="100" w:right="100" w:firstLine="0" w:firstLineChars="0"/>
-              <w:rPr>
-                <w:rFonts w:ascii="Helvetica" w:hAnsi="Helvetica" w:eastAsia="Helvetica" w:cs="Helvetica"/>
-                <w:i w:val="false"/>
-                <w:b w:val="false"/>
-                <w:u w:val="none"/>
-                <w:sz w:val="22"/>
-                <w:szCs w:val="22"/>
-                <w:color w:val="000000"/>
-              </w:rPr>
-            </w:pPr>
-            <w:r>
-              <w:rPr>
-                <w:rFonts w:ascii="Helvetica" w:hAnsi="Helvetica" w:eastAsia="Helvetica" w:cs="Helvetica"/>
-                <w:i w:val="false"/>
-                <w:b w:val="false"/>
-                <w:u w:val="none"/>
-                <w:sz w:val="22"/>
-                <w:szCs w:val="22"/>
-                <w:color w:val="000000"/>
-              </w:rPr>
-              <w:t xml:space="preserve">0.508</w:t>
+              <w:t xml:space="preserve">1.2</w:t>
+            </w:r>
+          </w:p>
+        </w:tc>
+        <w:tc>
+          <w:tcPr>
+            <w:tcBorders>
+              <w:bottom w:val="none" w:sz="0" w:space="0" w:color="000000"/>
+              <w:top w:val="none" w:sz="0" w:space="0" w:color="000000"/>
+              <w:left w:val="none" w:sz="0" w:space="0" w:color="000000"/>
+              <w:right w:val="none" w:sz="0" w:space="0" w:color="000000"/>
+            </w:tcBorders>
+            <w:shd w:val="clear" w:color="auto" w:fill="FFFFFF"/>
+            <w:tcMar>
+              <w:top w:w="0" w:type="dxa"/>
+              <w:bottom w:w="0" w:type="dxa"/>
+              <w:left w:w="0" w:type="dxa"/>
+              <w:right w:w="0" w:type="dxa"/>
+            </w:tcMar>
+            <w:vAlign w:val="top"/>
+          </w:tcPr>
+          <w:p>
+            <w:pPr>
+              <w:pStyle w:val="Normal"/>
+              <w:jc w:val="center"/>
+              <w:pBdr>
+                <w:bottom w:val="none" w:sz="0" w:space="0" w:color="000000"/>
+                <w:top w:val="none" w:sz="0" w:space="0" w:color="000000"/>
+                <w:left w:val="none" w:sz="0" w:space="0" w:color="000000"/>
+                <w:right w:val="none" w:sz="0" w:space="0" w:color="000000"/>
+              </w:pBdr>
+              <w:spacing w:after="100" w:before="100" w:line="240"/>
+              <w:ind w:left="100" w:right="100" w:firstLine="0" w:firstLineChars="0"/>
+              <w:rPr>
+                <w:rFonts w:ascii="Helvetica" w:hAnsi="Helvetica" w:eastAsia="Helvetica" w:cs="Helvetica"/>
+                <w:i w:val="false"/>
+                <w:b w:val="false"/>
+                <w:u w:val="none"/>
+                <w:sz w:val="22"/>
+                <w:szCs w:val="22"/>
+                <w:color w:val="000000"/>
+              </w:rPr>
+            </w:pPr>
+            <w:r>
+              <w:rPr>
+                <w:rFonts w:ascii="Helvetica" w:hAnsi="Helvetica" w:eastAsia="Helvetica" w:cs="Helvetica"/>
+                <w:i w:val="false"/>
+                <w:b w:val="false"/>
+                <w:u w:val="none"/>
+                <w:sz w:val="22"/>
+                <w:szCs w:val="22"/>
+                <w:color w:val="000000"/>
+              </w:rPr>
+              <w:t xml:space="preserve">-1.6, 4.1</w:t>
+            </w:r>
+          </w:p>
+        </w:tc>
+        <w:tc>
+          <w:tcPr>
+            <w:tcBorders>
+              <w:bottom w:val="none" w:sz="0" w:space="0" w:color="000000"/>
+              <w:top w:val="none" w:sz="0" w:space="0" w:color="000000"/>
+              <w:left w:val="none" w:sz="0" w:space="0" w:color="000000"/>
+              <w:right w:val="none" w:sz="0" w:space="0" w:color="000000"/>
+            </w:tcBorders>
+            <w:shd w:val="clear" w:color="auto" w:fill="FFFFFF"/>
+            <w:tcMar>
+              <w:top w:w="0" w:type="dxa"/>
+              <w:bottom w:w="0" w:type="dxa"/>
+              <w:left w:w="0" w:type="dxa"/>
+              <w:right w:w="0" w:type="dxa"/>
+            </w:tcMar>
+            <w:vAlign w:val="top"/>
+          </w:tcPr>
+          <w:p>
+            <w:pPr>
+              <w:pStyle w:val="Normal"/>
+              <w:jc w:val="center"/>
+              <w:pBdr>
+                <w:bottom w:val="none" w:sz="0" w:space="0" w:color="000000"/>
+                <w:top w:val="none" w:sz="0" w:space="0" w:color="000000"/>
+                <w:left w:val="none" w:sz="0" w:space="0" w:color="000000"/>
+                <w:right w:val="none" w:sz="0" w:space="0" w:color="000000"/>
+              </w:pBdr>
+              <w:spacing w:after="100" w:before="100" w:line="240"/>
+              <w:ind w:left="100" w:right="100" w:firstLine="0" w:firstLineChars="0"/>
+              <w:rPr>
+                <w:rFonts w:ascii="Helvetica" w:hAnsi="Helvetica" w:eastAsia="Helvetica" w:cs="Helvetica"/>
+                <w:i w:val="false"/>
+                <w:b w:val="false"/>
+                <w:u w:val="none"/>
+                <w:sz w:val="22"/>
+                <w:szCs w:val="22"/>
+                <w:color w:val="000000"/>
+              </w:rPr>
+            </w:pPr>
+            <w:r>
+              <w:rPr>
+                <w:rFonts w:ascii="Helvetica" w:hAnsi="Helvetica" w:eastAsia="Helvetica" w:cs="Helvetica"/>
+                <w:i w:val="false"/>
+                <w:b w:val="false"/>
+                <w:u w:val="none"/>
+                <w:sz w:val="22"/>
+                <w:szCs w:val="22"/>
+                <w:color w:val="000000"/>
+              </w:rPr>
+              <w:t xml:space="preserve">0.394</w:t>
             </w:r>
           </w:p>
         </w:tc>
@@ -17499,113 +17499,113 @@
                 <w:szCs w:val="22"/>
                 <w:color w:val="000000"/>
               </w:rPr>
-              <w:t xml:space="preserve">0.90</w:t>
-            </w:r>
-          </w:p>
-        </w:tc>
-        <w:tc>
-          <w:tcPr>
-            <w:tcBorders>
-              <w:bottom w:val="none" w:sz="0" w:space="0" w:color="000000"/>
-              <w:top w:val="none" w:sz="0" w:space="0" w:color="000000"/>
-              <w:left w:val="none" w:sz="0" w:space="0" w:color="000000"/>
-              <w:right w:val="none" w:sz="0" w:space="0" w:color="000000"/>
-            </w:tcBorders>
-            <w:shd w:val="clear" w:color="auto" w:fill="FFFFFF"/>
-            <w:tcMar>
-              <w:top w:w="0" w:type="dxa"/>
-              <w:bottom w:w="0" w:type="dxa"/>
-              <w:left w:w="0" w:type="dxa"/>
-              <w:right w:w="0" w:type="dxa"/>
-            </w:tcMar>
-            <w:vAlign w:val="top"/>
-          </w:tcPr>
-          <w:p>
-            <w:pPr>
-              <w:pStyle w:val="Normal"/>
-              <w:jc w:val="center"/>
-              <w:pBdr>
-                <w:bottom w:val="none" w:sz="0" w:space="0" w:color="000000"/>
-                <w:top w:val="none" w:sz="0" w:space="0" w:color="000000"/>
-                <w:left w:val="none" w:sz="0" w:space="0" w:color="000000"/>
-                <w:right w:val="none" w:sz="0" w:space="0" w:color="000000"/>
-              </w:pBdr>
-              <w:spacing w:after="100" w:before="100" w:line="240"/>
-              <w:ind w:left="100" w:right="100" w:firstLine="0" w:firstLineChars="0"/>
-              <w:rPr>
-                <w:rFonts w:ascii="Helvetica" w:hAnsi="Helvetica" w:eastAsia="Helvetica" w:cs="Helvetica"/>
-                <w:i w:val="false"/>
-                <w:b w:val="false"/>
-                <w:u w:val="none"/>
-                <w:sz w:val="22"/>
-                <w:szCs w:val="22"/>
-                <w:color w:val="000000"/>
-              </w:rPr>
-            </w:pPr>
-            <w:r>
-              <w:rPr>
-                <w:rFonts w:ascii="Helvetica" w:hAnsi="Helvetica" w:eastAsia="Helvetica" w:cs="Helvetica"/>
-                <w:i w:val="false"/>
-                <w:b w:val="false"/>
-                <w:u w:val="none"/>
-                <w:sz w:val="22"/>
-                <w:szCs w:val="22"/>
-                <w:color w:val="000000"/>
-              </w:rPr>
-              <w:t xml:space="preserve">-2.5, 4.3</w:t>
-            </w:r>
-          </w:p>
-        </w:tc>
-        <w:tc>
-          <w:tcPr>
-            <w:tcBorders>
-              <w:bottom w:val="none" w:sz="0" w:space="0" w:color="000000"/>
-              <w:top w:val="none" w:sz="0" w:space="0" w:color="000000"/>
-              <w:left w:val="none" w:sz="0" w:space="0" w:color="000000"/>
-              <w:right w:val="none" w:sz="0" w:space="0" w:color="000000"/>
-            </w:tcBorders>
-            <w:shd w:val="clear" w:color="auto" w:fill="FFFFFF"/>
-            <w:tcMar>
-              <w:top w:w="0" w:type="dxa"/>
-              <w:bottom w:w="0" w:type="dxa"/>
-              <w:left w:w="0" w:type="dxa"/>
-              <w:right w:w="0" w:type="dxa"/>
-            </w:tcMar>
-            <w:vAlign w:val="top"/>
-          </w:tcPr>
-          <w:p>
-            <w:pPr>
-              <w:pStyle w:val="Normal"/>
-              <w:jc w:val="center"/>
-              <w:pBdr>
-                <w:bottom w:val="none" w:sz="0" w:space="0" w:color="000000"/>
-                <w:top w:val="none" w:sz="0" w:space="0" w:color="000000"/>
-                <w:left w:val="none" w:sz="0" w:space="0" w:color="000000"/>
-                <w:right w:val="none" w:sz="0" w:space="0" w:color="000000"/>
-              </w:pBdr>
-              <w:spacing w:after="100" w:before="100" w:line="240"/>
-              <w:ind w:left="100" w:right="100" w:firstLine="0" w:firstLineChars="0"/>
-              <w:rPr>
-                <w:rFonts w:ascii="Helvetica" w:hAnsi="Helvetica" w:eastAsia="Helvetica" w:cs="Helvetica"/>
-                <w:i w:val="false"/>
-                <w:b w:val="false"/>
-                <w:u w:val="none"/>
-                <w:sz w:val="22"/>
-                <w:szCs w:val="22"/>
-                <w:color w:val="000000"/>
-              </w:rPr>
-            </w:pPr>
-            <w:r>
-              <w:rPr>
-                <w:rFonts w:ascii="Helvetica" w:hAnsi="Helvetica" w:eastAsia="Helvetica" w:cs="Helvetica"/>
-                <w:i w:val="false"/>
-                <w:b w:val="false"/>
-                <w:u w:val="none"/>
-                <w:sz w:val="22"/>
-                <w:szCs w:val="22"/>
-                <w:color w:val="000000"/>
-              </w:rPr>
-              <w:t xml:space="preserve">0.597</w:t>
+              <w:t xml:space="preserve">0.48</w:t>
+            </w:r>
+          </w:p>
+        </w:tc>
+        <w:tc>
+          <w:tcPr>
+            <w:tcBorders>
+              <w:bottom w:val="none" w:sz="0" w:space="0" w:color="000000"/>
+              <w:top w:val="none" w:sz="0" w:space="0" w:color="000000"/>
+              <w:left w:val="none" w:sz="0" w:space="0" w:color="000000"/>
+              <w:right w:val="none" w:sz="0" w:space="0" w:color="000000"/>
+            </w:tcBorders>
+            <w:shd w:val="clear" w:color="auto" w:fill="FFFFFF"/>
+            <w:tcMar>
+              <w:top w:w="0" w:type="dxa"/>
+              <w:bottom w:w="0" w:type="dxa"/>
+              <w:left w:w="0" w:type="dxa"/>
+              <w:right w:w="0" w:type="dxa"/>
+            </w:tcMar>
+            <w:vAlign w:val="top"/>
+          </w:tcPr>
+          <w:p>
+            <w:pPr>
+              <w:pStyle w:val="Normal"/>
+              <w:jc w:val="center"/>
+              <w:pBdr>
+                <w:bottom w:val="none" w:sz="0" w:space="0" w:color="000000"/>
+                <w:top w:val="none" w:sz="0" w:space="0" w:color="000000"/>
+                <w:left w:val="none" w:sz="0" w:space="0" w:color="000000"/>
+                <w:right w:val="none" w:sz="0" w:space="0" w:color="000000"/>
+              </w:pBdr>
+              <w:spacing w:after="100" w:before="100" w:line="240"/>
+              <w:ind w:left="100" w:right="100" w:firstLine="0" w:firstLineChars="0"/>
+              <w:rPr>
+                <w:rFonts w:ascii="Helvetica" w:hAnsi="Helvetica" w:eastAsia="Helvetica" w:cs="Helvetica"/>
+                <w:i w:val="false"/>
+                <w:b w:val="false"/>
+                <w:u w:val="none"/>
+                <w:sz w:val="22"/>
+                <w:szCs w:val="22"/>
+                <w:color w:val="000000"/>
+              </w:rPr>
+            </w:pPr>
+            <w:r>
+              <w:rPr>
+                <w:rFonts w:ascii="Helvetica" w:hAnsi="Helvetica" w:eastAsia="Helvetica" w:cs="Helvetica"/>
+                <w:i w:val="false"/>
+                <w:b w:val="false"/>
+                <w:u w:val="none"/>
+                <w:sz w:val="22"/>
+                <w:szCs w:val="22"/>
+                <w:color w:val="000000"/>
+              </w:rPr>
+              <w:t xml:space="preserve">-2.8, 3.8</w:t>
+            </w:r>
+          </w:p>
+        </w:tc>
+        <w:tc>
+          <w:tcPr>
+            <w:tcBorders>
+              <w:bottom w:val="none" w:sz="0" w:space="0" w:color="000000"/>
+              <w:top w:val="none" w:sz="0" w:space="0" w:color="000000"/>
+              <w:left w:val="none" w:sz="0" w:space="0" w:color="000000"/>
+              <w:right w:val="none" w:sz="0" w:space="0" w:color="000000"/>
+            </w:tcBorders>
+            <w:shd w:val="clear" w:color="auto" w:fill="FFFFFF"/>
+            <w:tcMar>
+              <w:top w:w="0" w:type="dxa"/>
+              <w:bottom w:w="0" w:type="dxa"/>
+              <w:left w:w="0" w:type="dxa"/>
+              <w:right w:w="0" w:type="dxa"/>
+            </w:tcMar>
+            <w:vAlign w:val="top"/>
+          </w:tcPr>
+          <w:p>
+            <w:pPr>
+              <w:pStyle w:val="Normal"/>
+              <w:jc w:val="center"/>
+              <w:pBdr>
+                <w:bottom w:val="none" w:sz="0" w:space="0" w:color="000000"/>
+                <w:top w:val="none" w:sz="0" w:space="0" w:color="000000"/>
+                <w:left w:val="none" w:sz="0" w:space="0" w:color="000000"/>
+                <w:right w:val="none" w:sz="0" w:space="0" w:color="000000"/>
+              </w:pBdr>
+              <w:spacing w:after="100" w:before="100" w:line="240"/>
+              <w:ind w:left="100" w:right="100" w:firstLine="0" w:firstLineChars="0"/>
+              <w:rPr>
+                <w:rFonts w:ascii="Helvetica" w:hAnsi="Helvetica" w:eastAsia="Helvetica" w:cs="Helvetica"/>
+                <w:i w:val="false"/>
+                <w:b w:val="false"/>
+                <w:u w:val="none"/>
+                <w:sz w:val="22"/>
+                <w:szCs w:val="22"/>
+                <w:color w:val="000000"/>
+              </w:rPr>
+            </w:pPr>
+            <w:r>
+              <w:rPr>
+                <w:rFonts w:ascii="Helvetica" w:hAnsi="Helvetica" w:eastAsia="Helvetica" w:cs="Helvetica"/>
+                <w:i w:val="false"/>
+                <w:b w:val="false"/>
+                <w:u w:val="none"/>
+                <w:sz w:val="22"/>
+                <w:szCs w:val="22"/>
+                <w:color w:val="000000"/>
+              </w:rPr>
+              <w:t xml:space="preserve">0.774</w:t>
             </w:r>
           </w:p>
         </w:tc>
@@ -17664,7 +17664,7 @@
                 <w:szCs w:val="22"/>
                 <w:color w:val="000000"/>
               </w:rPr>
-              <w:t xml:space="preserve">ckd_epi_gfr_cre_cys</w:t>
+              <w:t xml:space="preserve">baseline_cre_egfr</w:t>
             </w:r>
           </w:p>
         </w:tc>
@@ -17770,7 +17770,7 @@
                 <w:szCs w:val="22"/>
                 <w:color w:val="000000"/>
               </w:rPr>
-              <w:t xml:space="preserve">-0.08</w:t>
+              <w:t xml:space="preserve">-0.17</w:t>
             </w:r>
           </w:p>
         </w:tc>
@@ -17823,7 +17823,7 @@
                 <w:szCs w:val="22"/>
                 <w:color w:val="000000"/>
               </w:rPr>
-              <w:t xml:space="preserve">-0.14, -0.02</w:t>
+              <w:t xml:space="preserve">-0.24, -0.10</w:t>
             </w:r>
           </w:p>
         </w:tc>
@@ -17876,7 +17876,7 @@
                 <w:szCs w:val="22"/>
                 <w:color w:val="000000"/>
               </w:rPr>
-              <w:t xml:space="preserve">0.012</w:t>
+              <w:t xml:space="preserve">&lt;0.001</w:t>
             </w:r>
           </w:p>
         </w:tc>
@@ -17982,7 +17982,7 @@
                 <w:szCs w:val="22"/>
                 <w:color w:val="000000"/>
               </w:rPr>
-              <w:t xml:space="preserve">-0.16</w:t>
+              <w:t xml:space="preserve">-0.23</w:t>
             </w:r>
           </w:p>
         </w:tc>
@@ -18035,7 +18035,7 @@
                 <w:szCs w:val="22"/>
                 <w:color w:val="000000"/>
               </w:rPr>
-              <w:t xml:space="preserve">-0.24, -0.08</w:t>
+              <w:t xml:space="preserve">-0.31, -0.15</w:t>
             </w:r>
           </w:p>
         </w:tc>
